--- a/fuentes/33130245_CF2_DI.docx
+++ b/fuentes/33130245_CF2_DI.docx
@@ -1,6 +1,6 @@
 
 <file path=word/document.xml><?xml version="1.0" encoding="utf-8"?>
-<w:document xmlns:wpc="http://schemas.microsoft.com/office/word/2010/wordprocessingCanvas" xmlns:cx="http://schemas.microsoft.com/office/drawing/2014/chartex" xmlns:mc="http://schemas.openxmlformats.org/markup-compatibility/2006" xmlns:o="urn:schemas-microsoft-com:office:office" xmlns:r="http://schemas.openxmlformats.org/officeDocument/2006/relationships" xmlns:m="http://schemas.openxmlformats.org/officeDocument/2006/math" xmlns:v="urn:schemas-microsoft-com:vml" xmlns:wp14="http://schemas.microsoft.com/office/word/2010/wordprocessingDrawing" xmlns:wp="http://schemas.openxmlformats.org/drawingml/2006/wordprocessingDrawing" xmlns:w10="urn:schemas-microsoft-com:office:word" xmlns:w="http://schemas.openxmlformats.org/wordprocessingml/2006/main" xmlns:w14="http://schemas.microsoft.com/office/word/2010/wordml" xmlns:w15="http://schemas.microsoft.com/office/word/2012/wordml" xmlns:w16se="http://schemas.microsoft.com/office/word/2015/wordml/symex" xmlns:wpg="http://schemas.microsoft.com/office/word/2010/wordprocessingGroup" xmlns:wpi="http://schemas.microsoft.com/office/word/2010/wordprocessingInk" xmlns:wne="http://schemas.microsoft.com/office/word/2006/wordml" xmlns:wps="http://schemas.microsoft.com/office/word/2010/wordprocessingShape" mc:Ignorable="w14 w15 w16se wp14">
+<w:document xmlns:wpc="http://schemas.microsoft.com/office/word/2010/wordprocessingCanvas" xmlns:cx="http://schemas.microsoft.com/office/drawing/2014/chartex" xmlns:cx1="http://schemas.microsoft.com/office/drawing/2015/9/8/chartex" xmlns:cx2="http://schemas.microsoft.com/office/drawing/2015/10/21/chartex" xmlns:cx3="http://schemas.microsoft.com/office/drawing/2016/5/9/chartex" xmlns:cx4="http://schemas.microsoft.com/office/drawing/2016/5/10/chartex" xmlns:cx5="http://schemas.microsoft.com/office/drawing/2016/5/11/chartex" xmlns:cx6="http://schemas.microsoft.com/office/drawing/2016/5/12/chartex" xmlns:cx7="http://schemas.microsoft.com/office/drawing/2016/5/13/chartex" xmlns:cx8="http://schemas.microsoft.com/office/drawing/2016/5/14/chartex" xmlns:mc="http://schemas.openxmlformats.org/markup-compatibility/2006" xmlns:m="http://schemas.openxmlformats.org/officeDocument/2006/math" xmlns:aink="http://schemas.microsoft.com/office/drawing/2016/ink" xmlns:am3d="http://schemas.microsoft.com/office/drawing/2017/model3d" xmlns:oel="http://schemas.microsoft.com/office/2019/extlst" xmlns:r="http://schemas.openxmlformats.org/officeDocument/2006/relationships" xmlns:wp14="http://schemas.microsoft.com/office/word/2010/wordprocessingDrawing" xmlns:wp="http://schemas.openxmlformats.org/drawingml/2006/wordprocessingDrawing" xmlns:wpg="http://schemas.microsoft.com/office/word/2010/wordprocessingGroup" xmlns:wpi="http://schemas.microsoft.com/office/word/2010/wordprocessingInk" xmlns:wps="http://schemas.microsoft.com/office/word/2010/wordprocessingShape" xmlns:o="urn:schemas-microsoft-com:office:office" xmlns:v="urn:schemas-microsoft-com:vml" xmlns:w10="urn:schemas-microsoft-com:office:word" xmlns:w="http://schemas.openxmlformats.org/wordprocessingml/2006/main" xmlns:w14="http://schemas.microsoft.com/office/word/2010/wordml" xmlns:w15="http://schemas.microsoft.com/office/word/2012/wordml" xmlns:w16cex="http://schemas.microsoft.com/office/word/2018/wordml/cex" xmlns:w16cid="http://schemas.microsoft.com/office/word/2016/wordml/cid" xmlns:w16="http://schemas.microsoft.com/office/word/2018/wordml" xmlns:w16sdtdh="http://schemas.microsoft.com/office/word/2020/wordml/sdtdatahash" xmlns:w16sdtfl="http://schemas.microsoft.com/office/word/2024/wordml/sdtformatlock" xmlns:w16se="http://schemas.microsoft.com/office/word/2015/wordml/symex" xmlns:w16du="http://schemas.microsoft.com/office/word/2023/wordml/word16du" xmlns:wne="http://schemas.microsoft.com/office/word/2006/wordml" mc:Ignorable="w14 w15 w16se w16cid w16 w16cex w16sdtdh w16sdtfl w16du wp14">
   <w:body>
     <w:p>
       <w:pPr>
@@ -1271,8 +1271,6 @@
                               </w:rPr>
                               <w:t>33130245</w:t>
                             </w:r>
-                            <w:bookmarkStart w:id="0" w:name="_GoBack"/>
-                            <w:bookmarkEnd w:id="0"/>
                           </w:p>
                         </w:txbxContent>
                       </wps:txbx>
@@ -1520,7 +1518,7 @@
         </w:rPr>
         <w:t xml:space="preserve">Desde esta perspectiva, la estrategia impulsa la reconstrucción de redes de apoyo, la adaptación cultural y la inclusión comunitaria, reconociendo que estos elementos resultan fundamentales para garantizar el bienestar psicosocial y el restablecimiento de derechos. También promueve el fortalecimiento de capacidades individuales y colectivas, entendiendo la migración como un proceso que involucra transformaciones profundas en la vida de las personas y en las dinámicas </w:t>
       </w:r>
-      <w:commentRangeStart w:id="2"/>
+      <w:commentRangeStart w:id="0"/>
       <w:r>
         <w:rPr>
           <w:bCs/>
@@ -1530,12 +1528,16 @@
         </w:rPr>
         <w:t>comunitarias</w:t>
       </w:r>
-      <w:commentRangeEnd w:id="2"/>
+      <w:commentRangeEnd w:id="0"/>
       <w:r>
         <w:rPr>
           <w:rStyle w:val="Refdecomentario"/>
-        </w:rPr>
-        <w:commentReference w:id="2"/>
+          <w:bCs/>
+          <w:color w:val="000000" w:themeColor="text1"/>
+          <w:sz w:val="20"/>
+          <w:szCs w:val="20"/>
+        </w:rPr>
+        <w:commentReference w:id="0"/>
       </w:r>
       <w:r>
         <w:rPr>
@@ -1827,7 +1829,7 @@
         </w:rPr>
         <w:t xml:space="preserve">Estructura de la Estrategia Integral de Acompañamiento </w:t>
       </w:r>
-      <w:commentRangeStart w:id="3"/>
+      <w:commentRangeStart w:id="1"/>
       <w:r>
         <w:rPr>
           <w:bCs/>
@@ -1838,12 +1840,16 @@
         </w:rPr>
         <w:t>Psicosocial</w:t>
       </w:r>
-      <w:commentRangeEnd w:id="3"/>
+      <w:commentRangeEnd w:id="1"/>
       <w:r>
         <w:rPr>
           <w:rStyle w:val="Refdecomentario"/>
-        </w:rPr>
-        <w:commentReference w:id="3"/>
+          <w:bCs/>
+          <w:color w:val="000000" w:themeColor="text1"/>
+          <w:sz w:val="20"/>
+          <w:szCs w:val="20"/>
+        </w:rPr>
+        <w:commentReference w:id="1"/>
       </w:r>
     </w:p>
     <w:p>
@@ -1869,7 +1875,7 @@
             <wp:cNvGraphicFramePr/>
             <a:graphic xmlns:a="http://schemas.openxmlformats.org/drawingml/2006/main">
               <a:graphicData uri="http://schemas.openxmlformats.org/drawingml/2006/diagram">
-                <dgm:relIds xmlns:dgm="http://schemas.openxmlformats.org/drawingml/2006/diagram" xmlns:r="http://schemas.openxmlformats.org/officeDocument/2006/relationships" r:dm="rId14" r:lo="rId15" r:qs="rId16" r:cs="rId17"/>
+                <dgm:relIds xmlns:dgm="http://schemas.openxmlformats.org/drawingml/2006/diagram" xmlns:r="http://schemas.openxmlformats.org/officeDocument/2006/relationships" r:dm="rId15" r:lo="rId16" r:qs="rId17" r:cs="rId18"/>
               </a:graphicData>
             </a:graphic>
           </wp:inline>
@@ -3784,7 +3790,7 @@
         </w:rPr>
         <w:t xml:space="preserve">Etapas de la intervención </w:t>
       </w:r>
-      <w:commentRangeStart w:id="4"/>
+      <w:commentRangeStart w:id="2"/>
       <w:r>
         <w:rPr>
           <w:bCs/>
@@ -3795,12 +3801,16 @@
         </w:rPr>
         <w:t>psicosocial</w:t>
       </w:r>
-      <w:commentRangeEnd w:id="4"/>
+      <w:commentRangeEnd w:id="2"/>
       <w:r>
         <w:rPr>
           <w:rStyle w:val="Refdecomentario"/>
-        </w:rPr>
-        <w:commentReference w:id="4"/>
+          <w:bCs/>
+          <w:color w:val="000000" w:themeColor="text1"/>
+          <w:sz w:val="20"/>
+          <w:szCs w:val="20"/>
+        </w:rPr>
+        <w:commentReference w:id="2"/>
       </w:r>
     </w:p>
     <w:p>
@@ -3830,7 +3840,7 @@
             <wp:cNvGraphicFramePr/>
             <a:graphic xmlns:a="http://schemas.openxmlformats.org/drawingml/2006/main">
               <a:graphicData uri="http://schemas.openxmlformats.org/drawingml/2006/diagram">
-                <dgm:relIds xmlns:dgm="http://schemas.openxmlformats.org/drawingml/2006/diagram" xmlns:r="http://schemas.openxmlformats.org/officeDocument/2006/relationships" r:dm="rId19" r:lo="rId20" r:qs="rId21" r:cs="rId22"/>
+                <dgm:relIds xmlns:dgm="http://schemas.openxmlformats.org/drawingml/2006/diagram" xmlns:r="http://schemas.openxmlformats.org/officeDocument/2006/relationships" r:dm="rId20" r:lo="rId21" r:qs="rId22" r:cs="rId23"/>
               </a:graphicData>
             </a:graphic>
           </wp:inline>
@@ -7127,7 +7137,7 @@
             <wp:cNvGraphicFramePr/>
             <a:graphic xmlns:a="http://schemas.openxmlformats.org/drawingml/2006/main">
               <a:graphicData uri="http://schemas.openxmlformats.org/drawingml/2006/diagram">
-                <dgm:relIds xmlns:dgm="http://schemas.openxmlformats.org/drawingml/2006/diagram" xmlns:r="http://schemas.openxmlformats.org/officeDocument/2006/relationships" r:dm="rId24" r:lo="rId25" r:qs="rId26" r:cs="rId27"/>
+                <dgm:relIds xmlns:dgm="http://schemas.openxmlformats.org/drawingml/2006/diagram" xmlns:r="http://schemas.openxmlformats.org/officeDocument/2006/relationships" r:dm="rId25" r:lo="rId26" r:qs="rId27" r:cs="rId28"/>
               </a:graphicData>
             </a:graphic>
           </wp:inline>
@@ -7388,7 +7398,7 @@
         </w:rPr>
         <w:t xml:space="preserve">Este componente formativo aborda la estrategia de acompañamiento psicosocial para población migrante, presentando sus fundamentos conceptuales, principios éticos y actores clave que participan en la intervención. Se exploran las etapas y fases del acompañamiento, así como las herramientas metodológicas y la coordinación interinstitucional necesarias para su implementación efectiva en contextos de movilidad humana. Además, se analiza el marco normativo que respalda la estrategia, incluyendo políticas nacionales e internacionales, lineamientos del Ministerio de Salud y Protección Social, y protocolos técnicos vigentes, con el fin de brindar a los aprendices las bases teóricas, prácticas y legales para desarrollar intervenciones psicosociales integrales y </w:t>
       </w:r>
-      <w:commentRangeStart w:id="5"/>
+      <w:commentRangeStart w:id="3"/>
       <w:r>
         <w:rPr>
           <w:sz w:val="20"/>
@@ -7396,13 +7406,14 @@
         </w:rPr>
         <w:t>sostenibles</w:t>
       </w:r>
-      <w:commentRangeEnd w:id="5"/>
-      <w:r>
-        <w:rPr>
-          <w:sz w:val="16"/>
-          <w:szCs w:val="16"/>
-        </w:rPr>
-        <w:commentReference w:id="5"/>
+      <w:commentRangeEnd w:id="3"/>
+      <w:r>
+        <w:rPr>
+          <w:rStyle w:val="Refdecomentario"/>
+          <w:sz w:val="20"/>
+          <w:szCs w:val="20"/>
+        </w:rPr>
+        <w:commentReference w:id="3"/>
       </w:r>
       <w:r>
         <w:rPr>
@@ -7455,7 +7466,7 @@
                     <pic:cNvPicPr/>
                   </pic:nvPicPr>
                   <pic:blipFill>
-                    <a:blip r:embed="rId29"/>
+                    <a:blip r:embed="rId30"/>
                     <a:stretch>
                       <a:fillRect/>
                     </a:stretch>
@@ -7641,7 +7652,6 @@
         <w:tc>
           <w:tcPr>
             <w:tcW w:w="2693" w:type="dxa"/>
-            <w:shd w:val="clear" w:color="auto" w:fill="auto"/>
             <w:vAlign w:val="center"/>
           </w:tcPr>
           <w:p>
@@ -7669,7 +7679,6 @@
         <w:tc>
           <w:tcPr>
             <w:tcW w:w="6848" w:type="dxa"/>
-            <w:shd w:val="clear" w:color="auto" w:fill="auto"/>
             <w:vAlign w:val="center"/>
           </w:tcPr>
           <w:p>
@@ -7707,7 +7716,6 @@
         <w:tc>
           <w:tcPr>
             <w:tcW w:w="2693" w:type="dxa"/>
-            <w:shd w:val="clear" w:color="auto" w:fill="auto"/>
             <w:vAlign w:val="center"/>
           </w:tcPr>
           <w:p>
@@ -7735,7 +7743,6 @@
         <w:tc>
           <w:tcPr>
             <w:tcW w:w="6848" w:type="dxa"/>
-            <w:shd w:val="clear" w:color="auto" w:fill="auto"/>
             <w:vAlign w:val="center"/>
           </w:tcPr>
           <w:p>
@@ -7764,7 +7771,6 @@
         <w:tc>
           <w:tcPr>
             <w:tcW w:w="2693" w:type="dxa"/>
-            <w:shd w:val="clear" w:color="auto" w:fill="auto"/>
             <w:vAlign w:val="center"/>
           </w:tcPr>
           <w:p>
@@ -7792,7 +7798,6 @@
         <w:tc>
           <w:tcPr>
             <w:tcW w:w="6848" w:type="dxa"/>
-            <w:shd w:val="clear" w:color="auto" w:fill="auto"/>
             <w:vAlign w:val="center"/>
           </w:tcPr>
           <w:p>
@@ -7833,7 +7838,7 @@
                           <pic:cNvPicPr preferRelativeResize="0"/>
                         </pic:nvPicPr>
                         <pic:blipFill>
-                          <a:blip r:embed="rId30"/>
+                          <a:blip r:embed="rId31"/>
                           <a:srcRect/>
                           <a:stretch>
                             <a:fillRect/>
@@ -7869,7 +7874,7 @@
                 <w:lang w:val="en-US" w:eastAsia="en-US"/>
               </w:rPr>
               <w:drawing>
-                <wp:anchor distT="0" distB="0" distL="114300" distR="114300" simplePos="0" relativeHeight="251660288" behindDoc="1" locked="0" layoutInCell="1" allowOverlap="1" wp14:anchorId="1C1D2E1B" wp14:editId="272CE3D7">
+                <wp:anchor distT="0" distB="0" distL="114300" distR="114300" simplePos="0" relativeHeight="251660288" behindDoc="1" locked="0" layoutInCell="1" allowOverlap="1" wp14:anchorId="1C1D2E1B" wp14:editId="3EFB815E">
                   <wp:simplePos x="0" y="0"/>
                   <wp:positionH relativeFrom="column">
                     <wp:posOffset>-1053465</wp:posOffset>
@@ -7890,7 +7895,7 @@
                           <pic:cNvPicPr preferRelativeResize="0"/>
                         </pic:nvPicPr>
                         <pic:blipFill>
-                          <a:blip r:embed="rId31" cstate="print">
+                          <a:blip r:embed="rId32" cstate="print">
                             <a:extLst>
                               <a:ext uri="{28A0092B-C50C-407E-A947-70E740481C1C}">
                                 <a14:useLocalDpi xmlns:a14="http://schemas.microsoft.com/office/drawing/2010/main" val="0"/>
@@ -7936,7 +7941,6 @@
         <w:tc>
           <w:tcPr>
             <w:tcW w:w="2693" w:type="dxa"/>
-            <w:shd w:val="clear" w:color="auto" w:fill="auto"/>
             <w:vAlign w:val="center"/>
           </w:tcPr>
           <w:p>
@@ -7985,7 +7989,6 @@
         <w:tc>
           <w:tcPr>
             <w:tcW w:w="6848" w:type="dxa"/>
-            <w:shd w:val="clear" w:color="auto" w:fill="auto"/>
             <w:vAlign w:val="center"/>
           </w:tcPr>
           <w:p>
@@ -8282,7 +8285,6 @@
             <w:tcBorders>
               <w:top w:val="single" w:sz="4" w:space="0" w:color="000000"/>
             </w:tcBorders>
-            <w:shd w:val="clear" w:color="auto" w:fill="auto"/>
             <w:tcMar>
               <w:top w:w="100" w:type="dxa"/>
               <w:left w:w="100" w:type="dxa"/>
@@ -8323,7 +8325,6 @@
             <w:tcBorders>
               <w:top w:val="single" w:sz="4" w:space="0" w:color="000000"/>
             </w:tcBorders>
-            <w:shd w:val="clear" w:color="auto" w:fill="auto"/>
             <w:tcMar>
               <w:top w:w="100" w:type="dxa"/>
               <w:left w:w="100" w:type="dxa"/>
@@ -8403,7 +8404,6 @@
             <w:tcBorders>
               <w:top w:val="single" w:sz="4" w:space="0" w:color="000000"/>
             </w:tcBorders>
-            <w:shd w:val="clear" w:color="auto" w:fill="auto"/>
             <w:tcMar>
               <w:top w:w="100" w:type="dxa"/>
               <w:left w:w="100" w:type="dxa"/>
@@ -8435,7 +8435,6 @@
             <w:tcBorders>
               <w:top w:val="single" w:sz="4" w:space="0" w:color="000000"/>
             </w:tcBorders>
-            <w:shd w:val="clear" w:color="auto" w:fill="auto"/>
             <w:tcMar>
               <w:top w:w="100" w:type="dxa"/>
               <w:left w:w="100" w:type="dxa"/>
@@ -8454,7 +8453,7 @@
                 <w:lang w:eastAsia="es-CO"/>
               </w:rPr>
             </w:pPr>
-            <w:hyperlink r:id="rId32" w:history="1">
+            <w:hyperlink r:id="rId33" w:history="1">
               <w:r>
                 <w:rPr>
                   <w:color w:val="0000FF" w:themeColor="hyperlink"/>
@@ -8487,7 +8486,6 @@
         <w:tc>
           <w:tcPr>
             <w:tcW w:w="2517" w:type="dxa"/>
-            <w:shd w:val="clear" w:color="auto" w:fill="auto"/>
             <w:tcMar>
               <w:top w:w="100" w:type="dxa"/>
               <w:left w:w="100" w:type="dxa"/>
@@ -8524,7 +8522,6 @@
         <w:tc>
           <w:tcPr>
             <w:tcW w:w="2517" w:type="dxa"/>
-            <w:shd w:val="clear" w:color="auto" w:fill="auto"/>
             <w:tcMar>
               <w:top w:w="100" w:type="dxa"/>
               <w:left w:w="100" w:type="dxa"/>
@@ -8612,7 +8609,6 @@
         <w:tc>
           <w:tcPr>
             <w:tcW w:w="2519" w:type="dxa"/>
-            <w:shd w:val="clear" w:color="auto" w:fill="auto"/>
             <w:tcMar>
               <w:top w:w="100" w:type="dxa"/>
               <w:left w:w="100" w:type="dxa"/>
@@ -8642,7 +8638,6 @@
         <w:tc>
           <w:tcPr>
             <w:tcW w:w="2519" w:type="dxa"/>
-            <w:shd w:val="clear" w:color="auto" w:fill="auto"/>
             <w:tcMar>
               <w:top w:w="100" w:type="dxa"/>
               <w:left w:w="100" w:type="dxa"/>
@@ -8842,7 +8837,6 @@
         <w:tc>
           <w:tcPr>
             <w:tcW w:w="2122" w:type="dxa"/>
-            <w:shd w:val="clear" w:color="auto" w:fill="auto"/>
             <w:tcMar>
               <w:top w:w="100" w:type="dxa"/>
               <w:left w:w="100" w:type="dxa"/>
@@ -8869,7 +8863,6 @@
         <w:tc>
           <w:tcPr>
             <w:tcW w:w="7840" w:type="dxa"/>
-            <w:shd w:val="clear" w:color="auto" w:fill="auto"/>
             <w:tcMar>
               <w:top w:w="100" w:type="dxa"/>
               <w:left w:w="100" w:type="dxa"/>
@@ -8901,7 +8894,6 @@
         <w:tc>
           <w:tcPr>
             <w:tcW w:w="2122" w:type="dxa"/>
-            <w:shd w:val="clear" w:color="auto" w:fill="auto"/>
             <w:tcMar>
               <w:top w:w="100" w:type="dxa"/>
               <w:left w:w="100" w:type="dxa"/>
@@ -8935,7 +8927,6 @@
         <w:tc>
           <w:tcPr>
             <w:tcW w:w="7840" w:type="dxa"/>
-            <w:shd w:val="clear" w:color="auto" w:fill="auto"/>
             <w:tcMar>
               <w:top w:w="100" w:type="dxa"/>
               <w:left w:w="100" w:type="dxa"/>
@@ -8967,7 +8958,6 @@
         <w:tc>
           <w:tcPr>
             <w:tcW w:w="2122" w:type="dxa"/>
-            <w:shd w:val="clear" w:color="auto" w:fill="auto"/>
             <w:tcMar>
               <w:top w:w="100" w:type="dxa"/>
               <w:left w:w="100" w:type="dxa"/>
@@ -9001,7 +8991,6 @@
         <w:tc>
           <w:tcPr>
             <w:tcW w:w="7840" w:type="dxa"/>
-            <w:shd w:val="clear" w:color="auto" w:fill="auto"/>
             <w:tcMar>
               <w:top w:w="100" w:type="dxa"/>
               <w:left w:w="100" w:type="dxa"/>
@@ -9033,7 +9022,6 @@
         <w:tc>
           <w:tcPr>
             <w:tcW w:w="2122" w:type="dxa"/>
-            <w:shd w:val="clear" w:color="auto" w:fill="auto"/>
             <w:tcMar>
               <w:top w:w="100" w:type="dxa"/>
               <w:left w:w="100" w:type="dxa"/>
@@ -9067,7 +9055,6 @@
         <w:tc>
           <w:tcPr>
             <w:tcW w:w="7840" w:type="dxa"/>
-            <w:shd w:val="clear" w:color="auto" w:fill="auto"/>
             <w:tcMar>
               <w:top w:w="100" w:type="dxa"/>
               <w:left w:w="100" w:type="dxa"/>
@@ -9099,7 +9086,6 @@
         <w:tc>
           <w:tcPr>
             <w:tcW w:w="2122" w:type="dxa"/>
-            <w:shd w:val="clear" w:color="auto" w:fill="auto"/>
             <w:tcMar>
               <w:top w:w="100" w:type="dxa"/>
               <w:left w:w="100" w:type="dxa"/>
@@ -9133,7 +9119,6 @@
         <w:tc>
           <w:tcPr>
             <w:tcW w:w="7840" w:type="dxa"/>
-            <w:shd w:val="clear" w:color="auto" w:fill="auto"/>
             <w:tcMar>
               <w:top w:w="100" w:type="dxa"/>
               <w:left w:w="100" w:type="dxa"/>
@@ -9165,7 +9150,6 @@
         <w:tc>
           <w:tcPr>
             <w:tcW w:w="2122" w:type="dxa"/>
-            <w:shd w:val="clear" w:color="auto" w:fill="auto"/>
             <w:tcMar>
               <w:top w:w="100" w:type="dxa"/>
               <w:left w:w="100" w:type="dxa"/>
@@ -9199,7 +9183,6 @@
         <w:tc>
           <w:tcPr>
             <w:tcW w:w="7840" w:type="dxa"/>
-            <w:shd w:val="clear" w:color="auto" w:fill="auto"/>
             <w:tcMar>
               <w:top w:w="100" w:type="dxa"/>
               <w:left w:w="100" w:type="dxa"/>
@@ -9231,7 +9214,6 @@
         <w:tc>
           <w:tcPr>
             <w:tcW w:w="2122" w:type="dxa"/>
-            <w:shd w:val="clear" w:color="auto" w:fill="auto"/>
             <w:tcMar>
               <w:top w:w="100" w:type="dxa"/>
               <w:left w:w="100" w:type="dxa"/>
@@ -9265,7 +9247,6 @@
         <w:tc>
           <w:tcPr>
             <w:tcW w:w="7840" w:type="dxa"/>
-            <w:shd w:val="clear" w:color="auto" w:fill="auto"/>
             <w:tcMar>
               <w:top w:w="100" w:type="dxa"/>
               <w:left w:w="100" w:type="dxa"/>
@@ -9304,7 +9285,6 @@
         <w:tc>
           <w:tcPr>
             <w:tcW w:w="2122" w:type="dxa"/>
-            <w:shd w:val="clear" w:color="auto" w:fill="auto"/>
             <w:tcMar>
               <w:top w:w="100" w:type="dxa"/>
               <w:left w:w="100" w:type="dxa"/>
@@ -9338,7 +9318,6 @@
         <w:tc>
           <w:tcPr>
             <w:tcW w:w="7840" w:type="dxa"/>
-            <w:shd w:val="clear" w:color="auto" w:fill="auto"/>
             <w:tcMar>
               <w:top w:w="100" w:type="dxa"/>
               <w:left w:w="100" w:type="dxa"/>
@@ -9377,7 +9356,6 @@
         <w:tc>
           <w:tcPr>
             <w:tcW w:w="2122" w:type="dxa"/>
-            <w:shd w:val="clear" w:color="auto" w:fill="auto"/>
             <w:tcMar>
               <w:top w:w="100" w:type="dxa"/>
               <w:left w:w="100" w:type="dxa"/>
@@ -9404,7 +9382,6 @@
         <w:tc>
           <w:tcPr>
             <w:tcW w:w="7840" w:type="dxa"/>
-            <w:shd w:val="clear" w:color="auto" w:fill="auto"/>
             <w:tcMar>
               <w:top w:w="100" w:type="dxa"/>
               <w:left w:w="100" w:type="dxa"/>
@@ -9443,7 +9420,6 @@
         <w:tc>
           <w:tcPr>
             <w:tcW w:w="2122" w:type="dxa"/>
-            <w:shd w:val="clear" w:color="auto" w:fill="auto"/>
             <w:tcMar>
               <w:top w:w="100" w:type="dxa"/>
               <w:left w:w="100" w:type="dxa"/>
@@ -9477,7 +9453,6 @@
         <w:tc>
           <w:tcPr>
             <w:tcW w:w="7840" w:type="dxa"/>
-            <w:shd w:val="clear" w:color="auto" w:fill="auto"/>
             <w:tcMar>
               <w:top w:w="100" w:type="dxa"/>
               <w:left w:w="100" w:type="dxa"/>
@@ -9516,7 +9491,6 @@
         <w:tc>
           <w:tcPr>
             <w:tcW w:w="2122" w:type="dxa"/>
-            <w:shd w:val="clear" w:color="auto" w:fill="auto"/>
             <w:tcMar>
               <w:top w:w="100" w:type="dxa"/>
               <w:left w:w="100" w:type="dxa"/>
@@ -9543,7 +9517,6 @@
         <w:tc>
           <w:tcPr>
             <w:tcW w:w="7840" w:type="dxa"/>
-            <w:shd w:val="clear" w:color="auto" w:fill="auto"/>
             <w:tcMar>
               <w:top w:w="100" w:type="dxa"/>
               <w:left w:w="100" w:type="dxa"/>
@@ -9582,7 +9555,6 @@
         <w:tc>
           <w:tcPr>
             <w:tcW w:w="2122" w:type="dxa"/>
-            <w:shd w:val="clear" w:color="auto" w:fill="auto"/>
             <w:tcMar>
               <w:top w:w="100" w:type="dxa"/>
               <w:left w:w="100" w:type="dxa"/>
@@ -9609,7 +9581,6 @@
         <w:tc>
           <w:tcPr>
             <w:tcW w:w="7840" w:type="dxa"/>
-            <w:shd w:val="clear" w:color="auto" w:fill="auto"/>
             <w:tcMar>
               <w:top w:w="100" w:type="dxa"/>
               <w:left w:w="100" w:type="dxa"/>
@@ -9832,7 +9803,7 @@
         </w:rPr>
         <w:t xml:space="preserve">. Diario Oficial. </w:t>
       </w:r>
-      <w:hyperlink r:id="rId33" w:history="1">
+      <w:hyperlink r:id="rId34" w:history="1">
         <w:r>
           <w:rPr>
             <w:rFonts w:eastAsia="Times New Roman"/>
@@ -9894,7 +9865,7 @@
         </w:rPr>
         <w:t xml:space="preserve">. Diario Oficial. </w:t>
       </w:r>
-      <w:hyperlink r:id="rId34" w:history="1">
+      <w:hyperlink r:id="rId35" w:history="1">
         <w:r>
           <w:rPr>
             <w:rFonts w:eastAsia="Times New Roman"/>
@@ -9956,7 +9927,7 @@
         </w:rPr>
         <w:t xml:space="preserve">. Diario Oficial. </w:t>
       </w:r>
-      <w:hyperlink r:id="rId35" w:history="1">
+      <w:hyperlink r:id="rId36" w:history="1">
         <w:r>
           <w:rPr>
             <w:rFonts w:eastAsia="Times New Roman"/>
@@ -10028,7 +9999,7 @@
         </w:rPr>
         <w:t xml:space="preserve"> </w:t>
       </w:r>
-      <w:hyperlink r:id="rId36" w:history="1">
+      <w:hyperlink r:id="rId37" w:history="1">
         <w:r>
           <w:rPr>
             <w:rStyle w:val="Hipervnculo"/>
@@ -10086,7 +10057,7 @@
         </w:rPr>
         <w:t xml:space="preserve">. Diario Oficial. </w:t>
       </w:r>
-      <w:hyperlink r:id="rId37" w:history="1">
+      <w:hyperlink r:id="rId38" w:history="1">
         <w:r>
           <w:rPr>
             <w:color w:val="0000FF"/>
@@ -10154,7 +10125,7 @@
         </w:rPr>
         <w:t xml:space="preserve">. Diario Oficial. </w:t>
       </w:r>
-      <w:hyperlink r:id="rId38" w:history="1">
+      <w:hyperlink r:id="rId39" w:history="1">
         <w:r>
           <w:rPr>
             <w:rFonts w:eastAsia="Times New Roman"/>
@@ -10216,7 +10187,7 @@
         </w:rPr>
         <w:t xml:space="preserve">. Diario Oficial. </w:t>
       </w:r>
-      <w:hyperlink r:id="rId39" w:history="1">
+      <w:hyperlink r:id="rId40" w:history="1">
         <w:r>
           <w:rPr>
             <w:rFonts w:eastAsia="Times New Roman"/>
@@ -10323,7 +10294,7 @@
         </w:rPr>
         <w:t xml:space="preserve">. </w:t>
       </w:r>
-      <w:hyperlink r:id="rId40" w:history="1">
+      <w:hyperlink r:id="rId41" w:history="1">
         <w:r>
           <w:rPr>
             <w:rFonts w:eastAsia="Times New Roman"/>
@@ -10439,7 +10410,7 @@
         </w:rPr>
         <w:t xml:space="preserve"> </w:t>
       </w:r>
-      <w:hyperlink r:id="rId41" w:history="1">
+      <w:hyperlink r:id="rId42" w:history="1">
         <w:r>
           <w:rPr>
             <w:rFonts w:eastAsia="Times New Roman"/>
@@ -10504,7 +10475,7 @@
         </w:rPr>
         <w:t xml:space="preserve">Resolución 4886 de 2018. </w:t>
       </w:r>
-      <w:hyperlink r:id="rId42" w:history="1">
+      <w:hyperlink r:id="rId43" w:history="1">
         <w:r>
           <w:rPr>
             <w:rFonts w:eastAsia="Times New Roman"/>
@@ -10636,30 +10607,7 @@
           <w:szCs w:val="20"/>
           <w:lang w:eastAsia="en-US"/>
         </w:rPr>
-        <w:t xml:space="preserve">. </w:t>
-      </w:r>
-      <w:hyperlink r:id="rId43" w:history="1">
-        <w:r>
-          <w:rPr>
-            <w:rFonts w:eastAsia="Calibri"/>
-            <w:color w:val="0000FF"/>
-            <w:sz w:val="20"/>
-            <w:szCs w:val="20"/>
-            <w:u w:val="single"/>
-            <w:lang w:eastAsia="en-US"/>
-          </w:rPr>
-          <w:t>https://www.minsalud.gov.co/Anexos_Normatividad_Nuevo/Estrategia_psicosocial_poblacion_migrante_y_lineamientos.pdf</w:t>
-        </w:r>
-      </w:hyperlink>
-      <w:r>
-        <w:rPr>
-          <w:rFonts w:eastAsia="Calibri"/>
-          <w:color w:val="000000"/>
-          <w:sz w:val="20"/>
-          <w:szCs w:val="20"/>
-          <w:lang w:eastAsia="en-US"/>
-        </w:rPr>
-        <w:t xml:space="preserve"> </w:t>
+        <w:t>.</w:t>
       </w:r>
     </w:p>
     <w:p>
@@ -10836,17 +10784,6 @@
         </w:rPr>
         <w:t xml:space="preserve">. </w:t>
       </w:r>
-      <w:hyperlink r:id="rId46" w:history="1">
-        <w:r>
-          <w:rPr>
-            <w:rStyle w:val="Hipervnculo"/>
-            <w:rFonts w:eastAsia="Times New Roman"/>
-            <w:sz w:val="20"/>
-            <w:szCs w:val="20"/>
-          </w:rPr>
-          <w:t>https://www.minsalud.gov.co/proteccionsocial/promocion-social/Victimas/paginas/papsivi.aspx</w:t>
-        </w:r>
-      </w:hyperlink>
     </w:p>
     <w:p>
       <w:pPr>
@@ -10897,7 +10834,7 @@
         </w:rPr>
         <w:t xml:space="preserve">. </w:t>
       </w:r>
-      <w:hyperlink r:id="rId47" w:history="1">
+      <w:hyperlink r:id="rId46" w:history="1">
         <w:r>
           <w:rPr>
             <w:rFonts w:eastAsia="Times New Roman"/>
@@ -10959,7 +10896,7 @@
         </w:rPr>
         <w:t xml:space="preserve">. </w:t>
       </w:r>
-      <w:hyperlink r:id="rId48" w:history="1">
+      <w:hyperlink r:id="rId47" w:history="1">
         <w:r>
           <w:rPr>
             <w:rFonts w:eastAsia="Times New Roman"/>
@@ -11122,7 +11059,7 @@
         </w:rPr>
         <w:t xml:space="preserve">. </w:t>
       </w:r>
-      <w:hyperlink r:id="rId49" w:history="1">
+      <w:hyperlink r:id="rId48" w:history="1">
         <w:r>
           <w:rPr>
             <w:rFonts w:eastAsia="Times New Roman"/>
@@ -11200,7 +11137,7 @@
         </w:rPr>
         <w:t xml:space="preserve">Diario Oficial. </w:t>
       </w:r>
-      <w:hyperlink r:id="rId50" w:history="1">
+      <w:hyperlink r:id="rId49" w:history="1">
         <w:r>
           <w:rPr>
             <w:rStyle w:val="Hipervnculo"/>
@@ -11500,7 +11437,6 @@
           <w:sz w:val="20"/>
           <w:szCs w:val="20"/>
         </w:rPr>
-        <w:lastRenderedPageBreak/>
         <w:t>CONTROL DEL DOCUMENTO</w:t>
       </w:r>
     </w:p>
@@ -12322,8 +12258,8 @@
       </w:pPr>
     </w:p>
     <w:sectPr>
-      <w:headerReference w:type="default" r:id="rId51"/>
-      <w:footerReference w:type="default" r:id="rId52"/>
+      <w:headerReference w:type="default" r:id="rId50"/>
+      <w:footerReference w:type="default" r:id="rId51"/>
       <w:pgSz w:w="12240" w:h="15840"/>
       <w:pgMar w:top="1701" w:right="1134" w:bottom="1134" w:left="1134" w:header="720" w:footer="0" w:gutter="0"/>
       <w:pgNumType w:start="1"/>
@@ -12334,8 +12270,8 @@
 </file>
 
 <file path=word/comments.xml><?xml version="1.0" encoding="utf-8"?>
-<w:comments xmlns:wpc="http://schemas.microsoft.com/office/word/2010/wordprocessingCanvas" xmlns:cx="http://schemas.microsoft.com/office/drawing/2014/chartex" xmlns:mc="http://schemas.openxmlformats.org/markup-compatibility/2006" xmlns:o="urn:schemas-microsoft-com:office:office" xmlns:r="http://schemas.openxmlformats.org/officeDocument/2006/relationships" xmlns:m="http://schemas.openxmlformats.org/officeDocument/2006/math" xmlns:v="urn:schemas-microsoft-com:vml" xmlns:wp14="http://schemas.microsoft.com/office/word/2010/wordprocessingDrawing" xmlns:wp="http://schemas.openxmlformats.org/drawingml/2006/wordprocessingDrawing" xmlns:w10="urn:schemas-microsoft-com:office:word" xmlns:w="http://schemas.openxmlformats.org/wordprocessingml/2006/main" xmlns:w14="http://schemas.microsoft.com/office/word/2010/wordml" xmlns:w15="http://schemas.microsoft.com/office/word/2012/wordml" xmlns:w16se="http://schemas.microsoft.com/office/word/2015/wordml/symex" xmlns:wpg="http://schemas.microsoft.com/office/word/2010/wordprocessingGroup" xmlns:wpi="http://schemas.microsoft.com/office/word/2010/wordprocessingInk" xmlns:wne="http://schemas.microsoft.com/office/word/2006/wordml" xmlns:wps="http://schemas.microsoft.com/office/word/2010/wordprocessingShape" mc:Ignorable="w14 w15 w16se wp14">
-  <w:comment w:id="2" w:author="Viviana Herrera" w:date="2025-12-03T19:10:00Z" w:initials="VH">
+<w:comments xmlns:wpc="http://schemas.microsoft.com/office/word/2010/wordprocessingCanvas" xmlns:cx="http://schemas.microsoft.com/office/drawing/2014/chartex" xmlns:cx1="http://schemas.microsoft.com/office/drawing/2015/9/8/chartex" xmlns:cx2="http://schemas.microsoft.com/office/drawing/2015/10/21/chartex" xmlns:cx3="http://schemas.microsoft.com/office/drawing/2016/5/9/chartex" xmlns:cx4="http://schemas.microsoft.com/office/drawing/2016/5/10/chartex" xmlns:cx5="http://schemas.microsoft.com/office/drawing/2016/5/11/chartex" xmlns:cx6="http://schemas.microsoft.com/office/drawing/2016/5/12/chartex" xmlns:cx7="http://schemas.microsoft.com/office/drawing/2016/5/13/chartex" xmlns:cx8="http://schemas.microsoft.com/office/drawing/2016/5/14/chartex" xmlns:mc="http://schemas.openxmlformats.org/markup-compatibility/2006" xmlns:m="http://schemas.openxmlformats.org/officeDocument/2006/math" xmlns:aink="http://schemas.microsoft.com/office/drawing/2016/ink" xmlns:am3d="http://schemas.microsoft.com/office/drawing/2017/model3d" xmlns:oel="http://schemas.microsoft.com/office/2019/extlst" xmlns:r="http://schemas.openxmlformats.org/officeDocument/2006/relationships" xmlns:wp14="http://schemas.microsoft.com/office/word/2010/wordprocessingDrawing" xmlns:wp="http://schemas.openxmlformats.org/drawingml/2006/wordprocessingDrawing" xmlns:wpg="http://schemas.microsoft.com/office/word/2010/wordprocessingGroup" xmlns:wpi="http://schemas.microsoft.com/office/word/2010/wordprocessingInk" xmlns:wps="http://schemas.microsoft.com/office/word/2010/wordprocessingShape" xmlns:o="urn:schemas-microsoft-com:office:office" xmlns:v="urn:schemas-microsoft-com:vml" xmlns:w10="urn:schemas-microsoft-com:office:word" xmlns:w="http://schemas.openxmlformats.org/wordprocessingml/2006/main" xmlns:w14="http://schemas.microsoft.com/office/word/2010/wordml" xmlns:w15="http://schemas.microsoft.com/office/word/2012/wordml" xmlns:w16cex="http://schemas.microsoft.com/office/word/2018/wordml/cex" xmlns:w16cid="http://schemas.microsoft.com/office/word/2016/wordml/cid" xmlns:w16="http://schemas.microsoft.com/office/word/2018/wordml" xmlns:w16sdtdh="http://schemas.microsoft.com/office/word/2020/wordml/sdtdatahash" xmlns:w16sdtfl="http://schemas.microsoft.com/office/word/2024/wordml/sdtformatlock" xmlns:w16se="http://schemas.microsoft.com/office/word/2015/wordml/symex" xmlns:w16du="http://schemas.microsoft.com/office/word/2023/wordml/word16du" xmlns:wne="http://schemas.microsoft.com/office/word/2006/wordml" mc:Ignorable="w14 w15 w16se w16cid w16 w16cex w16sdtdh w16sdtfl w16du wp14">
+  <w:comment w:id="0" w:author="Viviana Herrera" w:date="2025-12-03T19:10:00Z" w:initials="VH">
     <w:p>
       <w:pPr>
         <w:pStyle w:val="Textocomentario"/>
@@ -12416,7 +12352,7 @@
       </w:r>
     </w:p>
   </w:comment>
-  <w:comment w:id="3" w:author="Viviana Herrera" w:date="2025-12-03T19:08:00Z" w:initials="VH">
+  <w:comment w:id="1" w:author="Viviana Herrera" w:date="2025-12-03T19:08:00Z" w:initials="VH">
     <w:p>
       <w:pPr>
         <w:pStyle w:val="Textocomentario"/>
@@ -12438,7 +12374,7 @@
       </w:r>
     </w:p>
   </w:comment>
-  <w:comment w:id="4" w:author="Viviana Herrera" w:date="2025-12-03T21:56:00Z" w:initials="VH">
+  <w:comment w:id="2" w:author="Viviana Herrera" w:date="2025-12-03T21:56:00Z" w:initials="VH">
     <w:p>
       <w:pPr>
         <w:pStyle w:val="Textocomentario"/>
@@ -12460,7 +12396,7 @@
       </w:r>
     </w:p>
   </w:comment>
-  <w:comment w:id="5" w:author="Viviana Herrera" w:date="2025-12-04T11:17:00Z" w:initials="VH">
+  <w:comment w:id="3" w:author="Viviana Herrera" w:date="2025-12-04T11:17:00Z" w:initials="VH">
     <w:p>
       <w:pPr>
         <w:pStyle w:val="Textocomentario"/>
@@ -12486,7 +12422,7 @@
 </file>
 
 <file path=word/commentsExtended.xml><?xml version="1.0" encoding="utf-8"?>
-<w15:commentsEx xmlns:wpc="http://schemas.microsoft.com/office/word/2010/wordprocessingCanvas" xmlns:cx="http://schemas.microsoft.com/office/drawing/2014/chartex" xmlns:mc="http://schemas.openxmlformats.org/markup-compatibility/2006" xmlns:o="urn:schemas-microsoft-com:office:office" xmlns:r="http://schemas.openxmlformats.org/officeDocument/2006/relationships" xmlns:m="http://schemas.openxmlformats.org/officeDocument/2006/math" xmlns:v="urn:schemas-microsoft-com:vml" xmlns:wp14="http://schemas.microsoft.com/office/word/2010/wordprocessingDrawing" xmlns:wp="http://schemas.openxmlformats.org/drawingml/2006/wordprocessingDrawing" xmlns:w10="urn:schemas-microsoft-com:office:word" xmlns:w="http://schemas.openxmlformats.org/wordprocessingml/2006/main" xmlns:w14="http://schemas.microsoft.com/office/word/2010/wordml" xmlns:w15="http://schemas.microsoft.com/office/word/2012/wordml" xmlns:w16se="http://schemas.microsoft.com/office/word/2015/wordml/symex" xmlns:wpg="http://schemas.microsoft.com/office/word/2010/wordprocessingGroup" xmlns:wpi="http://schemas.microsoft.com/office/word/2010/wordprocessingInk" xmlns:wne="http://schemas.microsoft.com/office/word/2006/wordml" xmlns:wps="http://schemas.microsoft.com/office/word/2010/wordprocessingShape" mc:Ignorable="w14 w15 w16se wp14">
+<w15:commentsEx xmlns:wpc="http://schemas.microsoft.com/office/word/2010/wordprocessingCanvas" xmlns:cx="http://schemas.microsoft.com/office/drawing/2014/chartex" xmlns:cx1="http://schemas.microsoft.com/office/drawing/2015/9/8/chartex" xmlns:cx2="http://schemas.microsoft.com/office/drawing/2015/10/21/chartex" xmlns:cx3="http://schemas.microsoft.com/office/drawing/2016/5/9/chartex" xmlns:cx4="http://schemas.microsoft.com/office/drawing/2016/5/10/chartex" xmlns:cx5="http://schemas.microsoft.com/office/drawing/2016/5/11/chartex" xmlns:cx6="http://schemas.microsoft.com/office/drawing/2016/5/12/chartex" xmlns:cx7="http://schemas.microsoft.com/office/drawing/2016/5/13/chartex" xmlns:cx8="http://schemas.microsoft.com/office/drawing/2016/5/14/chartex" xmlns:mc="http://schemas.openxmlformats.org/markup-compatibility/2006" xmlns:m="http://schemas.openxmlformats.org/officeDocument/2006/math" xmlns:aink="http://schemas.microsoft.com/office/drawing/2016/ink" xmlns:am3d="http://schemas.microsoft.com/office/drawing/2017/model3d" xmlns:oel="http://schemas.microsoft.com/office/2019/extlst" xmlns:r="http://schemas.openxmlformats.org/officeDocument/2006/relationships" xmlns:wp14="http://schemas.microsoft.com/office/word/2010/wordprocessingDrawing" xmlns:wp="http://schemas.openxmlformats.org/drawingml/2006/wordprocessingDrawing" xmlns:wpg="http://schemas.microsoft.com/office/word/2010/wordprocessingGroup" xmlns:wpi="http://schemas.microsoft.com/office/word/2010/wordprocessingInk" xmlns:wps="http://schemas.microsoft.com/office/word/2010/wordprocessingShape" xmlns:o="urn:schemas-microsoft-com:office:office" xmlns:v="urn:schemas-microsoft-com:vml" xmlns:w10="urn:schemas-microsoft-com:office:word" xmlns:w="http://schemas.openxmlformats.org/wordprocessingml/2006/main" xmlns:w14="http://schemas.microsoft.com/office/word/2010/wordml" xmlns:w15="http://schemas.microsoft.com/office/word/2012/wordml" xmlns:w16cex="http://schemas.microsoft.com/office/word/2018/wordml/cex" xmlns:w16cid="http://schemas.microsoft.com/office/word/2016/wordml/cid" xmlns:w16="http://schemas.microsoft.com/office/word/2018/wordml" xmlns:w16sdtdh="http://schemas.microsoft.com/office/word/2020/wordml/sdtdatahash" xmlns:w16sdtfl="http://schemas.microsoft.com/office/word/2024/wordml/sdtformatlock" xmlns:w16se="http://schemas.microsoft.com/office/word/2015/wordml/symex" xmlns:w16du="http://schemas.microsoft.com/office/word/2023/wordml/word16du" xmlns:wne="http://schemas.microsoft.com/office/word/2006/wordml" mc:Ignorable="w14 w15 w16se w16cid w16 w16cex w16sdtdh w16sdtfl w16du wp14">
   <w15:commentEx w15:paraId="6C434CFC" w15:done="0"/>
   <w15:commentEx w15:paraId="39567698" w15:done="0"/>
   <w15:commentEx w15:paraId="448EAC02" w15:done="0"/>
@@ -12495,13 +12431,16 @@
 </file>
 
 <file path=word/commentsIds.xml><?xml version="1.0" encoding="utf-8"?>
-<w16cid:commentsIds xmlns:wpc="http://schemas.microsoft.com/office/word/2010/wordprocessingCanvas" xmlns:cx="http://schemas.microsoft.com/office/drawing/2014/chartex" xmlns:cx1="http://schemas.microsoft.com/office/drawing/2015/9/8/chartex" xmlns:cx2="http://schemas.microsoft.com/office/drawing/2015/10/21/chartex" xmlns:cx3="http://schemas.microsoft.com/office/drawing/2016/5/9/chartex" xmlns:cx4="http://schemas.microsoft.com/office/drawing/2016/5/10/chartex" xmlns:cx5="http://schemas.microsoft.com/office/drawing/2016/5/11/chartex" xmlns:cx6="http://schemas.microsoft.com/office/drawing/2016/5/12/chartex" xmlns:cx7="http://schemas.microsoft.com/office/drawing/2016/5/13/chartex" xmlns:cx8="http://schemas.microsoft.com/office/drawing/2016/5/14/chartex" xmlns:mc="http://schemas.openxmlformats.org/markup-compatibility/2006" xmlns:aink="http://schemas.microsoft.com/office/drawing/2016/ink" xmlns:am3d="http://schemas.microsoft.com/office/drawing/2017/model3d" xmlns:o="urn:schemas-microsoft-com:office:office" xmlns:oel="http://schemas.microsoft.com/office/2019/extlst" xmlns:r="http://schemas.openxmlformats.org/officeDocument/2006/relationships" xmlns:m="http://schemas.openxmlformats.org/officeDocument/2006/math" xmlns:v="urn:schemas-microsoft-com:vml" xmlns:wp14="http://schemas.microsoft.com/office/word/2010/wordprocessingDrawing" xmlns:wp="http://schemas.openxmlformats.org/drawingml/2006/wordprocessingDrawing" xmlns:w10="urn:schemas-microsoft-com:office:word" xmlns:w="http://schemas.openxmlformats.org/wordprocessingml/2006/main" xmlns:w14="http://schemas.microsoft.com/office/word/2010/wordml" xmlns:w15="http://schemas.microsoft.com/office/word/2012/wordml" xmlns:w16cex="http://schemas.microsoft.com/office/word/2018/wordml/cex" xmlns:w16cid="http://schemas.microsoft.com/office/word/2016/wordml/cid" xmlns:w16="http://schemas.microsoft.com/office/word/2018/wordml" xmlns:w16du="http://schemas.microsoft.com/office/word/2023/wordml/word16du" xmlns:w16sdtdh="http://schemas.microsoft.com/office/word/2020/wordml/sdtdatahash" xmlns:w16sdtfl="http://schemas.microsoft.com/office/word/2024/wordml/sdtformatlock" xmlns:w16se="http://schemas.microsoft.com/office/word/2015/wordml/symex" xmlns:wpg="http://schemas.microsoft.com/office/word/2010/wordprocessingGroup" xmlns:wpi="http://schemas.microsoft.com/office/word/2010/wordprocessingInk" xmlns:wne="http://schemas.microsoft.com/office/word/2006/wordml" xmlns:wps="http://schemas.microsoft.com/office/word/2010/wordprocessingShape" mc:Ignorable="w14 w15 w16se w16cid w16 w16cex w16sdtdh w16sdtfl w16du wp14">
-  <w16cid:commentId w16cid:paraId="373C180C" w16cid:durableId="373C180C"/>
+<w16cid:commentsIds xmlns:wpc="http://schemas.microsoft.com/office/word/2010/wordprocessingCanvas" xmlns:cx="http://schemas.microsoft.com/office/drawing/2014/chartex" xmlns:cx1="http://schemas.microsoft.com/office/drawing/2015/9/8/chartex" xmlns:cx2="http://schemas.microsoft.com/office/drawing/2015/10/21/chartex" xmlns:cx3="http://schemas.microsoft.com/office/drawing/2016/5/9/chartex" xmlns:cx4="http://schemas.microsoft.com/office/drawing/2016/5/10/chartex" xmlns:cx5="http://schemas.microsoft.com/office/drawing/2016/5/11/chartex" xmlns:cx6="http://schemas.microsoft.com/office/drawing/2016/5/12/chartex" xmlns:cx7="http://schemas.microsoft.com/office/drawing/2016/5/13/chartex" xmlns:cx8="http://schemas.microsoft.com/office/drawing/2016/5/14/chartex" xmlns:mc="http://schemas.openxmlformats.org/markup-compatibility/2006" xmlns:m="http://schemas.openxmlformats.org/officeDocument/2006/math" xmlns:aink="http://schemas.microsoft.com/office/drawing/2016/ink" xmlns:am3d="http://schemas.microsoft.com/office/drawing/2017/model3d" xmlns:oel="http://schemas.microsoft.com/office/2019/extlst" xmlns:r="http://schemas.openxmlformats.org/officeDocument/2006/relationships" xmlns:wp14="http://schemas.microsoft.com/office/word/2010/wordprocessingDrawing" xmlns:wp="http://schemas.openxmlformats.org/drawingml/2006/wordprocessingDrawing" xmlns:wpg="http://schemas.microsoft.com/office/word/2010/wordprocessingGroup" xmlns:wpi="http://schemas.microsoft.com/office/word/2010/wordprocessingInk" xmlns:wps="http://schemas.microsoft.com/office/word/2010/wordprocessingShape" xmlns:o="urn:schemas-microsoft-com:office:office" xmlns:v="urn:schemas-microsoft-com:vml" xmlns:w10="urn:schemas-microsoft-com:office:word" xmlns:w="http://schemas.openxmlformats.org/wordprocessingml/2006/main" xmlns:w14="http://schemas.microsoft.com/office/word/2010/wordml" xmlns:w15="http://schemas.microsoft.com/office/word/2012/wordml" xmlns:w16cex="http://schemas.microsoft.com/office/word/2018/wordml/cex" xmlns:w16cid="http://schemas.microsoft.com/office/word/2016/wordml/cid" xmlns:w16="http://schemas.microsoft.com/office/word/2018/wordml" xmlns:w16sdtdh="http://schemas.microsoft.com/office/word/2020/wordml/sdtdatahash" xmlns:w16sdtfl="http://schemas.microsoft.com/office/word/2024/wordml/sdtformatlock" xmlns:w16se="http://schemas.microsoft.com/office/word/2015/wordml/symex" xmlns:w16du="http://schemas.microsoft.com/office/word/2023/wordml/word16du" xmlns:wne="http://schemas.microsoft.com/office/word/2006/wordml" mc:Ignorable="w14 w15 w16se w16cid w16 w16cex w16sdtdh w16sdtfl w16du wp14">
+  <w16cid:commentId w16cid:paraId="6C434CFC" w16cid:durableId="6C434CFC"/>
+  <w16cid:commentId w16cid:paraId="39567698" w16cid:durableId="39567698"/>
+  <w16cid:commentId w16cid:paraId="448EAC02" w16cid:durableId="448EAC02"/>
+  <w16cid:commentId w16cid:paraId="5473470F" w16cid:durableId="5473470F"/>
 </w16cid:commentsIds>
 </file>
 
 <file path=word/endnotes.xml><?xml version="1.0" encoding="utf-8"?>
-<w:endnotes xmlns:wpc="http://schemas.microsoft.com/office/word/2010/wordprocessingCanvas" xmlns:cx="http://schemas.microsoft.com/office/drawing/2014/chartex" xmlns:mc="http://schemas.openxmlformats.org/markup-compatibility/2006" xmlns:o="urn:schemas-microsoft-com:office:office" xmlns:r="http://schemas.openxmlformats.org/officeDocument/2006/relationships" xmlns:m="http://schemas.openxmlformats.org/officeDocument/2006/math" xmlns:v="urn:schemas-microsoft-com:vml" xmlns:wp14="http://schemas.microsoft.com/office/word/2010/wordprocessingDrawing" xmlns:wp="http://schemas.openxmlformats.org/drawingml/2006/wordprocessingDrawing" xmlns:w10="urn:schemas-microsoft-com:office:word" xmlns:w="http://schemas.openxmlformats.org/wordprocessingml/2006/main" xmlns:w14="http://schemas.microsoft.com/office/word/2010/wordml" xmlns:w15="http://schemas.microsoft.com/office/word/2012/wordml" xmlns:w16se="http://schemas.microsoft.com/office/word/2015/wordml/symex" xmlns:wpg="http://schemas.microsoft.com/office/word/2010/wordprocessingGroup" xmlns:wpi="http://schemas.microsoft.com/office/word/2010/wordprocessingInk" xmlns:wne="http://schemas.microsoft.com/office/word/2006/wordml" xmlns:wps="http://schemas.microsoft.com/office/word/2010/wordprocessingShape" mc:Ignorable="w14 w15 w16se wp14">
+<w:endnotes xmlns:wpc="http://schemas.microsoft.com/office/word/2010/wordprocessingCanvas" xmlns:cx="http://schemas.microsoft.com/office/drawing/2014/chartex" xmlns:cx1="http://schemas.microsoft.com/office/drawing/2015/9/8/chartex" xmlns:cx2="http://schemas.microsoft.com/office/drawing/2015/10/21/chartex" xmlns:cx3="http://schemas.microsoft.com/office/drawing/2016/5/9/chartex" xmlns:cx4="http://schemas.microsoft.com/office/drawing/2016/5/10/chartex" xmlns:cx5="http://schemas.microsoft.com/office/drawing/2016/5/11/chartex" xmlns:cx6="http://schemas.microsoft.com/office/drawing/2016/5/12/chartex" xmlns:cx7="http://schemas.microsoft.com/office/drawing/2016/5/13/chartex" xmlns:cx8="http://schemas.microsoft.com/office/drawing/2016/5/14/chartex" xmlns:mc="http://schemas.openxmlformats.org/markup-compatibility/2006" xmlns:m="http://schemas.openxmlformats.org/officeDocument/2006/math" xmlns:aink="http://schemas.microsoft.com/office/drawing/2016/ink" xmlns:am3d="http://schemas.microsoft.com/office/drawing/2017/model3d" xmlns:oel="http://schemas.microsoft.com/office/2019/extlst" xmlns:r="http://schemas.openxmlformats.org/officeDocument/2006/relationships" xmlns:wp14="http://schemas.microsoft.com/office/word/2010/wordprocessingDrawing" xmlns:wp="http://schemas.openxmlformats.org/drawingml/2006/wordprocessingDrawing" xmlns:wpg="http://schemas.microsoft.com/office/word/2010/wordprocessingGroup" xmlns:wpi="http://schemas.microsoft.com/office/word/2010/wordprocessingInk" xmlns:wps="http://schemas.microsoft.com/office/word/2010/wordprocessingShape" xmlns:o="urn:schemas-microsoft-com:office:office" xmlns:v="urn:schemas-microsoft-com:vml" xmlns:w10="urn:schemas-microsoft-com:office:word" xmlns:w="http://schemas.openxmlformats.org/wordprocessingml/2006/main" xmlns:w14="http://schemas.microsoft.com/office/word/2010/wordml" xmlns:w15="http://schemas.microsoft.com/office/word/2012/wordml" xmlns:w16cex="http://schemas.microsoft.com/office/word/2018/wordml/cex" xmlns:w16cid="http://schemas.microsoft.com/office/word/2016/wordml/cid" xmlns:w16="http://schemas.microsoft.com/office/word/2018/wordml" xmlns:w16sdtdh="http://schemas.microsoft.com/office/word/2020/wordml/sdtdatahash" xmlns:w16sdtfl="http://schemas.microsoft.com/office/word/2024/wordml/sdtformatlock" xmlns:w16se="http://schemas.microsoft.com/office/word/2015/wordml/symex" xmlns:w16du="http://schemas.microsoft.com/office/word/2023/wordml/word16du" xmlns:wne="http://schemas.microsoft.com/office/word/2006/wordml" mc:Ignorable="w14 w15 w16se w16cid w16 w16cex w16sdtdh w16sdtfl w16du wp14">
   <w:endnote w:type="separator" w:id="-1">
     <w:p>
       <w:pPr>
@@ -12526,7 +12465,7 @@
 </file>
 
 <file path=word/footer1.xml><?xml version="1.0" encoding="utf-8"?>
-<w:ftr xmlns:wpc="http://schemas.microsoft.com/office/word/2010/wordprocessingCanvas" xmlns:cx="http://schemas.microsoft.com/office/drawing/2014/chartex" xmlns:mc="http://schemas.openxmlformats.org/markup-compatibility/2006" xmlns:o="urn:schemas-microsoft-com:office:office" xmlns:r="http://schemas.openxmlformats.org/officeDocument/2006/relationships" xmlns:m="http://schemas.openxmlformats.org/officeDocument/2006/math" xmlns:v="urn:schemas-microsoft-com:vml" xmlns:wp14="http://schemas.microsoft.com/office/word/2010/wordprocessingDrawing" xmlns:wp="http://schemas.openxmlformats.org/drawingml/2006/wordprocessingDrawing" xmlns:w10="urn:schemas-microsoft-com:office:word" xmlns:w="http://schemas.openxmlformats.org/wordprocessingml/2006/main" xmlns:w14="http://schemas.microsoft.com/office/word/2010/wordml" xmlns:w15="http://schemas.microsoft.com/office/word/2012/wordml" xmlns:w16se="http://schemas.microsoft.com/office/word/2015/wordml/symex" xmlns:wpg="http://schemas.microsoft.com/office/word/2010/wordprocessingGroup" xmlns:wpi="http://schemas.microsoft.com/office/word/2010/wordprocessingInk" xmlns:wne="http://schemas.microsoft.com/office/word/2006/wordml" xmlns:wps="http://schemas.microsoft.com/office/word/2010/wordprocessingShape" mc:Ignorable="w14 w15 w16se wp14">
+<w:ftr xmlns:wpc="http://schemas.microsoft.com/office/word/2010/wordprocessingCanvas" xmlns:cx="http://schemas.microsoft.com/office/drawing/2014/chartex" xmlns:cx1="http://schemas.microsoft.com/office/drawing/2015/9/8/chartex" xmlns:cx2="http://schemas.microsoft.com/office/drawing/2015/10/21/chartex" xmlns:cx3="http://schemas.microsoft.com/office/drawing/2016/5/9/chartex" xmlns:cx4="http://schemas.microsoft.com/office/drawing/2016/5/10/chartex" xmlns:cx5="http://schemas.microsoft.com/office/drawing/2016/5/11/chartex" xmlns:cx6="http://schemas.microsoft.com/office/drawing/2016/5/12/chartex" xmlns:cx7="http://schemas.microsoft.com/office/drawing/2016/5/13/chartex" xmlns:cx8="http://schemas.microsoft.com/office/drawing/2016/5/14/chartex" xmlns:mc="http://schemas.openxmlformats.org/markup-compatibility/2006" xmlns:m="http://schemas.openxmlformats.org/officeDocument/2006/math" xmlns:aink="http://schemas.microsoft.com/office/drawing/2016/ink" xmlns:am3d="http://schemas.microsoft.com/office/drawing/2017/model3d" xmlns:oel="http://schemas.microsoft.com/office/2019/extlst" xmlns:r="http://schemas.openxmlformats.org/officeDocument/2006/relationships" xmlns:wp14="http://schemas.microsoft.com/office/word/2010/wordprocessingDrawing" xmlns:wp="http://schemas.openxmlformats.org/drawingml/2006/wordprocessingDrawing" xmlns:wpg="http://schemas.microsoft.com/office/word/2010/wordprocessingGroup" xmlns:wpi="http://schemas.microsoft.com/office/word/2010/wordprocessingInk" xmlns:wps="http://schemas.microsoft.com/office/word/2010/wordprocessingShape" xmlns:o="urn:schemas-microsoft-com:office:office" xmlns:v="urn:schemas-microsoft-com:vml" xmlns:w10="urn:schemas-microsoft-com:office:word" xmlns:w="http://schemas.openxmlformats.org/wordprocessingml/2006/main" xmlns:w14="http://schemas.microsoft.com/office/word/2010/wordml" xmlns:w15="http://schemas.microsoft.com/office/word/2012/wordml" xmlns:w16cex="http://schemas.microsoft.com/office/word/2018/wordml/cex" xmlns:w16cid="http://schemas.microsoft.com/office/word/2016/wordml/cid" xmlns:w16="http://schemas.microsoft.com/office/word/2018/wordml" xmlns:w16sdtdh="http://schemas.microsoft.com/office/word/2020/wordml/sdtdatahash" xmlns:w16sdtfl="http://schemas.microsoft.com/office/word/2024/wordml/sdtformatlock" xmlns:w16se="http://schemas.microsoft.com/office/word/2015/wordml/symex" xmlns:w16du="http://schemas.microsoft.com/office/word/2023/wordml/word16du" xmlns:wne="http://schemas.microsoft.com/office/word/2006/wordml" mc:Ignorable="w14 w15 w16se w16cid w16 w16cex w16sdtdh w16sdtfl w16du wp14">
   <w:p>
     <w:pPr>
       <w:pStyle w:val="Normal0"/>
@@ -12609,7 +12548,7 @@
 </file>
 
 <file path=word/footnotes.xml><?xml version="1.0" encoding="utf-8"?>
-<w:footnotes xmlns:wpc="http://schemas.microsoft.com/office/word/2010/wordprocessingCanvas" xmlns:cx="http://schemas.microsoft.com/office/drawing/2014/chartex" xmlns:mc="http://schemas.openxmlformats.org/markup-compatibility/2006" xmlns:o="urn:schemas-microsoft-com:office:office" xmlns:r="http://schemas.openxmlformats.org/officeDocument/2006/relationships" xmlns:m="http://schemas.openxmlformats.org/officeDocument/2006/math" xmlns:v="urn:schemas-microsoft-com:vml" xmlns:wp14="http://schemas.microsoft.com/office/word/2010/wordprocessingDrawing" xmlns:wp="http://schemas.openxmlformats.org/drawingml/2006/wordprocessingDrawing" xmlns:w10="urn:schemas-microsoft-com:office:word" xmlns:w="http://schemas.openxmlformats.org/wordprocessingml/2006/main" xmlns:w14="http://schemas.microsoft.com/office/word/2010/wordml" xmlns:w15="http://schemas.microsoft.com/office/word/2012/wordml" xmlns:w16se="http://schemas.microsoft.com/office/word/2015/wordml/symex" xmlns:wpg="http://schemas.microsoft.com/office/word/2010/wordprocessingGroup" xmlns:wpi="http://schemas.microsoft.com/office/word/2010/wordprocessingInk" xmlns:wne="http://schemas.microsoft.com/office/word/2006/wordml" xmlns:wps="http://schemas.microsoft.com/office/word/2010/wordprocessingShape" mc:Ignorable="w14 w15 w16se wp14">
+<w:footnotes xmlns:wpc="http://schemas.microsoft.com/office/word/2010/wordprocessingCanvas" xmlns:cx="http://schemas.microsoft.com/office/drawing/2014/chartex" xmlns:cx1="http://schemas.microsoft.com/office/drawing/2015/9/8/chartex" xmlns:cx2="http://schemas.microsoft.com/office/drawing/2015/10/21/chartex" xmlns:cx3="http://schemas.microsoft.com/office/drawing/2016/5/9/chartex" xmlns:cx4="http://schemas.microsoft.com/office/drawing/2016/5/10/chartex" xmlns:cx5="http://schemas.microsoft.com/office/drawing/2016/5/11/chartex" xmlns:cx6="http://schemas.microsoft.com/office/drawing/2016/5/12/chartex" xmlns:cx7="http://schemas.microsoft.com/office/drawing/2016/5/13/chartex" xmlns:cx8="http://schemas.microsoft.com/office/drawing/2016/5/14/chartex" xmlns:mc="http://schemas.openxmlformats.org/markup-compatibility/2006" xmlns:m="http://schemas.openxmlformats.org/officeDocument/2006/math" xmlns:aink="http://schemas.microsoft.com/office/drawing/2016/ink" xmlns:am3d="http://schemas.microsoft.com/office/drawing/2017/model3d" xmlns:oel="http://schemas.microsoft.com/office/2019/extlst" xmlns:r="http://schemas.openxmlformats.org/officeDocument/2006/relationships" xmlns:wp14="http://schemas.microsoft.com/office/word/2010/wordprocessingDrawing" xmlns:wp="http://schemas.openxmlformats.org/drawingml/2006/wordprocessingDrawing" xmlns:wpg="http://schemas.microsoft.com/office/word/2010/wordprocessingGroup" xmlns:wpi="http://schemas.microsoft.com/office/word/2010/wordprocessingInk" xmlns:wps="http://schemas.microsoft.com/office/word/2010/wordprocessingShape" xmlns:o="urn:schemas-microsoft-com:office:office" xmlns:v="urn:schemas-microsoft-com:vml" xmlns:w10="urn:schemas-microsoft-com:office:word" xmlns:w="http://schemas.openxmlformats.org/wordprocessingml/2006/main" xmlns:w14="http://schemas.microsoft.com/office/word/2010/wordml" xmlns:w15="http://schemas.microsoft.com/office/word/2012/wordml" xmlns:w16cex="http://schemas.microsoft.com/office/word/2018/wordml/cex" xmlns:w16cid="http://schemas.microsoft.com/office/word/2016/wordml/cid" xmlns:w16="http://schemas.microsoft.com/office/word/2018/wordml" xmlns:w16sdtdh="http://schemas.microsoft.com/office/word/2020/wordml/sdtdatahash" xmlns:w16sdtfl="http://schemas.microsoft.com/office/word/2024/wordml/sdtformatlock" xmlns:w16se="http://schemas.microsoft.com/office/word/2015/wordml/symex" xmlns:w16du="http://schemas.microsoft.com/office/word/2023/wordml/word16du" xmlns:wne="http://schemas.microsoft.com/office/word/2006/wordml" mc:Ignorable="w14 w15 w16se w16cid w16 w16cex w16sdtdh w16sdtfl w16du wp14">
   <w:footnote w:type="separator" w:id="-1">
     <w:p>
       <w:r>
@@ -12628,7 +12567,7 @@
 </file>
 
 <file path=word/header1.xml><?xml version="1.0" encoding="utf-8"?>
-<w:hdr xmlns:wpc="http://schemas.microsoft.com/office/word/2010/wordprocessingCanvas" xmlns:cx="http://schemas.microsoft.com/office/drawing/2014/chartex" xmlns:mc="http://schemas.openxmlformats.org/markup-compatibility/2006" xmlns:o="urn:schemas-microsoft-com:office:office" xmlns:r="http://schemas.openxmlformats.org/officeDocument/2006/relationships" xmlns:m="http://schemas.openxmlformats.org/officeDocument/2006/math" xmlns:v="urn:schemas-microsoft-com:vml" xmlns:wp14="http://schemas.microsoft.com/office/word/2010/wordprocessingDrawing" xmlns:wp="http://schemas.openxmlformats.org/drawingml/2006/wordprocessingDrawing" xmlns:w10="urn:schemas-microsoft-com:office:word" xmlns:w="http://schemas.openxmlformats.org/wordprocessingml/2006/main" xmlns:w14="http://schemas.microsoft.com/office/word/2010/wordml" xmlns:w15="http://schemas.microsoft.com/office/word/2012/wordml" xmlns:w16se="http://schemas.microsoft.com/office/word/2015/wordml/symex" xmlns:wpg="http://schemas.microsoft.com/office/word/2010/wordprocessingGroup" xmlns:wpi="http://schemas.microsoft.com/office/word/2010/wordprocessingInk" xmlns:wne="http://schemas.microsoft.com/office/word/2006/wordml" xmlns:wps="http://schemas.microsoft.com/office/word/2010/wordprocessingShape" mc:Ignorable="w14 w15 w16se wp14">
+<w:hdr xmlns:wpc="http://schemas.microsoft.com/office/word/2010/wordprocessingCanvas" xmlns:cx="http://schemas.microsoft.com/office/drawing/2014/chartex" xmlns:cx1="http://schemas.microsoft.com/office/drawing/2015/9/8/chartex" xmlns:cx2="http://schemas.microsoft.com/office/drawing/2015/10/21/chartex" xmlns:cx3="http://schemas.microsoft.com/office/drawing/2016/5/9/chartex" xmlns:cx4="http://schemas.microsoft.com/office/drawing/2016/5/10/chartex" xmlns:cx5="http://schemas.microsoft.com/office/drawing/2016/5/11/chartex" xmlns:cx6="http://schemas.microsoft.com/office/drawing/2016/5/12/chartex" xmlns:cx7="http://schemas.microsoft.com/office/drawing/2016/5/13/chartex" xmlns:cx8="http://schemas.microsoft.com/office/drawing/2016/5/14/chartex" xmlns:mc="http://schemas.openxmlformats.org/markup-compatibility/2006" xmlns:m="http://schemas.openxmlformats.org/officeDocument/2006/math" xmlns:aink="http://schemas.microsoft.com/office/drawing/2016/ink" xmlns:am3d="http://schemas.microsoft.com/office/drawing/2017/model3d" xmlns:oel="http://schemas.microsoft.com/office/2019/extlst" xmlns:r="http://schemas.openxmlformats.org/officeDocument/2006/relationships" xmlns:wp14="http://schemas.microsoft.com/office/word/2010/wordprocessingDrawing" xmlns:wp="http://schemas.openxmlformats.org/drawingml/2006/wordprocessingDrawing" xmlns:wpg="http://schemas.microsoft.com/office/word/2010/wordprocessingGroup" xmlns:wpi="http://schemas.microsoft.com/office/word/2010/wordprocessingInk" xmlns:wps="http://schemas.microsoft.com/office/word/2010/wordprocessingShape" xmlns:o="urn:schemas-microsoft-com:office:office" xmlns:v="urn:schemas-microsoft-com:vml" xmlns:w10="urn:schemas-microsoft-com:office:word" xmlns:w="http://schemas.openxmlformats.org/wordprocessingml/2006/main" xmlns:w14="http://schemas.microsoft.com/office/word/2010/wordml" xmlns:w15="http://schemas.microsoft.com/office/word/2012/wordml" xmlns:w16cex="http://schemas.microsoft.com/office/word/2018/wordml/cex" xmlns:w16cid="http://schemas.microsoft.com/office/word/2016/wordml/cid" xmlns:w16="http://schemas.microsoft.com/office/word/2018/wordml" xmlns:w16sdtdh="http://schemas.microsoft.com/office/word/2020/wordml/sdtdatahash" xmlns:w16sdtfl="http://schemas.microsoft.com/office/word/2024/wordml/sdtformatlock" xmlns:w16se="http://schemas.microsoft.com/office/word/2015/wordml/symex" xmlns:w16du="http://schemas.microsoft.com/office/word/2023/wordml/word16du" xmlns:wne="http://schemas.microsoft.com/office/word/2006/wordml" mc:Ignorable="w14 w15 w16se w16cid w16 w16cex w16sdtdh w16sdtfl w16du wp14">
   <w:p>
     <w:pPr>
       <w:pStyle w:val="Normal0"/>
@@ -12662,7 +12601,7 @@
           <wp:docPr id="138875671" name="Imagen 138875671">
             <a:extLst xmlns:a="http://schemas.openxmlformats.org/drawingml/2006/main">
               <a:ext uri="{C183D7F6-B498-43B3-948B-1728B52AA6E4}">
-                <adec:decorative xmlns="" xmlns:cx1="http://schemas.microsoft.com/office/drawing/2015/9/8/chartex" xmlns:cx2="http://schemas.microsoft.com/office/drawing/2015/10/21/chartex" xmlns:cx3="http://schemas.microsoft.com/office/drawing/2016/5/9/chartex" xmlns:cx4="http://schemas.microsoft.com/office/drawing/2016/5/10/chartex" xmlns:cx5="http://schemas.microsoft.com/office/drawing/2016/5/11/chartex" xmlns:cx6="http://schemas.microsoft.com/office/drawing/2016/5/12/chartex" xmlns:cx7="http://schemas.microsoft.com/office/drawing/2016/5/13/chartex" xmlns:cx8="http://schemas.microsoft.com/office/drawing/2016/5/14/chartex" xmlns:aink="http://schemas.microsoft.com/office/drawing/2016/ink" xmlns:am3d="http://schemas.microsoft.com/office/drawing/2017/model3d" xmlns:o="urn:schemas-microsoft-com:office:office" xmlns:oel="http://schemas.microsoft.com/office/2019/extlst" xmlns:v="urn:schemas-microsoft-com:vml" xmlns:w10="urn:schemas-microsoft-com:office:word" xmlns:w="http://schemas.openxmlformats.org/wordprocessingml/2006/main" xmlns:w16cex="http://schemas.microsoft.com/office/word/2018/wordml/cex" xmlns:w16cid="http://schemas.microsoft.com/office/word/2016/wordml/cid" xmlns:w16="http://schemas.microsoft.com/office/word/2018/wordml" xmlns:w16sdtdh="http://schemas.microsoft.com/office/word/2020/wordml/sdtdatahash" xmlns:adec="http://schemas.microsoft.com/office/drawing/2017/decorative" val="1"/>
+                <adec:decorative xmlns:adec="http://schemas.microsoft.com/office/drawing/2017/decorative" val="1"/>
               </a:ext>
             </a:extLst>
           </wp:docPr>
@@ -12676,7 +12615,7 @@
                   <pic:cNvPr id="7" name="Imagen 7">
                     <a:extLst>
                       <a:ext uri="{C183D7F6-B498-43B3-948B-1728B52AA6E4}">
-                        <adec:decorative xmlns="" xmlns:cx1="http://schemas.microsoft.com/office/drawing/2015/9/8/chartex" xmlns:cx2="http://schemas.microsoft.com/office/drawing/2015/10/21/chartex" xmlns:cx3="http://schemas.microsoft.com/office/drawing/2016/5/9/chartex" xmlns:cx4="http://schemas.microsoft.com/office/drawing/2016/5/10/chartex" xmlns:cx5="http://schemas.microsoft.com/office/drawing/2016/5/11/chartex" xmlns:cx6="http://schemas.microsoft.com/office/drawing/2016/5/12/chartex" xmlns:cx7="http://schemas.microsoft.com/office/drawing/2016/5/13/chartex" xmlns:cx8="http://schemas.microsoft.com/office/drawing/2016/5/14/chartex" xmlns:aink="http://schemas.microsoft.com/office/drawing/2016/ink" xmlns:am3d="http://schemas.microsoft.com/office/drawing/2017/model3d" xmlns:o="urn:schemas-microsoft-com:office:office" xmlns:oel="http://schemas.microsoft.com/office/2019/extlst" xmlns:v="urn:schemas-microsoft-com:vml" xmlns:w10="urn:schemas-microsoft-com:office:word" xmlns:w="http://schemas.openxmlformats.org/wordprocessingml/2006/main" xmlns:w16cex="http://schemas.microsoft.com/office/word/2018/wordml/cex" xmlns:w16cid="http://schemas.microsoft.com/office/word/2016/wordml/cid" xmlns:w16="http://schemas.microsoft.com/office/word/2018/wordml" xmlns:w16sdtdh="http://schemas.microsoft.com/office/word/2020/wordml/sdtdatahash" xmlns:adec="http://schemas.microsoft.com/office/drawing/2017/decorative" val="1"/>
+                        <adec:decorative xmlns:adec="http://schemas.microsoft.com/office/drawing/2017/decorative" val="1"/>
                       </a:ext>
                     </a:extLst>
                   </pic:cNvPr>
@@ -12733,7 +12672,7 @@
 </file>
 
 <file path=word/numbering.xml><?xml version="1.0" encoding="utf-8"?>
-<w:numbering xmlns:wpc="http://schemas.microsoft.com/office/word/2010/wordprocessingCanvas" xmlns:cx="http://schemas.microsoft.com/office/drawing/2014/chartex" xmlns:mc="http://schemas.openxmlformats.org/markup-compatibility/2006" xmlns:o="urn:schemas-microsoft-com:office:office" xmlns:r="http://schemas.openxmlformats.org/officeDocument/2006/relationships" xmlns:m="http://schemas.openxmlformats.org/officeDocument/2006/math" xmlns:v="urn:schemas-microsoft-com:vml" xmlns:wp14="http://schemas.microsoft.com/office/word/2010/wordprocessingDrawing" xmlns:wp="http://schemas.openxmlformats.org/drawingml/2006/wordprocessingDrawing" xmlns:w10="urn:schemas-microsoft-com:office:word" xmlns:w="http://schemas.openxmlformats.org/wordprocessingml/2006/main" xmlns:w14="http://schemas.microsoft.com/office/word/2010/wordml" xmlns:w15="http://schemas.microsoft.com/office/word/2012/wordml" xmlns:w16se="http://schemas.microsoft.com/office/word/2015/wordml/symex" xmlns:wpg="http://schemas.microsoft.com/office/word/2010/wordprocessingGroup" xmlns:wpi="http://schemas.microsoft.com/office/word/2010/wordprocessingInk" xmlns:wne="http://schemas.microsoft.com/office/word/2006/wordml" xmlns:wps="http://schemas.microsoft.com/office/word/2010/wordprocessingShape" mc:Ignorable="w14 w15 w16se wp14">
+<w:numbering xmlns:wpc="http://schemas.microsoft.com/office/word/2010/wordprocessingCanvas" xmlns:cx="http://schemas.microsoft.com/office/drawing/2014/chartex" xmlns:cx1="http://schemas.microsoft.com/office/drawing/2015/9/8/chartex" xmlns:cx2="http://schemas.microsoft.com/office/drawing/2015/10/21/chartex" xmlns:cx3="http://schemas.microsoft.com/office/drawing/2016/5/9/chartex" xmlns:cx4="http://schemas.microsoft.com/office/drawing/2016/5/10/chartex" xmlns:cx5="http://schemas.microsoft.com/office/drawing/2016/5/11/chartex" xmlns:cx6="http://schemas.microsoft.com/office/drawing/2016/5/12/chartex" xmlns:cx7="http://schemas.microsoft.com/office/drawing/2016/5/13/chartex" xmlns:cx8="http://schemas.microsoft.com/office/drawing/2016/5/14/chartex" xmlns:mc="http://schemas.openxmlformats.org/markup-compatibility/2006" xmlns:m="http://schemas.openxmlformats.org/officeDocument/2006/math" xmlns:aink="http://schemas.microsoft.com/office/drawing/2016/ink" xmlns:am3d="http://schemas.microsoft.com/office/drawing/2017/model3d" xmlns:oel="http://schemas.microsoft.com/office/2019/extlst" xmlns:r="http://schemas.openxmlformats.org/officeDocument/2006/relationships" xmlns:wp14="http://schemas.microsoft.com/office/word/2010/wordprocessingDrawing" xmlns:wp="http://schemas.openxmlformats.org/drawingml/2006/wordprocessingDrawing" xmlns:wpg="http://schemas.microsoft.com/office/word/2010/wordprocessingGroup" xmlns:wpi="http://schemas.microsoft.com/office/word/2010/wordprocessingInk" xmlns:wps="http://schemas.microsoft.com/office/word/2010/wordprocessingShape" xmlns:o="urn:schemas-microsoft-com:office:office" xmlns:v="urn:schemas-microsoft-com:vml" xmlns:w10="urn:schemas-microsoft-com:office:word" xmlns:w="http://schemas.openxmlformats.org/wordprocessingml/2006/main" xmlns:w14="http://schemas.microsoft.com/office/word/2010/wordml" xmlns:w15="http://schemas.microsoft.com/office/word/2012/wordml" xmlns:w16cex="http://schemas.microsoft.com/office/word/2018/wordml/cex" xmlns:w16cid="http://schemas.microsoft.com/office/word/2016/wordml/cid" xmlns:w16="http://schemas.microsoft.com/office/word/2018/wordml" xmlns:w16sdtdh="http://schemas.microsoft.com/office/word/2020/wordml/sdtdatahash" xmlns:w16sdtfl="http://schemas.microsoft.com/office/word/2024/wordml/sdtformatlock" xmlns:w16se="http://schemas.microsoft.com/office/word/2015/wordml/symex" xmlns:w16du="http://schemas.microsoft.com/office/word/2023/wordml/word16du" xmlns:wne="http://schemas.microsoft.com/office/word/2006/wordml" mc:Ignorable="w14 w15 w16se w16cid w16 w16cex w16sdtdh w16sdtfl w16du wp14">
   <w:abstractNum w:abstractNumId="0" w15:restartNumberingAfterBreak="0">
     <w:nsid w:val="00D87B80"/>
     <w:multiLevelType w:val="hybridMultilevel"/>
@@ -13848,37 +13787,37 @@
       </w:pPr>
     </w:lvl>
   </w:abstractNum>
-  <w:num w:numId="1">
+  <w:num w:numId="1" w16cid:durableId="329023393">
     <w:abstractNumId w:val="10"/>
   </w:num>
-  <w:num w:numId="2">
+  <w:num w:numId="2" w16cid:durableId="1621572042">
     <w:abstractNumId w:val="2"/>
   </w:num>
-  <w:num w:numId="3">
+  <w:num w:numId="3" w16cid:durableId="199320189">
     <w:abstractNumId w:val="1"/>
   </w:num>
-  <w:num w:numId="4">
+  <w:num w:numId="4" w16cid:durableId="220336670">
     <w:abstractNumId w:val="5"/>
   </w:num>
-  <w:num w:numId="5">
+  <w:num w:numId="5" w16cid:durableId="457574934">
     <w:abstractNumId w:val="7"/>
   </w:num>
-  <w:num w:numId="6">
+  <w:num w:numId="6" w16cid:durableId="1517767198">
     <w:abstractNumId w:val="4"/>
   </w:num>
-  <w:num w:numId="7">
+  <w:num w:numId="7" w16cid:durableId="773865475">
     <w:abstractNumId w:val="3"/>
   </w:num>
-  <w:num w:numId="8">
+  <w:num w:numId="8" w16cid:durableId="1609268352">
     <w:abstractNumId w:val="9"/>
   </w:num>
-  <w:num w:numId="9">
+  <w:num w:numId="9" w16cid:durableId="1534339578">
     <w:abstractNumId w:val="0"/>
   </w:num>
-  <w:num w:numId="10">
+  <w:num w:numId="10" w16cid:durableId="283854324">
     <w:abstractNumId w:val="6"/>
   </w:num>
-  <w:num w:numId="11">
+  <w:num w:numId="11" w16cid:durableId="1199271813">
     <w:abstractNumId w:val="8"/>
   </w:num>
   <w:numIdMacAtCleanup w:val="9"/>
@@ -13886,7 +13825,7 @@
 </file>
 
 <file path=word/people.xml><?xml version="1.0" encoding="utf-8"?>
-<w15:people xmlns:wpc="http://schemas.microsoft.com/office/word/2010/wordprocessingCanvas" xmlns:cx="http://schemas.microsoft.com/office/drawing/2014/chartex" xmlns:mc="http://schemas.openxmlformats.org/markup-compatibility/2006" xmlns:o="urn:schemas-microsoft-com:office:office" xmlns:r="http://schemas.openxmlformats.org/officeDocument/2006/relationships" xmlns:m="http://schemas.openxmlformats.org/officeDocument/2006/math" xmlns:v="urn:schemas-microsoft-com:vml" xmlns:wp14="http://schemas.microsoft.com/office/word/2010/wordprocessingDrawing" xmlns:wp="http://schemas.openxmlformats.org/drawingml/2006/wordprocessingDrawing" xmlns:w10="urn:schemas-microsoft-com:office:word" xmlns:w="http://schemas.openxmlformats.org/wordprocessingml/2006/main" xmlns:w14="http://schemas.microsoft.com/office/word/2010/wordml" xmlns:w15="http://schemas.microsoft.com/office/word/2012/wordml" xmlns:w16se="http://schemas.microsoft.com/office/word/2015/wordml/symex" xmlns:wpg="http://schemas.microsoft.com/office/word/2010/wordprocessingGroup" xmlns:wpi="http://schemas.microsoft.com/office/word/2010/wordprocessingInk" xmlns:wne="http://schemas.microsoft.com/office/word/2006/wordml" xmlns:wps="http://schemas.microsoft.com/office/word/2010/wordprocessingShape" mc:Ignorable="w14 w15 w16se wp14">
+<w15:people xmlns:wpc="http://schemas.microsoft.com/office/word/2010/wordprocessingCanvas" xmlns:cx="http://schemas.microsoft.com/office/drawing/2014/chartex" xmlns:cx1="http://schemas.microsoft.com/office/drawing/2015/9/8/chartex" xmlns:cx2="http://schemas.microsoft.com/office/drawing/2015/10/21/chartex" xmlns:cx3="http://schemas.microsoft.com/office/drawing/2016/5/9/chartex" xmlns:cx4="http://schemas.microsoft.com/office/drawing/2016/5/10/chartex" xmlns:cx5="http://schemas.microsoft.com/office/drawing/2016/5/11/chartex" xmlns:cx6="http://schemas.microsoft.com/office/drawing/2016/5/12/chartex" xmlns:cx7="http://schemas.microsoft.com/office/drawing/2016/5/13/chartex" xmlns:cx8="http://schemas.microsoft.com/office/drawing/2016/5/14/chartex" xmlns:mc="http://schemas.openxmlformats.org/markup-compatibility/2006" xmlns:m="http://schemas.openxmlformats.org/officeDocument/2006/math" xmlns:aink="http://schemas.microsoft.com/office/drawing/2016/ink" xmlns:am3d="http://schemas.microsoft.com/office/drawing/2017/model3d" xmlns:oel="http://schemas.microsoft.com/office/2019/extlst" xmlns:r="http://schemas.openxmlformats.org/officeDocument/2006/relationships" xmlns:wp14="http://schemas.microsoft.com/office/word/2010/wordprocessingDrawing" xmlns:wp="http://schemas.openxmlformats.org/drawingml/2006/wordprocessingDrawing" xmlns:wpg="http://schemas.microsoft.com/office/word/2010/wordprocessingGroup" xmlns:wpi="http://schemas.microsoft.com/office/word/2010/wordprocessingInk" xmlns:wps="http://schemas.microsoft.com/office/word/2010/wordprocessingShape" xmlns:o="urn:schemas-microsoft-com:office:office" xmlns:v="urn:schemas-microsoft-com:vml" xmlns:w10="urn:schemas-microsoft-com:office:word" xmlns:w="http://schemas.openxmlformats.org/wordprocessingml/2006/main" xmlns:w14="http://schemas.microsoft.com/office/word/2010/wordml" xmlns:w15="http://schemas.microsoft.com/office/word/2012/wordml" xmlns:w16cex="http://schemas.microsoft.com/office/word/2018/wordml/cex" xmlns:w16cid="http://schemas.microsoft.com/office/word/2016/wordml/cid" xmlns:w16="http://schemas.microsoft.com/office/word/2018/wordml" xmlns:w16sdtdh="http://schemas.microsoft.com/office/word/2020/wordml/sdtdatahash" xmlns:w16sdtfl="http://schemas.microsoft.com/office/word/2024/wordml/sdtformatlock" xmlns:w16se="http://schemas.microsoft.com/office/word/2015/wordml/symex" xmlns:w16du="http://schemas.microsoft.com/office/word/2023/wordml/word16du" xmlns:wne="http://schemas.microsoft.com/office/word/2006/wordml" mc:Ignorable="w14 w15 w16se w16cid w16 w16cex w16sdtdh w16sdtfl w16du wp14">
   <w15:person w15:author="Viviana Herrera">
     <w15:presenceInfo w15:providerId="Windows Live" w15:userId="0b9d80a4d799ac89"/>
   </w15:person>
@@ -13894,7 +13833,7 @@
 </file>
 
 <file path=word/styles.xml><?xml version="1.0" encoding="utf-8"?>
-<w:styles xmlns:mc="http://schemas.openxmlformats.org/markup-compatibility/2006" xmlns:r="http://schemas.openxmlformats.org/officeDocument/2006/relationships" xmlns:w="http://schemas.openxmlformats.org/wordprocessingml/2006/main" xmlns:w14="http://schemas.microsoft.com/office/word/2010/wordml" xmlns:w15="http://schemas.microsoft.com/office/word/2012/wordml" xmlns:w16se="http://schemas.microsoft.com/office/word/2015/wordml/symex" mc:Ignorable="w14 w15 w16se">
+<w:styles xmlns:mc="http://schemas.openxmlformats.org/markup-compatibility/2006" xmlns:r="http://schemas.openxmlformats.org/officeDocument/2006/relationships" xmlns:w="http://schemas.openxmlformats.org/wordprocessingml/2006/main" xmlns:w14="http://schemas.microsoft.com/office/word/2010/wordml" xmlns:w15="http://schemas.microsoft.com/office/word/2012/wordml" xmlns:w16cex="http://schemas.microsoft.com/office/word/2018/wordml/cex" xmlns:w16cid="http://schemas.microsoft.com/office/word/2016/wordml/cid" xmlns:w16="http://schemas.microsoft.com/office/word/2018/wordml" xmlns:w16sdtdh="http://schemas.microsoft.com/office/word/2020/wordml/sdtdatahash" xmlns:w16sdtfl="http://schemas.microsoft.com/office/word/2024/wordml/sdtformatlock" xmlns:w16se="http://schemas.microsoft.com/office/word/2015/wordml/symex" xmlns:w16du="http://schemas.microsoft.com/office/word/2023/wordml/word16du" mc:Ignorable="w14 w15 w16se w16cid w16 w16cex w16sdtdh w16sdtfl w16du">
   <w:docDefaults>
     <w:rPrDefault>
       <w:rPr>
@@ -13904,7 +13843,7 @@
     </w:rPrDefault>
     <w:pPrDefault/>
   </w:docDefaults>
-  <w:latentStyles w:defLockedState="0" w:defUIPriority="99" w:defSemiHidden="0" w:defUnhideWhenUsed="0" w:defQFormat="0" w:count="371">
+  <w:latentStyles w:defLockedState="0" w:defUIPriority="99" w:defSemiHidden="0" w:defUnhideWhenUsed="0" w:defQFormat="0" w:count="376">
     <w:lsdException w:name="Normal" w:uiPriority="0" w:qFormat="1"/>
     <w:lsdException w:name="heading 1" w:uiPriority="9" w:qFormat="1"/>
     <w:lsdException w:name="heading 2" w:semiHidden="1" w:uiPriority="9" w:unhideWhenUsed="1" w:qFormat="1"/>
@@ -14273,6 +14212,11 @@
     <w:lsdException w:name="List Table 5 Dark Accent 6" w:uiPriority="50"/>
     <w:lsdException w:name="List Table 6 Colorful Accent 6" w:uiPriority="51"/>
     <w:lsdException w:name="List Table 7 Colorful Accent 6" w:uiPriority="52"/>
+    <w:lsdException w:name="Mention" w:semiHidden="1" w:unhideWhenUsed="1"/>
+    <w:lsdException w:name="Smart Hyperlink" w:semiHidden="1" w:unhideWhenUsed="1"/>
+    <w:lsdException w:name="Hashtag" w:semiHidden="1" w:unhideWhenUsed="1"/>
+    <w:lsdException w:name="Unresolved Mention" w:semiHidden="1" w:unhideWhenUsed="1"/>
+    <w:lsdException w:name="Smart Link" w:semiHidden="1" w:unhideWhenUsed="1"/>
   </w:latentStyles>
   <w:style w:type="paragraph" w:default="1" w:styleId="Normal">
     <w:name w:val="Normal"/>
@@ -15530,7 +15474,7 @@
       <w:lang w:val="es-CO" w:eastAsia="ja-JP"/>
     </w:rPr>
   </w:style>
-  <w:style w:type="character" w:styleId="Textoennegrita">
+  <w:style w:type="character" w:styleId="Fuerte">
     <w:name w:val="Strong"/>
     <w:basedOn w:val="Fuentedeprrafopredeter"/>
     <w:uiPriority w:val="22"/>
@@ -15541,7 +15485,7 @@
       <w:bCs/>
     </w:rPr>
   </w:style>
-  <w:style w:type="table" w:styleId="Tabladecuadrcula4-nfasis1">
+  <w:style w:type="table" w:styleId="Tablaconcuadrcula4-nfasis1">
     <w:name w:val="Grid Table 4 Accent 1"/>
     <w:basedOn w:val="Tablanormal"/>
     <w:uiPriority w:val="49"/>
@@ -15619,7 +15563,7 @@
       </w:tcPr>
     </w:tblStylePr>
   </w:style>
-  <w:style w:type="table" w:styleId="Tabladecuadrcula4-nfasis5">
+  <w:style w:type="table" w:styleId="Tablaconcuadrcula4-nfasis5">
     <w:name w:val="Grid Table 4 Accent 5"/>
     <w:basedOn w:val="Tablanormal"/>
     <w:uiPriority w:val="49"/>
@@ -15734,7 +15678,7 @@
 </file>
 
 <file path=word/diagrams/colors1.xml><?xml version="1.0" encoding="utf-8"?>
-<dgm:colorsDef xmlns:dgm="http://schemas.openxmlformats.org/drawingml/2006/diagram" xmlns:a="http://schemas.openxmlformats.org/drawingml/2006/main" uniqueId="urn:microsoft.com/office/officeart/2005/8/colors/colorful2">
+<dgm:colorsDef xmlns:dgm="http://schemas.openxmlformats.org/drawingml/2006/diagram" xmlns:a="http://schemas.openxmlformats.org/drawingml/2006/main" uniqueId="urn:microsoft.com/office/officeart/2005/8/colors/colorful2#1">
   <dgm:title val=""/>
   <dgm:desc val=""/>
   <dgm:catLst>
@@ -16516,7 +16460,7 @@
 </file>
 
 <file path=word/diagrams/colors2.xml><?xml version="1.0" encoding="utf-8"?>
-<dgm:colorsDef xmlns:dgm="http://schemas.openxmlformats.org/drawingml/2006/diagram" xmlns:a="http://schemas.openxmlformats.org/drawingml/2006/main" uniqueId="urn:microsoft.com/office/officeart/2005/8/colors/colorful3">
+<dgm:colorsDef xmlns:dgm="http://schemas.openxmlformats.org/drawingml/2006/diagram" xmlns:a="http://schemas.openxmlformats.org/drawingml/2006/main" uniqueId="urn:microsoft.com/office/officeart/2005/8/colors/colorful3#1">
   <dgm:title val=""/>
   <dgm:desc val=""/>
   <dgm:catLst>
@@ -17298,7 +17242,7 @@
 </file>
 
 <file path=word/diagrams/colors3.xml><?xml version="1.0" encoding="utf-8"?>
-<dgm:colorsDef xmlns:dgm="http://schemas.openxmlformats.org/drawingml/2006/diagram" xmlns:a="http://schemas.openxmlformats.org/drawingml/2006/main" uniqueId="urn:microsoft.com/office/officeart/2005/8/colors/colorful4">
+<dgm:colorsDef xmlns:dgm="http://schemas.openxmlformats.org/drawingml/2006/diagram" xmlns:a="http://schemas.openxmlformats.org/drawingml/2006/main" uniqueId="urn:microsoft.com/office/officeart/2005/8/colors/colorful4#1">
   <dgm:title val=""/>
   <dgm:desc val=""/>
   <dgm:catLst>
@@ -18083,7 +18027,7 @@
 <dgm:dataModel xmlns:dgm="http://schemas.openxmlformats.org/drawingml/2006/diagram" xmlns:a="http://schemas.openxmlformats.org/drawingml/2006/main">
   <dgm:ptLst>
     <dgm:pt modelId="{8B22EA7D-3C19-4A6F-90F6-A3BA3B41BCF5}" type="doc">
-      <dgm:prSet loTypeId="urn:microsoft.com/office/officeart/2005/8/layout/orgChart1" loCatId="hierarchy" qsTypeId="urn:microsoft.com/office/officeart/2005/8/quickstyle/simple1" qsCatId="simple" csTypeId="urn:microsoft.com/office/officeart/2005/8/colors/colorful2" csCatId="colorful" phldr="1"/>
+      <dgm:prSet loTypeId="urn:microsoft.com/office/officeart/2005/8/layout/orgChart1" loCatId="hierarchy" qsTypeId="urn:microsoft.com/office/officeart/2005/8/quickstyle/simple1#1" qsCatId="simple" csTypeId="urn:microsoft.com/office/officeart/2005/8/colors/colorful2#1" csCatId="colorful" phldr="1"/>
       <dgm:spPr/>
       <dgm:t>
         <a:bodyPr/>
@@ -18541,13 +18485,6 @@
         </dgm:presLayoutVars>
       </dgm:prSet>
       <dgm:spPr/>
-      <dgm:t>
-        <a:bodyPr/>
-        <a:lstStyle/>
-        <a:p>
-          <a:endParaRPr lang="es-ES"/>
-        </a:p>
-      </dgm:t>
     </dgm:pt>
     <dgm:pt modelId="{981E742E-3BD0-48FE-99CE-CE9D679A3560}" type="pres">
       <dgm:prSet presAssocID="{66C14A84-3ECC-465B-8530-EBFD8F918DA9}" presName="hierRoot1" presStyleCnt="0">
@@ -18556,24 +18493,10 @@
         </dgm:presLayoutVars>
       </dgm:prSet>
       <dgm:spPr/>
-      <dgm:t>
-        <a:bodyPr/>
-        <a:lstStyle/>
-        <a:p>
-          <a:endParaRPr lang="es-ES"/>
-        </a:p>
-      </dgm:t>
     </dgm:pt>
     <dgm:pt modelId="{89F0F6DA-C539-40FF-AEB7-9EDA5D6A0672}" type="pres">
       <dgm:prSet presAssocID="{66C14A84-3ECC-465B-8530-EBFD8F918DA9}" presName="rootComposite1" presStyleCnt="0"/>
       <dgm:spPr/>
-      <dgm:t>
-        <a:bodyPr/>
-        <a:lstStyle/>
-        <a:p>
-          <a:endParaRPr lang="es-ES"/>
-        </a:p>
-      </dgm:t>
     </dgm:pt>
     <dgm:pt modelId="{20177C77-7CC4-4E28-A9BE-53A286AF04F4}" type="pres">
       <dgm:prSet presAssocID="{66C14A84-3ECC-465B-8530-EBFD8F918DA9}" presName="rootText1" presStyleLbl="node0" presStyleIdx="0" presStyleCnt="1" custScaleX="204921">
@@ -18582,46 +18505,18 @@
         </dgm:presLayoutVars>
       </dgm:prSet>
       <dgm:spPr/>
-      <dgm:t>
-        <a:bodyPr/>
-        <a:lstStyle/>
-        <a:p>
-          <a:endParaRPr lang="es-ES"/>
-        </a:p>
-      </dgm:t>
     </dgm:pt>
     <dgm:pt modelId="{098AA232-33E3-45E2-8D44-BF31FF31CCC0}" type="pres">
       <dgm:prSet presAssocID="{66C14A84-3ECC-465B-8530-EBFD8F918DA9}" presName="rootConnector1" presStyleLbl="node1" presStyleIdx="0" presStyleCnt="0"/>
       <dgm:spPr/>
-      <dgm:t>
-        <a:bodyPr/>
-        <a:lstStyle/>
-        <a:p>
-          <a:endParaRPr lang="es-ES"/>
-        </a:p>
-      </dgm:t>
     </dgm:pt>
     <dgm:pt modelId="{BCF52829-5D28-45F9-B932-0AC7D1270B24}" type="pres">
       <dgm:prSet presAssocID="{66C14A84-3ECC-465B-8530-EBFD8F918DA9}" presName="hierChild2" presStyleCnt="0"/>
       <dgm:spPr/>
-      <dgm:t>
-        <a:bodyPr/>
-        <a:lstStyle/>
-        <a:p>
-          <a:endParaRPr lang="es-ES"/>
-        </a:p>
-      </dgm:t>
     </dgm:pt>
     <dgm:pt modelId="{C18FE439-E34E-49F3-89AD-9D73D4A2A055}" type="pres">
       <dgm:prSet presAssocID="{BD896311-D8EF-491B-B56A-6ACC026A55E3}" presName="Name37" presStyleLbl="parChTrans1D2" presStyleIdx="0" presStyleCnt="7"/>
       <dgm:spPr/>
-      <dgm:t>
-        <a:bodyPr/>
-        <a:lstStyle/>
-        <a:p>
-          <a:endParaRPr lang="es-ES"/>
-        </a:p>
-      </dgm:t>
     </dgm:pt>
     <dgm:pt modelId="{656839F0-236C-448E-983A-A5FFE8B48002}" type="pres">
       <dgm:prSet presAssocID="{532083ED-65BA-4D71-BAB7-EF93B328C524}" presName="hierRoot2" presStyleCnt="0">
@@ -18630,24 +18525,10 @@
         </dgm:presLayoutVars>
       </dgm:prSet>
       <dgm:spPr/>
-      <dgm:t>
-        <a:bodyPr/>
-        <a:lstStyle/>
-        <a:p>
-          <a:endParaRPr lang="es-ES"/>
-        </a:p>
-      </dgm:t>
     </dgm:pt>
     <dgm:pt modelId="{36CD21A5-942E-43F1-B187-F315E767625C}" type="pres">
       <dgm:prSet presAssocID="{532083ED-65BA-4D71-BAB7-EF93B328C524}" presName="rootComposite" presStyleCnt="0"/>
       <dgm:spPr/>
-      <dgm:t>
-        <a:bodyPr/>
-        <a:lstStyle/>
-        <a:p>
-          <a:endParaRPr lang="es-ES"/>
-        </a:p>
-      </dgm:t>
     </dgm:pt>
     <dgm:pt modelId="{9473850A-BFF0-4034-852B-962EF3D7CF4F}" type="pres">
       <dgm:prSet presAssocID="{532083ED-65BA-4D71-BAB7-EF93B328C524}" presName="rootText" presStyleLbl="node2" presStyleIdx="0" presStyleCnt="3">
@@ -18656,57 +18537,22 @@
         </dgm:presLayoutVars>
       </dgm:prSet>
       <dgm:spPr/>
-      <dgm:t>
-        <a:bodyPr/>
-        <a:lstStyle/>
-        <a:p>
-          <a:endParaRPr lang="es-ES"/>
-        </a:p>
-      </dgm:t>
     </dgm:pt>
     <dgm:pt modelId="{594A9E8C-914A-4DD5-984D-64CDDFBD6528}" type="pres">
       <dgm:prSet presAssocID="{532083ED-65BA-4D71-BAB7-EF93B328C524}" presName="rootConnector" presStyleLbl="node2" presStyleIdx="0" presStyleCnt="3"/>
       <dgm:spPr/>
-      <dgm:t>
-        <a:bodyPr/>
-        <a:lstStyle/>
-        <a:p>
-          <a:endParaRPr lang="es-ES"/>
-        </a:p>
-      </dgm:t>
     </dgm:pt>
     <dgm:pt modelId="{DE31423F-3AA2-44F5-BABB-CEE08EAD5F48}" type="pres">
       <dgm:prSet presAssocID="{532083ED-65BA-4D71-BAB7-EF93B328C524}" presName="hierChild4" presStyleCnt="0"/>
       <dgm:spPr/>
-      <dgm:t>
-        <a:bodyPr/>
-        <a:lstStyle/>
-        <a:p>
-          <a:endParaRPr lang="es-ES"/>
-        </a:p>
-      </dgm:t>
     </dgm:pt>
     <dgm:pt modelId="{7A211BF9-CA0D-4465-A7B8-5C5FECB67EEF}" type="pres">
       <dgm:prSet presAssocID="{532083ED-65BA-4D71-BAB7-EF93B328C524}" presName="hierChild5" presStyleCnt="0"/>
       <dgm:spPr/>
-      <dgm:t>
-        <a:bodyPr/>
-        <a:lstStyle/>
-        <a:p>
-          <a:endParaRPr lang="es-ES"/>
-        </a:p>
-      </dgm:t>
     </dgm:pt>
     <dgm:pt modelId="{DF20498D-F2CB-40E0-86BD-F03AE0869F43}" type="pres">
       <dgm:prSet presAssocID="{F2DFD52F-E0F1-4902-91EC-06839A7CDF2C}" presName="Name37" presStyleLbl="parChTrans1D2" presStyleIdx="1" presStyleCnt="7"/>
       <dgm:spPr/>
-      <dgm:t>
-        <a:bodyPr/>
-        <a:lstStyle/>
-        <a:p>
-          <a:endParaRPr lang="es-ES"/>
-        </a:p>
-      </dgm:t>
     </dgm:pt>
     <dgm:pt modelId="{25FCE6ED-EB8E-410C-B81D-90187E328D9B}" type="pres">
       <dgm:prSet presAssocID="{0C4644C9-94FD-43A2-B179-373876A0007D}" presName="hierRoot2" presStyleCnt="0">
@@ -18715,24 +18561,10 @@
         </dgm:presLayoutVars>
       </dgm:prSet>
       <dgm:spPr/>
-      <dgm:t>
-        <a:bodyPr/>
-        <a:lstStyle/>
-        <a:p>
-          <a:endParaRPr lang="es-ES"/>
-        </a:p>
-      </dgm:t>
     </dgm:pt>
     <dgm:pt modelId="{FE55C3D3-33BA-4D34-B2A1-F5255F7F144C}" type="pres">
       <dgm:prSet presAssocID="{0C4644C9-94FD-43A2-B179-373876A0007D}" presName="rootComposite" presStyleCnt="0"/>
       <dgm:spPr/>
-      <dgm:t>
-        <a:bodyPr/>
-        <a:lstStyle/>
-        <a:p>
-          <a:endParaRPr lang="es-ES"/>
-        </a:p>
-      </dgm:t>
     </dgm:pt>
     <dgm:pt modelId="{CE3944F1-4EC4-4C51-A48C-2DA8B2F80D88}" type="pres">
       <dgm:prSet presAssocID="{0C4644C9-94FD-43A2-B179-373876A0007D}" presName="rootText" presStyleLbl="node2" presStyleIdx="1" presStyleCnt="3">
@@ -18741,57 +18573,22 @@
         </dgm:presLayoutVars>
       </dgm:prSet>
       <dgm:spPr/>
-      <dgm:t>
-        <a:bodyPr/>
-        <a:lstStyle/>
-        <a:p>
-          <a:endParaRPr lang="es-ES"/>
-        </a:p>
-      </dgm:t>
     </dgm:pt>
     <dgm:pt modelId="{6F89FAEE-713F-4663-84EB-823D1A56E11A}" type="pres">
       <dgm:prSet presAssocID="{0C4644C9-94FD-43A2-B179-373876A0007D}" presName="rootConnector" presStyleLbl="node2" presStyleIdx="1" presStyleCnt="3"/>
       <dgm:spPr/>
-      <dgm:t>
-        <a:bodyPr/>
-        <a:lstStyle/>
-        <a:p>
-          <a:endParaRPr lang="es-ES"/>
-        </a:p>
-      </dgm:t>
     </dgm:pt>
     <dgm:pt modelId="{B8FD31BA-F6D0-4318-AE56-14E10C7E6007}" type="pres">
       <dgm:prSet presAssocID="{0C4644C9-94FD-43A2-B179-373876A0007D}" presName="hierChild4" presStyleCnt="0"/>
       <dgm:spPr/>
-      <dgm:t>
-        <a:bodyPr/>
-        <a:lstStyle/>
-        <a:p>
-          <a:endParaRPr lang="es-ES"/>
-        </a:p>
-      </dgm:t>
     </dgm:pt>
     <dgm:pt modelId="{58033A53-C70A-4705-B23E-15ECBB913217}" type="pres">
       <dgm:prSet presAssocID="{0C4644C9-94FD-43A2-B179-373876A0007D}" presName="hierChild5" presStyleCnt="0"/>
       <dgm:spPr/>
-      <dgm:t>
-        <a:bodyPr/>
-        <a:lstStyle/>
-        <a:p>
-          <a:endParaRPr lang="es-ES"/>
-        </a:p>
-      </dgm:t>
     </dgm:pt>
     <dgm:pt modelId="{253D5927-5745-4174-9278-0E2A18797643}" type="pres">
       <dgm:prSet presAssocID="{360FE588-B7E3-452A-BEE6-3412DCE89C98}" presName="Name37" presStyleLbl="parChTrans1D2" presStyleIdx="2" presStyleCnt="7"/>
       <dgm:spPr/>
-      <dgm:t>
-        <a:bodyPr/>
-        <a:lstStyle/>
-        <a:p>
-          <a:endParaRPr lang="es-ES"/>
-        </a:p>
-      </dgm:t>
     </dgm:pt>
     <dgm:pt modelId="{531F1E77-374B-4FE8-AEDA-21ADC5F312FC}" type="pres">
       <dgm:prSet presAssocID="{2F5DC4CB-734C-4880-ADDC-5F9661F24428}" presName="hierRoot2" presStyleCnt="0">
@@ -18800,24 +18597,10 @@
         </dgm:presLayoutVars>
       </dgm:prSet>
       <dgm:spPr/>
-      <dgm:t>
-        <a:bodyPr/>
-        <a:lstStyle/>
-        <a:p>
-          <a:endParaRPr lang="es-ES"/>
-        </a:p>
-      </dgm:t>
     </dgm:pt>
     <dgm:pt modelId="{E58D19D3-CA4C-4AD3-B9F5-F2A5F58290E8}" type="pres">
       <dgm:prSet presAssocID="{2F5DC4CB-734C-4880-ADDC-5F9661F24428}" presName="rootComposite" presStyleCnt="0"/>
       <dgm:spPr/>
-      <dgm:t>
-        <a:bodyPr/>
-        <a:lstStyle/>
-        <a:p>
-          <a:endParaRPr lang="es-ES"/>
-        </a:p>
-      </dgm:t>
     </dgm:pt>
     <dgm:pt modelId="{EAC4ECF7-E034-4812-B920-062BB99B9D00}" type="pres">
       <dgm:prSet presAssocID="{2F5DC4CB-734C-4880-ADDC-5F9661F24428}" presName="rootText" presStyleLbl="node2" presStyleIdx="2" presStyleCnt="3">
@@ -18826,68 +18609,26 @@
         </dgm:presLayoutVars>
       </dgm:prSet>
       <dgm:spPr/>
-      <dgm:t>
-        <a:bodyPr/>
-        <a:lstStyle/>
-        <a:p>
-          <a:endParaRPr lang="es-ES"/>
-        </a:p>
-      </dgm:t>
     </dgm:pt>
     <dgm:pt modelId="{323F2842-9EC0-41D6-A595-E09D0FF6AF7D}" type="pres">
       <dgm:prSet presAssocID="{2F5DC4CB-734C-4880-ADDC-5F9661F24428}" presName="rootConnector" presStyleLbl="node2" presStyleIdx="2" presStyleCnt="3"/>
       <dgm:spPr/>
-      <dgm:t>
-        <a:bodyPr/>
-        <a:lstStyle/>
-        <a:p>
-          <a:endParaRPr lang="es-ES"/>
-        </a:p>
-      </dgm:t>
     </dgm:pt>
     <dgm:pt modelId="{9A2ABE18-8C40-468C-9A74-C9255FF639DE}" type="pres">
       <dgm:prSet presAssocID="{2F5DC4CB-734C-4880-ADDC-5F9661F24428}" presName="hierChild4" presStyleCnt="0"/>
       <dgm:spPr/>
-      <dgm:t>
-        <a:bodyPr/>
-        <a:lstStyle/>
-        <a:p>
-          <a:endParaRPr lang="es-ES"/>
-        </a:p>
-      </dgm:t>
     </dgm:pt>
     <dgm:pt modelId="{DE24A5C0-8A06-4A14-B270-96673149CB04}" type="pres">
       <dgm:prSet presAssocID="{2F5DC4CB-734C-4880-ADDC-5F9661F24428}" presName="hierChild5" presStyleCnt="0"/>
       <dgm:spPr/>
-      <dgm:t>
-        <a:bodyPr/>
-        <a:lstStyle/>
-        <a:p>
-          <a:endParaRPr lang="es-ES"/>
-        </a:p>
-      </dgm:t>
     </dgm:pt>
     <dgm:pt modelId="{21452111-F8E9-4807-972D-308B2BF1FBA7}" type="pres">
       <dgm:prSet presAssocID="{66C14A84-3ECC-465B-8530-EBFD8F918DA9}" presName="hierChild3" presStyleCnt="0"/>
       <dgm:spPr/>
-      <dgm:t>
-        <a:bodyPr/>
-        <a:lstStyle/>
-        <a:p>
-          <a:endParaRPr lang="es-ES"/>
-        </a:p>
-      </dgm:t>
     </dgm:pt>
     <dgm:pt modelId="{C14FB053-1435-4AB8-973E-6D16486386C9}" type="pres">
       <dgm:prSet presAssocID="{6FB9454F-8ABF-41C4-A3E8-E3FC18487A26}" presName="Name111" presStyleLbl="parChTrans1D2" presStyleIdx="3" presStyleCnt="7"/>
       <dgm:spPr/>
-      <dgm:t>
-        <a:bodyPr/>
-        <a:lstStyle/>
-        <a:p>
-          <a:endParaRPr lang="es-ES"/>
-        </a:p>
-      </dgm:t>
     </dgm:pt>
     <dgm:pt modelId="{DACC9884-F8EB-4A1F-B56E-90505C68FD03}" type="pres">
       <dgm:prSet presAssocID="{E2F6CDBE-E42A-4C3D-8B96-FADFA5A1A99C}" presName="hierRoot3" presStyleCnt="0">
@@ -18896,24 +18637,10 @@
         </dgm:presLayoutVars>
       </dgm:prSet>
       <dgm:spPr/>
-      <dgm:t>
-        <a:bodyPr/>
-        <a:lstStyle/>
-        <a:p>
-          <a:endParaRPr lang="es-ES"/>
-        </a:p>
-      </dgm:t>
     </dgm:pt>
     <dgm:pt modelId="{C04505B2-0FAB-4A09-92DA-F3371C699584}" type="pres">
       <dgm:prSet presAssocID="{E2F6CDBE-E42A-4C3D-8B96-FADFA5A1A99C}" presName="rootComposite3" presStyleCnt="0"/>
       <dgm:spPr/>
-      <dgm:t>
-        <a:bodyPr/>
-        <a:lstStyle/>
-        <a:p>
-          <a:endParaRPr lang="es-ES"/>
-        </a:p>
-      </dgm:t>
     </dgm:pt>
     <dgm:pt modelId="{742F5343-588F-4986-BB5B-23BB14169E78}" type="pres">
       <dgm:prSet presAssocID="{E2F6CDBE-E42A-4C3D-8B96-FADFA5A1A99C}" presName="rootText3" presStyleLbl="asst1" presStyleIdx="0" presStyleCnt="4">
@@ -18922,57 +18649,22 @@
         </dgm:presLayoutVars>
       </dgm:prSet>
       <dgm:spPr/>
-      <dgm:t>
-        <a:bodyPr/>
-        <a:lstStyle/>
-        <a:p>
-          <a:endParaRPr lang="es-ES"/>
-        </a:p>
-      </dgm:t>
     </dgm:pt>
     <dgm:pt modelId="{996D3DFC-BB97-4A6D-B930-EC35C60457B7}" type="pres">
       <dgm:prSet presAssocID="{E2F6CDBE-E42A-4C3D-8B96-FADFA5A1A99C}" presName="rootConnector3" presStyleLbl="asst1" presStyleIdx="0" presStyleCnt="4"/>
       <dgm:spPr/>
-      <dgm:t>
-        <a:bodyPr/>
-        <a:lstStyle/>
-        <a:p>
-          <a:endParaRPr lang="es-ES"/>
-        </a:p>
-      </dgm:t>
     </dgm:pt>
     <dgm:pt modelId="{A13DAE0A-6F7A-4616-8F75-364AD8A9D896}" type="pres">
       <dgm:prSet presAssocID="{E2F6CDBE-E42A-4C3D-8B96-FADFA5A1A99C}" presName="hierChild6" presStyleCnt="0"/>
       <dgm:spPr/>
-      <dgm:t>
-        <a:bodyPr/>
-        <a:lstStyle/>
-        <a:p>
-          <a:endParaRPr lang="es-ES"/>
-        </a:p>
-      </dgm:t>
     </dgm:pt>
     <dgm:pt modelId="{C6A40342-BB9D-4037-BDBC-6FCE1DD7D334}" type="pres">
       <dgm:prSet presAssocID="{E2F6CDBE-E42A-4C3D-8B96-FADFA5A1A99C}" presName="hierChild7" presStyleCnt="0"/>
       <dgm:spPr/>
-      <dgm:t>
-        <a:bodyPr/>
-        <a:lstStyle/>
-        <a:p>
-          <a:endParaRPr lang="es-ES"/>
-        </a:p>
-      </dgm:t>
     </dgm:pt>
     <dgm:pt modelId="{41DC95BC-0973-4656-A39B-89FEB428793E}" type="pres">
       <dgm:prSet presAssocID="{E7430B9C-B1C2-4395-BD4D-78D8DD0958ED}" presName="Name111" presStyleLbl="parChTrans1D2" presStyleIdx="4" presStyleCnt="7"/>
       <dgm:spPr/>
-      <dgm:t>
-        <a:bodyPr/>
-        <a:lstStyle/>
-        <a:p>
-          <a:endParaRPr lang="es-ES"/>
-        </a:p>
-      </dgm:t>
     </dgm:pt>
     <dgm:pt modelId="{3C859705-65E0-4586-B295-1A34F27998A8}" type="pres">
       <dgm:prSet presAssocID="{9A20CAAE-D5C4-47B9-8F53-07F4FEA5E7E0}" presName="hierRoot3" presStyleCnt="0">
@@ -18981,24 +18673,10 @@
         </dgm:presLayoutVars>
       </dgm:prSet>
       <dgm:spPr/>
-      <dgm:t>
-        <a:bodyPr/>
-        <a:lstStyle/>
-        <a:p>
-          <a:endParaRPr lang="es-ES"/>
-        </a:p>
-      </dgm:t>
     </dgm:pt>
     <dgm:pt modelId="{05F4BC0F-5A4D-4A1F-A0ED-954F729BED4B}" type="pres">
       <dgm:prSet presAssocID="{9A20CAAE-D5C4-47B9-8F53-07F4FEA5E7E0}" presName="rootComposite3" presStyleCnt="0"/>
       <dgm:spPr/>
-      <dgm:t>
-        <a:bodyPr/>
-        <a:lstStyle/>
-        <a:p>
-          <a:endParaRPr lang="es-ES"/>
-        </a:p>
-      </dgm:t>
     </dgm:pt>
     <dgm:pt modelId="{46E5BDEC-B5FE-45B8-8711-83D2F25279DD}" type="pres">
       <dgm:prSet presAssocID="{9A20CAAE-D5C4-47B9-8F53-07F4FEA5E7E0}" presName="rootText3" presStyleLbl="asst1" presStyleIdx="1" presStyleCnt="4" custScaleX="134452">
@@ -19007,57 +18685,22 @@
         </dgm:presLayoutVars>
       </dgm:prSet>
       <dgm:spPr/>
-      <dgm:t>
-        <a:bodyPr/>
-        <a:lstStyle/>
-        <a:p>
-          <a:endParaRPr lang="es-ES"/>
-        </a:p>
-      </dgm:t>
     </dgm:pt>
     <dgm:pt modelId="{E90E39FE-3003-406B-AC45-AEDBCC32B2EA}" type="pres">
       <dgm:prSet presAssocID="{9A20CAAE-D5C4-47B9-8F53-07F4FEA5E7E0}" presName="rootConnector3" presStyleLbl="asst1" presStyleIdx="1" presStyleCnt="4"/>
       <dgm:spPr/>
-      <dgm:t>
-        <a:bodyPr/>
-        <a:lstStyle/>
-        <a:p>
-          <a:endParaRPr lang="es-ES"/>
-        </a:p>
-      </dgm:t>
     </dgm:pt>
     <dgm:pt modelId="{6C0D8A15-97F3-4098-874C-BB45A236B190}" type="pres">
       <dgm:prSet presAssocID="{9A20CAAE-D5C4-47B9-8F53-07F4FEA5E7E0}" presName="hierChild6" presStyleCnt="0"/>
       <dgm:spPr/>
-      <dgm:t>
-        <a:bodyPr/>
-        <a:lstStyle/>
-        <a:p>
-          <a:endParaRPr lang="es-ES"/>
-        </a:p>
-      </dgm:t>
     </dgm:pt>
     <dgm:pt modelId="{4C5B3870-0E5D-41E8-9517-6A97B6144D1A}" type="pres">
       <dgm:prSet presAssocID="{9A20CAAE-D5C4-47B9-8F53-07F4FEA5E7E0}" presName="hierChild7" presStyleCnt="0"/>
       <dgm:spPr/>
-      <dgm:t>
-        <a:bodyPr/>
-        <a:lstStyle/>
-        <a:p>
-          <a:endParaRPr lang="es-ES"/>
-        </a:p>
-      </dgm:t>
     </dgm:pt>
     <dgm:pt modelId="{1D13F6F6-D8D8-4589-ADD7-E1688FD541C2}" type="pres">
       <dgm:prSet presAssocID="{AB886B04-75A3-49AB-A52F-B19C99BE3C82}" presName="Name111" presStyleLbl="parChTrans1D2" presStyleIdx="5" presStyleCnt="7"/>
       <dgm:spPr/>
-      <dgm:t>
-        <a:bodyPr/>
-        <a:lstStyle/>
-        <a:p>
-          <a:endParaRPr lang="es-ES"/>
-        </a:p>
-      </dgm:t>
     </dgm:pt>
     <dgm:pt modelId="{A64F6E76-10BD-4F67-A9A9-51A80F98B74C}" type="pres">
       <dgm:prSet presAssocID="{1E88A075-0AB9-401B-9860-1242D5740484}" presName="hierRoot3" presStyleCnt="0">
@@ -19066,24 +18709,10 @@
         </dgm:presLayoutVars>
       </dgm:prSet>
       <dgm:spPr/>
-      <dgm:t>
-        <a:bodyPr/>
-        <a:lstStyle/>
-        <a:p>
-          <a:endParaRPr lang="es-ES"/>
-        </a:p>
-      </dgm:t>
     </dgm:pt>
     <dgm:pt modelId="{FAC8ECF0-9DBE-4018-BB31-1A7E0F8C4B18}" type="pres">
       <dgm:prSet presAssocID="{1E88A075-0AB9-401B-9860-1242D5740484}" presName="rootComposite3" presStyleCnt="0"/>
       <dgm:spPr/>
-      <dgm:t>
-        <a:bodyPr/>
-        <a:lstStyle/>
-        <a:p>
-          <a:endParaRPr lang="es-ES"/>
-        </a:p>
-      </dgm:t>
     </dgm:pt>
     <dgm:pt modelId="{53F22BB2-50E9-4853-88E6-F69C4D38BEF8}" type="pres">
       <dgm:prSet presAssocID="{1E88A075-0AB9-401B-9860-1242D5740484}" presName="rootText3" presStyleLbl="asst1" presStyleIdx="2" presStyleCnt="4">
@@ -19092,57 +18721,22 @@
         </dgm:presLayoutVars>
       </dgm:prSet>
       <dgm:spPr/>
-      <dgm:t>
-        <a:bodyPr/>
-        <a:lstStyle/>
-        <a:p>
-          <a:endParaRPr lang="es-ES"/>
-        </a:p>
-      </dgm:t>
     </dgm:pt>
     <dgm:pt modelId="{B1784AF6-0FBD-4B5F-8479-CB170AB309EA}" type="pres">
       <dgm:prSet presAssocID="{1E88A075-0AB9-401B-9860-1242D5740484}" presName="rootConnector3" presStyleLbl="asst1" presStyleIdx="2" presStyleCnt="4"/>
       <dgm:spPr/>
-      <dgm:t>
-        <a:bodyPr/>
-        <a:lstStyle/>
-        <a:p>
-          <a:endParaRPr lang="es-ES"/>
-        </a:p>
-      </dgm:t>
     </dgm:pt>
     <dgm:pt modelId="{5D86171A-48C5-4121-A548-74DC11FF7D9D}" type="pres">
       <dgm:prSet presAssocID="{1E88A075-0AB9-401B-9860-1242D5740484}" presName="hierChild6" presStyleCnt="0"/>
       <dgm:spPr/>
-      <dgm:t>
-        <a:bodyPr/>
-        <a:lstStyle/>
-        <a:p>
-          <a:endParaRPr lang="es-ES"/>
-        </a:p>
-      </dgm:t>
     </dgm:pt>
     <dgm:pt modelId="{014CED46-D340-4C84-B367-E083C7386F34}" type="pres">
       <dgm:prSet presAssocID="{1E88A075-0AB9-401B-9860-1242D5740484}" presName="hierChild7" presStyleCnt="0"/>
       <dgm:spPr/>
-      <dgm:t>
-        <a:bodyPr/>
-        <a:lstStyle/>
-        <a:p>
-          <a:endParaRPr lang="es-ES"/>
-        </a:p>
-      </dgm:t>
     </dgm:pt>
     <dgm:pt modelId="{6197B4C1-23C2-4978-8038-6D5AA2E7345A}" type="pres">
       <dgm:prSet presAssocID="{44FFB4A8-4868-456C-B802-97D2BA75B053}" presName="Name111" presStyleLbl="parChTrans1D2" presStyleIdx="6" presStyleCnt="7"/>
       <dgm:spPr/>
-      <dgm:t>
-        <a:bodyPr/>
-        <a:lstStyle/>
-        <a:p>
-          <a:endParaRPr lang="es-ES"/>
-        </a:p>
-      </dgm:t>
     </dgm:pt>
     <dgm:pt modelId="{BF9AFDDC-6F6B-4AF3-9EF4-115CE77B3747}" type="pres">
       <dgm:prSet presAssocID="{96757189-20A5-4E5B-B202-66E11EB59EC9}" presName="hierRoot3" presStyleCnt="0">
@@ -19151,24 +18745,10 @@
         </dgm:presLayoutVars>
       </dgm:prSet>
       <dgm:spPr/>
-      <dgm:t>
-        <a:bodyPr/>
-        <a:lstStyle/>
-        <a:p>
-          <a:endParaRPr lang="es-ES"/>
-        </a:p>
-      </dgm:t>
     </dgm:pt>
     <dgm:pt modelId="{0CAAD7C0-CF82-42BA-A02B-1028FD8D6F52}" type="pres">
       <dgm:prSet presAssocID="{96757189-20A5-4E5B-B202-66E11EB59EC9}" presName="rootComposite3" presStyleCnt="0"/>
       <dgm:spPr/>
-      <dgm:t>
-        <a:bodyPr/>
-        <a:lstStyle/>
-        <a:p>
-          <a:endParaRPr lang="es-ES"/>
-        </a:p>
-      </dgm:t>
     </dgm:pt>
     <dgm:pt modelId="{1CB09632-C37E-4C12-939C-50CC62C78049}" type="pres">
       <dgm:prSet presAssocID="{96757189-20A5-4E5B-B202-66E11EB59EC9}" presName="rootText3" presStyleLbl="asst1" presStyleIdx="3" presStyleCnt="4" custScaleX="131344">
@@ -19177,81 +18757,53 @@
         </dgm:presLayoutVars>
       </dgm:prSet>
       <dgm:spPr/>
-      <dgm:t>
-        <a:bodyPr/>
-        <a:lstStyle/>
-        <a:p>
-          <a:endParaRPr lang="es-ES"/>
-        </a:p>
-      </dgm:t>
     </dgm:pt>
     <dgm:pt modelId="{C38F3526-D9B4-496A-AFF9-7759B62A2F7A}" type="pres">
       <dgm:prSet presAssocID="{96757189-20A5-4E5B-B202-66E11EB59EC9}" presName="rootConnector3" presStyleLbl="asst1" presStyleIdx="3" presStyleCnt="4"/>
       <dgm:spPr/>
-      <dgm:t>
-        <a:bodyPr/>
-        <a:lstStyle/>
-        <a:p>
-          <a:endParaRPr lang="es-ES"/>
-        </a:p>
-      </dgm:t>
     </dgm:pt>
     <dgm:pt modelId="{2947ADFB-9B3D-4593-AB6B-50B11C5E4C43}" type="pres">
       <dgm:prSet presAssocID="{96757189-20A5-4E5B-B202-66E11EB59EC9}" presName="hierChild6" presStyleCnt="0"/>
       <dgm:spPr/>
-      <dgm:t>
-        <a:bodyPr/>
-        <a:lstStyle/>
-        <a:p>
-          <a:endParaRPr lang="es-ES"/>
-        </a:p>
-      </dgm:t>
     </dgm:pt>
     <dgm:pt modelId="{5E63A467-8D2C-4478-9182-54BD243E5745}" type="pres">
       <dgm:prSet presAssocID="{96757189-20A5-4E5B-B202-66E11EB59EC9}" presName="hierChild7" presStyleCnt="0"/>
       <dgm:spPr/>
-      <dgm:t>
-        <a:bodyPr/>
-        <a:lstStyle/>
-        <a:p>
-          <a:endParaRPr lang="es-ES"/>
-        </a:p>
-      </dgm:t>
     </dgm:pt>
   </dgm:ptLst>
   <dgm:cxnLst>
+    <dgm:cxn modelId="{E01B190D-4B4E-4938-B004-1FEFA2F22D94}" srcId="{66C14A84-3ECC-465B-8530-EBFD8F918DA9}" destId="{2F5DC4CB-734C-4880-ADDC-5F9661F24428}" srcOrd="6" destOrd="0" parTransId="{360FE588-B7E3-452A-BEE6-3412DCE89C98}" sibTransId="{22B75EB9-A4BF-46ED-B6CC-081B6C14E972}"/>
+    <dgm:cxn modelId="{07B41B11-08BC-4C3C-8354-B8FDA7F8ADFB}" srcId="{66C14A84-3ECC-465B-8530-EBFD8F918DA9}" destId="{9A20CAAE-D5C4-47B9-8F53-07F4FEA5E7E0}" srcOrd="1" destOrd="0" parTransId="{E7430B9C-B1C2-4395-BD4D-78D8DD0958ED}" sibTransId="{94228502-5A7A-40B7-B7F2-F50BF37B40FF}"/>
+    <dgm:cxn modelId="{EEA1741D-DE98-45C1-A893-98CE30890115}" type="presOf" srcId="{8B22EA7D-3C19-4A6F-90F6-A3BA3B41BCF5}" destId="{0B7D168F-FBB8-4001-AD4E-44A797371F9E}" srcOrd="0" destOrd="0" presId="urn:microsoft.com/office/officeart/2005/8/layout/orgChart1"/>
+    <dgm:cxn modelId="{A82BCD1F-4BCB-4945-9461-599D8058715C}" type="presOf" srcId="{66C14A84-3ECC-465B-8530-EBFD8F918DA9}" destId="{20177C77-7CC4-4E28-A9BE-53A286AF04F4}" srcOrd="0" destOrd="0" presId="urn:microsoft.com/office/officeart/2005/8/layout/orgChart1"/>
     <dgm:cxn modelId="{102B2123-317A-4587-8624-3AC4CE02D443}" type="presOf" srcId="{AB886B04-75A3-49AB-A52F-B19C99BE3C82}" destId="{1D13F6F6-D8D8-4589-ADD7-E1688FD541C2}" srcOrd="0" destOrd="0" presId="urn:microsoft.com/office/officeart/2005/8/layout/orgChart1"/>
-    <dgm:cxn modelId="{07B41B11-08BC-4C3C-8354-B8FDA7F8ADFB}" srcId="{66C14A84-3ECC-465B-8530-EBFD8F918DA9}" destId="{9A20CAAE-D5C4-47B9-8F53-07F4FEA5E7E0}" srcOrd="1" destOrd="0" parTransId="{E7430B9C-B1C2-4395-BD4D-78D8DD0958ED}" sibTransId="{94228502-5A7A-40B7-B7F2-F50BF37B40FF}"/>
+    <dgm:cxn modelId="{23698932-2FB1-45E7-A24D-AD9314C1C93A}" srcId="{66C14A84-3ECC-465B-8530-EBFD8F918DA9}" destId="{0C4644C9-94FD-43A2-B179-373876A0007D}" srcOrd="5" destOrd="0" parTransId="{F2DFD52F-E0F1-4902-91EC-06839A7CDF2C}" sibTransId="{BF2C4A6B-7BFF-46B5-8FC3-1A6BDC126869}"/>
+    <dgm:cxn modelId="{7B551F38-D31E-4B66-B51A-142F823F71B5}" type="presOf" srcId="{9A20CAAE-D5C4-47B9-8F53-07F4FEA5E7E0}" destId="{46E5BDEC-B5FE-45B8-8711-83D2F25279DD}" srcOrd="0" destOrd="0" presId="urn:microsoft.com/office/officeart/2005/8/layout/orgChart1"/>
+    <dgm:cxn modelId="{9D837051-6008-403F-914E-E26A0A3A996E}" type="presOf" srcId="{0C4644C9-94FD-43A2-B179-373876A0007D}" destId="{CE3944F1-4EC4-4C51-A48C-2DA8B2F80D88}" srcOrd="0" destOrd="0" presId="urn:microsoft.com/office/officeart/2005/8/layout/orgChart1"/>
+    <dgm:cxn modelId="{45A96A54-00A2-4BBC-867F-478F243A5701}" type="presOf" srcId="{96757189-20A5-4E5B-B202-66E11EB59EC9}" destId="{C38F3526-D9B4-496A-AFF9-7759B62A2F7A}" srcOrd="1" destOrd="0" presId="urn:microsoft.com/office/officeart/2005/8/layout/orgChart1"/>
+    <dgm:cxn modelId="{11DE845B-DEBC-4B6C-9FF8-EA6F68ADE542}" type="presOf" srcId="{96757189-20A5-4E5B-B202-66E11EB59EC9}" destId="{1CB09632-C37E-4C12-939C-50CC62C78049}" srcOrd="0" destOrd="0" presId="urn:microsoft.com/office/officeart/2005/8/layout/orgChart1"/>
+    <dgm:cxn modelId="{684C385E-EB5C-4B37-B906-C5237AC9718E}" srcId="{66C14A84-3ECC-465B-8530-EBFD8F918DA9}" destId="{96757189-20A5-4E5B-B202-66E11EB59EC9}" srcOrd="3" destOrd="0" parTransId="{44FFB4A8-4868-456C-B802-97D2BA75B053}" sibTransId="{B6023A97-1973-4217-A67F-6822AF99C0B3}"/>
+    <dgm:cxn modelId="{BA0FE25E-F3F0-4B7C-967C-10AC48FADF2D}" type="presOf" srcId="{1E88A075-0AB9-401B-9860-1242D5740484}" destId="{B1784AF6-0FBD-4B5F-8479-CB170AB309EA}" srcOrd="1" destOrd="0" presId="urn:microsoft.com/office/officeart/2005/8/layout/orgChart1"/>
+    <dgm:cxn modelId="{AA0BF163-C4DC-4C0B-8E0E-B2F8ED9C0C5B}" type="presOf" srcId="{360FE588-B7E3-452A-BEE6-3412DCE89C98}" destId="{253D5927-5745-4174-9278-0E2A18797643}" srcOrd="0" destOrd="0" presId="urn:microsoft.com/office/officeart/2005/8/layout/orgChart1"/>
+    <dgm:cxn modelId="{9049386F-4D58-4EBE-84EE-CF370A9539C4}" type="presOf" srcId="{1E88A075-0AB9-401B-9860-1242D5740484}" destId="{53F22BB2-50E9-4853-88E6-F69C4D38BEF8}" srcOrd="0" destOrd="0" presId="urn:microsoft.com/office/officeart/2005/8/layout/orgChart1"/>
+    <dgm:cxn modelId="{DE50DA75-2664-44F7-841E-BFBD94CD0311}" type="presOf" srcId="{E2F6CDBE-E42A-4C3D-8B96-FADFA5A1A99C}" destId="{742F5343-588F-4986-BB5B-23BB14169E78}" srcOrd="0" destOrd="0" presId="urn:microsoft.com/office/officeart/2005/8/layout/orgChart1"/>
+    <dgm:cxn modelId="{63CEAC81-5E2D-40DF-947F-3AEB2368885F}" type="presOf" srcId="{66C14A84-3ECC-465B-8530-EBFD8F918DA9}" destId="{098AA232-33E3-45E2-8D44-BF31FF31CCC0}" srcOrd="1" destOrd="0" presId="urn:microsoft.com/office/officeart/2005/8/layout/orgChart1"/>
+    <dgm:cxn modelId="{03D57383-C30F-45D7-8153-0D903C59BBD2}" type="presOf" srcId="{6FB9454F-8ABF-41C4-A3E8-E3FC18487A26}" destId="{C14FB053-1435-4AB8-973E-6D16486386C9}" srcOrd="0" destOrd="0" presId="urn:microsoft.com/office/officeart/2005/8/layout/orgChart1"/>
+    <dgm:cxn modelId="{B8135086-8F13-444E-96B3-D7F6D4DDC097}" type="presOf" srcId="{E2F6CDBE-E42A-4C3D-8B96-FADFA5A1A99C}" destId="{996D3DFC-BB97-4A6D-B930-EC35C60457B7}" srcOrd="1" destOrd="0" presId="urn:microsoft.com/office/officeart/2005/8/layout/orgChart1"/>
+    <dgm:cxn modelId="{453E9486-9B2D-4FD1-9E8B-15D0E8C67732}" type="presOf" srcId="{2F5DC4CB-734C-4880-ADDC-5F9661F24428}" destId="{323F2842-9EC0-41D6-A595-E09D0FF6AF7D}" srcOrd="1" destOrd="0" presId="urn:microsoft.com/office/officeart/2005/8/layout/orgChart1"/>
+    <dgm:cxn modelId="{3F4C738A-8348-4D0A-9BCB-F023CD82D5E9}" type="presOf" srcId="{9A20CAAE-D5C4-47B9-8F53-07F4FEA5E7E0}" destId="{E90E39FE-3003-406B-AC45-AEDBCC32B2EA}" srcOrd="1" destOrd="0" presId="urn:microsoft.com/office/officeart/2005/8/layout/orgChart1"/>
+    <dgm:cxn modelId="{36FCFA8E-AC67-4644-A6B4-E91CAFCC1FC7}" type="presOf" srcId="{44FFB4A8-4868-456C-B802-97D2BA75B053}" destId="{6197B4C1-23C2-4978-8038-6D5AA2E7345A}" srcOrd="0" destOrd="0" presId="urn:microsoft.com/office/officeart/2005/8/layout/orgChart1"/>
+    <dgm:cxn modelId="{E0922A90-7725-4E4B-A923-402CB59D06F3}" type="presOf" srcId="{532083ED-65BA-4D71-BAB7-EF93B328C524}" destId="{9473850A-BFF0-4034-852B-962EF3D7CF4F}" srcOrd="0" destOrd="0" presId="urn:microsoft.com/office/officeart/2005/8/layout/orgChart1"/>
+    <dgm:cxn modelId="{F3A57697-04BB-4620-B187-74BB8022B43C}" srcId="{66C14A84-3ECC-465B-8530-EBFD8F918DA9}" destId="{E2F6CDBE-E42A-4C3D-8B96-FADFA5A1A99C}" srcOrd="0" destOrd="0" parTransId="{6FB9454F-8ABF-41C4-A3E8-E3FC18487A26}" sibTransId="{0A6FCF19-8248-4513-842D-02F06C48896C}"/>
+    <dgm:cxn modelId="{09D6EBB8-E87C-421E-A336-1B68E0A95676}" type="presOf" srcId="{F2DFD52F-E0F1-4902-91EC-06839A7CDF2C}" destId="{DF20498D-F2CB-40E0-86BD-F03AE0869F43}" srcOrd="0" destOrd="0" presId="urn:microsoft.com/office/officeart/2005/8/layout/orgChart1"/>
     <dgm:cxn modelId="{75F114BC-309F-4E09-B3DC-A06EFA191A9C}" type="presOf" srcId="{2F5DC4CB-734C-4880-ADDC-5F9661F24428}" destId="{EAC4ECF7-E034-4812-B920-062BB99B9D00}" srcOrd="0" destOrd="0" presId="urn:microsoft.com/office/officeart/2005/8/layout/orgChart1"/>
-    <dgm:cxn modelId="{7B551F38-D31E-4B66-B51A-142F823F71B5}" type="presOf" srcId="{9A20CAAE-D5C4-47B9-8F53-07F4FEA5E7E0}" destId="{46E5BDEC-B5FE-45B8-8711-83D2F25279DD}" srcOrd="0" destOrd="0" presId="urn:microsoft.com/office/officeart/2005/8/layout/orgChart1"/>
+    <dgm:cxn modelId="{33165FBD-1D69-42EF-BB18-AB054F691723}" type="presOf" srcId="{E7430B9C-B1C2-4395-BD4D-78D8DD0958ED}" destId="{41DC95BC-0973-4656-A39B-89FEB428793E}" srcOrd="0" destOrd="0" presId="urn:microsoft.com/office/officeart/2005/8/layout/orgChart1"/>
+    <dgm:cxn modelId="{21F900C5-93F5-4DCC-A4C4-597F25C7DC62}" type="presOf" srcId="{0C4644C9-94FD-43A2-B179-373876A0007D}" destId="{6F89FAEE-713F-4663-84EB-823D1A56E11A}" srcOrd="1" destOrd="0" presId="urn:microsoft.com/office/officeart/2005/8/layout/orgChart1"/>
+    <dgm:cxn modelId="{8CF097D2-9F9C-4578-AEB3-C7C2BA61E6CB}" srcId="{8B22EA7D-3C19-4A6F-90F6-A3BA3B41BCF5}" destId="{66C14A84-3ECC-465B-8530-EBFD8F918DA9}" srcOrd="0" destOrd="0" parTransId="{AF56E2EE-F02F-4833-A48A-C63E30BAE4C1}" sibTransId="{712A38EC-C3D1-434B-A4DD-E371790F7C53}"/>
+    <dgm:cxn modelId="{B987ABE0-ACCB-4C95-8386-4DA70052C493}" srcId="{66C14A84-3ECC-465B-8530-EBFD8F918DA9}" destId="{1E88A075-0AB9-401B-9860-1242D5740484}" srcOrd="2" destOrd="0" parTransId="{AB886B04-75A3-49AB-A52F-B19C99BE3C82}" sibTransId="{29352DE2-9B18-47CF-83B2-58BD22C028B4}"/>
+    <dgm:cxn modelId="{C21DADE4-CBE0-407D-B279-13C3028278BA}" type="presOf" srcId="{532083ED-65BA-4D71-BAB7-EF93B328C524}" destId="{594A9E8C-914A-4DD5-984D-64CDDFBD6528}" srcOrd="1" destOrd="0" presId="urn:microsoft.com/office/officeart/2005/8/layout/orgChart1"/>
+    <dgm:cxn modelId="{7E533CE5-BC01-49CC-AA12-25B63CEEC6DC}" type="presOf" srcId="{BD896311-D8EF-491B-B56A-6ACC026A55E3}" destId="{C18FE439-E34E-49F3-89AD-9D73D4A2A055}" srcOrd="0" destOrd="0" presId="urn:microsoft.com/office/officeart/2005/8/layout/orgChart1"/>
     <dgm:cxn modelId="{44EA7DEA-255D-437D-8E51-E0822D082457}" srcId="{66C14A84-3ECC-465B-8530-EBFD8F918DA9}" destId="{532083ED-65BA-4D71-BAB7-EF93B328C524}" srcOrd="4" destOrd="0" parTransId="{BD896311-D8EF-491B-B56A-6ACC026A55E3}" sibTransId="{42CD3E68-8E5A-4698-9883-BA6CFAC508A9}"/>
-    <dgm:cxn modelId="{DE50DA75-2664-44F7-841E-BFBD94CD0311}" type="presOf" srcId="{E2F6CDBE-E42A-4C3D-8B96-FADFA5A1A99C}" destId="{742F5343-588F-4986-BB5B-23BB14169E78}" srcOrd="0" destOrd="0" presId="urn:microsoft.com/office/officeart/2005/8/layout/orgChart1"/>
-    <dgm:cxn modelId="{F3A57697-04BB-4620-B187-74BB8022B43C}" srcId="{66C14A84-3ECC-465B-8530-EBFD8F918DA9}" destId="{E2F6CDBE-E42A-4C3D-8B96-FADFA5A1A99C}" srcOrd="0" destOrd="0" parTransId="{6FB9454F-8ABF-41C4-A3E8-E3FC18487A26}" sibTransId="{0A6FCF19-8248-4513-842D-02F06C48896C}"/>
-    <dgm:cxn modelId="{684C385E-EB5C-4B37-B906-C5237AC9718E}" srcId="{66C14A84-3ECC-465B-8530-EBFD8F918DA9}" destId="{96757189-20A5-4E5B-B202-66E11EB59EC9}" srcOrd="3" destOrd="0" parTransId="{44FFB4A8-4868-456C-B802-97D2BA75B053}" sibTransId="{B6023A97-1973-4217-A67F-6822AF99C0B3}"/>
-    <dgm:cxn modelId="{36FCFA8E-AC67-4644-A6B4-E91CAFCC1FC7}" type="presOf" srcId="{44FFB4A8-4868-456C-B802-97D2BA75B053}" destId="{6197B4C1-23C2-4978-8038-6D5AA2E7345A}" srcOrd="0" destOrd="0" presId="urn:microsoft.com/office/officeart/2005/8/layout/orgChart1"/>
-    <dgm:cxn modelId="{8CF097D2-9F9C-4578-AEB3-C7C2BA61E6CB}" srcId="{8B22EA7D-3C19-4A6F-90F6-A3BA3B41BCF5}" destId="{66C14A84-3ECC-465B-8530-EBFD8F918DA9}" srcOrd="0" destOrd="0" parTransId="{AF56E2EE-F02F-4833-A48A-C63E30BAE4C1}" sibTransId="{712A38EC-C3D1-434B-A4DD-E371790F7C53}"/>
-    <dgm:cxn modelId="{E01B190D-4B4E-4938-B004-1FEFA2F22D94}" srcId="{66C14A84-3ECC-465B-8530-EBFD8F918DA9}" destId="{2F5DC4CB-734C-4880-ADDC-5F9661F24428}" srcOrd="6" destOrd="0" parTransId="{360FE588-B7E3-452A-BEE6-3412DCE89C98}" sibTransId="{22B75EB9-A4BF-46ED-B6CC-081B6C14E972}"/>
-    <dgm:cxn modelId="{45A96A54-00A2-4BBC-867F-478F243A5701}" type="presOf" srcId="{96757189-20A5-4E5B-B202-66E11EB59EC9}" destId="{C38F3526-D9B4-496A-AFF9-7759B62A2F7A}" srcOrd="1" destOrd="0" presId="urn:microsoft.com/office/officeart/2005/8/layout/orgChart1"/>
-    <dgm:cxn modelId="{B987ABE0-ACCB-4C95-8386-4DA70052C493}" srcId="{66C14A84-3ECC-465B-8530-EBFD8F918DA9}" destId="{1E88A075-0AB9-401B-9860-1242D5740484}" srcOrd="2" destOrd="0" parTransId="{AB886B04-75A3-49AB-A52F-B19C99BE3C82}" sibTransId="{29352DE2-9B18-47CF-83B2-58BD22C028B4}"/>
-    <dgm:cxn modelId="{21F900C5-93F5-4DCC-A4C4-597F25C7DC62}" type="presOf" srcId="{0C4644C9-94FD-43A2-B179-373876A0007D}" destId="{6F89FAEE-713F-4663-84EB-823D1A56E11A}" srcOrd="1" destOrd="0" presId="urn:microsoft.com/office/officeart/2005/8/layout/orgChart1"/>
-    <dgm:cxn modelId="{9D837051-6008-403F-914E-E26A0A3A996E}" type="presOf" srcId="{0C4644C9-94FD-43A2-B179-373876A0007D}" destId="{CE3944F1-4EC4-4C51-A48C-2DA8B2F80D88}" srcOrd="0" destOrd="0" presId="urn:microsoft.com/office/officeart/2005/8/layout/orgChart1"/>
-    <dgm:cxn modelId="{3F4C738A-8348-4D0A-9BCB-F023CD82D5E9}" type="presOf" srcId="{9A20CAAE-D5C4-47B9-8F53-07F4FEA5E7E0}" destId="{E90E39FE-3003-406B-AC45-AEDBCC32B2EA}" srcOrd="1" destOrd="0" presId="urn:microsoft.com/office/officeart/2005/8/layout/orgChart1"/>
-    <dgm:cxn modelId="{33165FBD-1D69-42EF-BB18-AB054F691723}" type="presOf" srcId="{E7430B9C-B1C2-4395-BD4D-78D8DD0958ED}" destId="{41DC95BC-0973-4656-A39B-89FEB428793E}" srcOrd="0" destOrd="0" presId="urn:microsoft.com/office/officeart/2005/8/layout/orgChart1"/>
-    <dgm:cxn modelId="{7E533CE5-BC01-49CC-AA12-25B63CEEC6DC}" type="presOf" srcId="{BD896311-D8EF-491B-B56A-6ACC026A55E3}" destId="{C18FE439-E34E-49F3-89AD-9D73D4A2A055}" srcOrd="0" destOrd="0" presId="urn:microsoft.com/office/officeart/2005/8/layout/orgChart1"/>
-    <dgm:cxn modelId="{453E9486-9B2D-4FD1-9E8B-15D0E8C67732}" type="presOf" srcId="{2F5DC4CB-734C-4880-ADDC-5F9661F24428}" destId="{323F2842-9EC0-41D6-A595-E09D0FF6AF7D}" srcOrd="1" destOrd="0" presId="urn:microsoft.com/office/officeart/2005/8/layout/orgChart1"/>
-    <dgm:cxn modelId="{E0922A90-7725-4E4B-A923-402CB59D06F3}" type="presOf" srcId="{532083ED-65BA-4D71-BAB7-EF93B328C524}" destId="{9473850A-BFF0-4034-852B-962EF3D7CF4F}" srcOrd="0" destOrd="0" presId="urn:microsoft.com/office/officeart/2005/8/layout/orgChart1"/>
-    <dgm:cxn modelId="{BA0FE25E-F3F0-4B7C-967C-10AC48FADF2D}" type="presOf" srcId="{1E88A075-0AB9-401B-9860-1242D5740484}" destId="{B1784AF6-0FBD-4B5F-8479-CB170AB309EA}" srcOrd="1" destOrd="0" presId="urn:microsoft.com/office/officeart/2005/8/layout/orgChart1"/>
-    <dgm:cxn modelId="{B8135086-8F13-444E-96B3-D7F6D4DDC097}" type="presOf" srcId="{E2F6CDBE-E42A-4C3D-8B96-FADFA5A1A99C}" destId="{996D3DFC-BB97-4A6D-B930-EC35C60457B7}" srcOrd="1" destOrd="0" presId="urn:microsoft.com/office/officeart/2005/8/layout/orgChart1"/>
-    <dgm:cxn modelId="{23698932-2FB1-45E7-A24D-AD9314C1C93A}" srcId="{66C14A84-3ECC-465B-8530-EBFD8F918DA9}" destId="{0C4644C9-94FD-43A2-B179-373876A0007D}" srcOrd="5" destOrd="0" parTransId="{F2DFD52F-E0F1-4902-91EC-06839A7CDF2C}" sibTransId="{BF2C4A6B-7BFF-46B5-8FC3-1A6BDC126869}"/>
-    <dgm:cxn modelId="{AA0BF163-C4DC-4C0B-8E0E-B2F8ED9C0C5B}" type="presOf" srcId="{360FE588-B7E3-452A-BEE6-3412DCE89C98}" destId="{253D5927-5745-4174-9278-0E2A18797643}" srcOrd="0" destOrd="0" presId="urn:microsoft.com/office/officeart/2005/8/layout/orgChart1"/>
-    <dgm:cxn modelId="{03D57383-C30F-45D7-8153-0D903C59BBD2}" type="presOf" srcId="{6FB9454F-8ABF-41C4-A3E8-E3FC18487A26}" destId="{C14FB053-1435-4AB8-973E-6D16486386C9}" srcOrd="0" destOrd="0" presId="urn:microsoft.com/office/officeart/2005/8/layout/orgChart1"/>
-    <dgm:cxn modelId="{63CEAC81-5E2D-40DF-947F-3AEB2368885F}" type="presOf" srcId="{66C14A84-3ECC-465B-8530-EBFD8F918DA9}" destId="{098AA232-33E3-45E2-8D44-BF31FF31CCC0}" srcOrd="1" destOrd="0" presId="urn:microsoft.com/office/officeart/2005/8/layout/orgChart1"/>
-    <dgm:cxn modelId="{9049386F-4D58-4EBE-84EE-CF370A9539C4}" type="presOf" srcId="{1E88A075-0AB9-401B-9860-1242D5740484}" destId="{53F22BB2-50E9-4853-88E6-F69C4D38BEF8}" srcOrd="0" destOrd="0" presId="urn:microsoft.com/office/officeart/2005/8/layout/orgChart1"/>
-    <dgm:cxn modelId="{A82BCD1F-4BCB-4945-9461-599D8058715C}" type="presOf" srcId="{66C14A84-3ECC-465B-8530-EBFD8F918DA9}" destId="{20177C77-7CC4-4E28-A9BE-53A286AF04F4}" srcOrd="0" destOrd="0" presId="urn:microsoft.com/office/officeart/2005/8/layout/orgChart1"/>
-    <dgm:cxn modelId="{11DE845B-DEBC-4B6C-9FF8-EA6F68ADE542}" type="presOf" srcId="{96757189-20A5-4E5B-B202-66E11EB59EC9}" destId="{1CB09632-C37E-4C12-939C-50CC62C78049}" srcOrd="0" destOrd="0" presId="urn:microsoft.com/office/officeart/2005/8/layout/orgChart1"/>
-    <dgm:cxn modelId="{09D6EBB8-E87C-421E-A336-1B68E0A95676}" type="presOf" srcId="{F2DFD52F-E0F1-4902-91EC-06839A7CDF2C}" destId="{DF20498D-F2CB-40E0-86BD-F03AE0869F43}" srcOrd="0" destOrd="0" presId="urn:microsoft.com/office/officeart/2005/8/layout/orgChart1"/>
-    <dgm:cxn modelId="{EEA1741D-DE98-45C1-A893-98CE30890115}" type="presOf" srcId="{8B22EA7D-3C19-4A6F-90F6-A3BA3B41BCF5}" destId="{0B7D168F-FBB8-4001-AD4E-44A797371F9E}" srcOrd="0" destOrd="0" presId="urn:microsoft.com/office/officeart/2005/8/layout/orgChart1"/>
-    <dgm:cxn modelId="{C21DADE4-CBE0-407D-B279-13C3028278BA}" type="presOf" srcId="{532083ED-65BA-4D71-BAB7-EF93B328C524}" destId="{594A9E8C-914A-4DD5-984D-64CDDFBD6528}" srcOrd="1" destOrd="0" presId="urn:microsoft.com/office/officeart/2005/8/layout/orgChart1"/>
     <dgm:cxn modelId="{198930E5-945C-471F-93E7-FB3672EE7F6D}" type="presParOf" srcId="{0B7D168F-FBB8-4001-AD4E-44A797371F9E}" destId="{981E742E-3BD0-48FE-99CE-CE9D679A3560}" srcOrd="0" destOrd="0" presId="urn:microsoft.com/office/officeart/2005/8/layout/orgChart1"/>
     <dgm:cxn modelId="{6D90D896-D6DE-4698-B975-29C7B34110D9}" type="presParOf" srcId="{981E742E-3BD0-48FE-99CE-CE9D679A3560}" destId="{89F0F6DA-C539-40FF-AEB7-9EDA5D6A0672}" srcOrd="0" destOrd="0" presId="urn:microsoft.com/office/officeart/2005/8/layout/orgChart1"/>
     <dgm:cxn modelId="{DDD680AC-9CA6-40D0-9DF4-9D1450109F57}" type="presParOf" srcId="{89F0F6DA-C539-40FF-AEB7-9EDA5D6A0672}" destId="{20177C77-7CC4-4E28-A9BE-53A286AF04F4}" srcOrd="0" destOrd="0" presId="urn:microsoft.com/office/officeart/2005/8/layout/orgChart1"/>
@@ -19312,7 +18864,7 @@
   <dgm:whole/>
   <dgm:extLst>
     <a:ext uri="http://schemas.microsoft.com/office/drawing/2008/diagram">
-      <dsp:dataModelExt xmlns:dsp="http://schemas.microsoft.com/office/drawing/2008/diagram" relId="rId18" minVer="http://schemas.openxmlformats.org/drawingml/2006/diagram"/>
+      <dsp:dataModelExt xmlns:dsp="http://schemas.microsoft.com/office/drawing/2008/diagram" relId="rId19" minVer="http://schemas.openxmlformats.org/drawingml/2006/diagram"/>
     </a:ext>
   </dgm:extLst>
 </dgm:dataModel>
@@ -19322,7 +18874,7 @@
 <dgm:dataModel xmlns:dgm="http://schemas.openxmlformats.org/drawingml/2006/diagram" xmlns:a="http://schemas.openxmlformats.org/drawingml/2006/main">
   <dgm:ptLst>
     <dgm:pt modelId="{9BCAFCF3-0D68-41AA-9C40-DF523197B29F}" type="doc">
-      <dgm:prSet loTypeId="urn:microsoft.com/office/officeart/2005/8/layout/hProcess9" loCatId="process" qsTypeId="urn:microsoft.com/office/officeart/2005/8/quickstyle/simple1" qsCatId="simple" csTypeId="urn:microsoft.com/office/officeart/2005/8/colors/colorful3" csCatId="colorful" phldr="1"/>
+      <dgm:prSet loTypeId="urn:microsoft.com/office/officeart/2005/8/layout/hProcess9" loCatId="process" qsTypeId="urn:microsoft.com/office/officeart/2005/8/quickstyle/simple1#2" qsCatId="simple" csTypeId="urn:microsoft.com/office/officeart/2005/8/colors/colorful3#1" csCatId="colorful" phldr="1"/>
       <dgm:spPr/>
     </dgm:pt>
     <dgm:pt modelId="{E11270F2-7FB6-4A42-81AD-CB835E23E678}">
@@ -19505,13 +19057,6 @@
         </dgm:presLayoutVars>
       </dgm:prSet>
       <dgm:spPr/>
-      <dgm:t>
-        <a:bodyPr/>
-        <a:lstStyle/>
-        <a:p>
-          <a:endParaRPr lang="es-ES"/>
-        </a:p>
-      </dgm:t>
     </dgm:pt>
     <dgm:pt modelId="{F0CCC263-C023-4B0B-9B9B-3A36FE470EC2}" type="pres">
       <dgm:prSet presAssocID="{13B05D87-B047-4781-9473-D69C9C61300A}" presName="sibTrans" presStyleCnt="0"/>
@@ -19524,13 +19069,6 @@
         </dgm:presLayoutVars>
       </dgm:prSet>
       <dgm:spPr/>
-      <dgm:t>
-        <a:bodyPr/>
-        <a:lstStyle/>
-        <a:p>
-          <a:endParaRPr lang="es-ES"/>
-        </a:p>
-      </dgm:t>
     </dgm:pt>
     <dgm:pt modelId="{7D309C95-C2C5-421B-AB78-39C43F7EC233}" type="pres">
       <dgm:prSet presAssocID="{7B547EBF-9690-41C4-8FFC-8C8D1968A734}" presName="sibTrans" presStyleCnt="0"/>
@@ -19543,23 +19081,16 @@
         </dgm:presLayoutVars>
       </dgm:prSet>
       <dgm:spPr/>
-      <dgm:t>
-        <a:bodyPr/>
-        <a:lstStyle/>
-        <a:p>
-          <a:endParaRPr lang="es-ES"/>
-        </a:p>
-      </dgm:t>
     </dgm:pt>
   </dgm:ptLst>
   <dgm:cxnLst>
+    <dgm:cxn modelId="{096CE00C-EDC9-4B50-89BC-5AB829A4F19B}" srcId="{9BCAFCF3-0D68-41AA-9C40-DF523197B29F}" destId="{E11270F2-7FB6-4A42-81AD-CB835E23E678}" srcOrd="0" destOrd="0" parTransId="{BA6AFFA6-08CB-412C-8B4F-C4C26A6244F4}" sibTransId="{13B05D87-B047-4781-9473-D69C9C61300A}"/>
+    <dgm:cxn modelId="{4177343F-07D9-478F-972B-BBCA21907EFC}" type="presOf" srcId="{55007595-C96C-4544-BCC5-9345EFC04493}" destId="{79D0DD75-5DA8-437F-82DE-B02DA1D8037C}" srcOrd="0" destOrd="0" presId="urn:microsoft.com/office/officeart/2005/8/layout/hProcess9"/>
     <dgm:cxn modelId="{D5CDA77C-12CF-4581-9B84-B10EE2DCD23B}" type="presOf" srcId="{D2B14B8A-7F18-4ED1-BE88-01CFD9C1E74A}" destId="{D8F13E79-E47F-4A0A-A584-0665C1C338CB}" srcOrd="0" destOrd="0" presId="urn:microsoft.com/office/officeart/2005/8/layout/hProcess9"/>
-    <dgm:cxn modelId="{096CE00C-EDC9-4B50-89BC-5AB829A4F19B}" srcId="{9BCAFCF3-0D68-41AA-9C40-DF523197B29F}" destId="{E11270F2-7FB6-4A42-81AD-CB835E23E678}" srcOrd="0" destOrd="0" parTransId="{BA6AFFA6-08CB-412C-8B4F-C4C26A6244F4}" sibTransId="{13B05D87-B047-4781-9473-D69C9C61300A}"/>
+    <dgm:cxn modelId="{D7B696A3-62A6-477E-9CA2-8950FF846A5C}" type="presOf" srcId="{9BCAFCF3-0D68-41AA-9C40-DF523197B29F}" destId="{B568F0B8-5833-486A-BF7D-AA03FDC7893E}" srcOrd="0" destOrd="0" presId="urn:microsoft.com/office/officeart/2005/8/layout/hProcess9"/>
+    <dgm:cxn modelId="{A0987BD9-7E0C-49BE-96C3-0A705EAF31C2}" type="presOf" srcId="{E11270F2-7FB6-4A42-81AD-CB835E23E678}" destId="{779112C5-E94D-4099-98B3-06863D903113}" srcOrd="0" destOrd="0" presId="urn:microsoft.com/office/officeart/2005/8/layout/hProcess9"/>
+    <dgm:cxn modelId="{001642E3-FE79-4DB3-BA3F-88529B97C224}" srcId="{9BCAFCF3-0D68-41AA-9C40-DF523197B29F}" destId="{D2B14B8A-7F18-4ED1-BE88-01CFD9C1E74A}" srcOrd="1" destOrd="0" parTransId="{7E7C1810-E0F7-4C80-A6EB-C04B3CFF3AE5}" sibTransId="{7B547EBF-9690-41C4-8FFC-8C8D1968A734}"/>
     <dgm:cxn modelId="{C87874FD-8EF8-4CA9-97DE-191FBF12BEF8}" srcId="{9BCAFCF3-0D68-41AA-9C40-DF523197B29F}" destId="{55007595-C96C-4544-BCC5-9345EFC04493}" srcOrd="2" destOrd="0" parTransId="{9729E06A-7852-402C-80A8-6F40F2713D35}" sibTransId="{4E073039-09A0-436D-A5B6-6412B99670AC}"/>
-    <dgm:cxn modelId="{001642E3-FE79-4DB3-BA3F-88529B97C224}" srcId="{9BCAFCF3-0D68-41AA-9C40-DF523197B29F}" destId="{D2B14B8A-7F18-4ED1-BE88-01CFD9C1E74A}" srcOrd="1" destOrd="0" parTransId="{7E7C1810-E0F7-4C80-A6EB-C04B3CFF3AE5}" sibTransId="{7B547EBF-9690-41C4-8FFC-8C8D1968A734}"/>
-    <dgm:cxn modelId="{4177343F-07D9-478F-972B-BBCA21907EFC}" type="presOf" srcId="{55007595-C96C-4544-BCC5-9345EFC04493}" destId="{79D0DD75-5DA8-437F-82DE-B02DA1D8037C}" srcOrd="0" destOrd="0" presId="urn:microsoft.com/office/officeart/2005/8/layout/hProcess9"/>
-    <dgm:cxn modelId="{A0987BD9-7E0C-49BE-96C3-0A705EAF31C2}" type="presOf" srcId="{E11270F2-7FB6-4A42-81AD-CB835E23E678}" destId="{779112C5-E94D-4099-98B3-06863D903113}" srcOrd="0" destOrd="0" presId="urn:microsoft.com/office/officeart/2005/8/layout/hProcess9"/>
-    <dgm:cxn modelId="{D7B696A3-62A6-477E-9CA2-8950FF846A5C}" type="presOf" srcId="{9BCAFCF3-0D68-41AA-9C40-DF523197B29F}" destId="{B568F0B8-5833-486A-BF7D-AA03FDC7893E}" srcOrd="0" destOrd="0" presId="urn:microsoft.com/office/officeart/2005/8/layout/hProcess9"/>
     <dgm:cxn modelId="{C8CBE980-E1D1-49C1-8784-62C829F3C0B6}" type="presParOf" srcId="{B568F0B8-5833-486A-BF7D-AA03FDC7893E}" destId="{E8B68754-237A-4637-8861-8744362B3A9D}" srcOrd="0" destOrd="0" presId="urn:microsoft.com/office/officeart/2005/8/layout/hProcess9"/>
     <dgm:cxn modelId="{096F546C-3437-40FC-8C76-8F0864DE3931}" type="presParOf" srcId="{B568F0B8-5833-486A-BF7D-AA03FDC7893E}" destId="{B1DC3464-4338-45A4-A030-6EC35196549D}" srcOrd="1" destOrd="0" presId="urn:microsoft.com/office/officeart/2005/8/layout/hProcess9"/>
     <dgm:cxn modelId="{40E8DAD7-F6A7-4488-AD82-5D808FE8A2AB}" type="presParOf" srcId="{B1DC3464-4338-45A4-A030-6EC35196549D}" destId="{779112C5-E94D-4099-98B3-06863D903113}" srcOrd="0" destOrd="0" presId="urn:microsoft.com/office/officeart/2005/8/layout/hProcess9"/>
@@ -19572,7 +19103,7 @@
   <dgm:whole/>
   <dgm:extLst>
     <a:ext uri="http://schemas.microsoft.com/office/drawing/2008/diagram">
-      <dsp:dataModelExt xmlns:dsp="http://schemas.microsoft.com/office/drawing/2008/diagram" relId="rId23" minVer="http://schemas.openxmlformats.org/drawingml/2006/diagram"/>
+      <dsp:dataModelExt xmlns:dsp="http://schemas.microsoft.com/office/drawing/2008/diagram" relId="rId24" minVer="http://schemas.openxmlformats.org/drawingml/2006/diagram"/>
     </a:ext>
   </dgm:extLst>
 </dgm:dataModel>
@@ -19582,7 +19113,7 @@
 <dgm:dataModel xmlns:dgm="http://schemas.openxmlformats.org/drawingml/2006/diagram" xmlns:a="http://schemas.openxmlformats.org/drawingml/2006/main">
   <dgm:ptLst>
     <dgm:pt modelId="{7E64D4BB-F50A-4FFB-BFA7-3F1E70A2833A}" type="doc">
-      <dgm:prSet loTypeId="urn:microsoft.com/office/officeart/2009/3/layout/IncreasingArrowsProcess" loCatId="process" qsTypeId="urn:microsoft.com/office/officeart/2005/8/quickstyle/simple1" qsCatId="simple" csTypeId="urn:microsoft.com/office/officeart/2005/8/colors/colorful4" csCatId="colorful" phldr="1"/>
+      <dgm:prSet loTypeId="urn:microsoft.com/office/officeart/2009/3/layout/IncreasingArrowsProcess" loCatId="process" qsTypeId="urn:microsoft.com/office/officeart/2005/8/quickstyle/simple1#3" qsCatId="simple" csTypeId="urn:microsoft.com/office/officeart/2005/8/colors/colorful4#1" csCatId="colorful" phldr="1"/>
       <dgm:spPr/>
       <dgm:t>
         <a:bodyPr/>
@@ -20092,13 +19623,6 @@
         </dgm:presLayoutVars>
       </dgm:prSet>
       <dgm:spPr/>
-      <dgm:t>
-        <a:bodyPr/>
-        <a:lstStyle/>
-        <a:p>
-          <a:endParaRPr lang="es-ES"/>
-        </a:p>
-      </dgm:t>
     </dgm:pt>
     <dgm:pt modelId="{F2DBF04B-0EEE-4E80-94F2-D708381A098B}" type="pres">
       <dgm:prSet presAssocID="{689AF438-5439-4C24-B3A5-96C53F330D60}" presName="parentText1" presStyleLbl="node1" presStyleIdx="0" presStyleCnt="5">
@@ -20109,13 +19633,6 @@
         </dgm:presLayoutVars>
       </dgm:prSet>
       <dgm:spPr/>
-      <dgm:t>
-        <a:bodyPr/>
-        <a:lstStyle/>
-        <a:p>
-          <a:endParaRPr lang="es-ES"/>
-        </a:p>
-      </dgm:t>
     </dgm:pt>
     <dgm:pt modelId="{C51C1A41-174F-456C-B734-D036C725EDA4}" type="pres">
       <dgm:prSet presAssocID="{689AF438-5439-4C24-B3A5-96C53F330D60}" presName="childText1" presStyleLbl="solidAlignAcc1" presStyleIdx="0" presStyleCnt="5">
@@ -20126,13 +19643,6 @@
         </dgm:presLayoutVars>
       </dgm:prSet>
       <dgm:spPr/>
-      <dgm:t>
-        <a:bodyPr/>
-        <a:lstStyle/>
-        <a:p>
-          <a:endParaRPr lang="es-ES"/>
-        </a:p>
-      </dgm:t>
     </dgm:pt>
     <dgm:pt modelId="{6E43BFD6-A3E9-4586-B740-62E9C4DF0F2C}" type="pres">
       <dgm:prSet presAssocID="{A3607FC5-7AED-4F56-8B85-86DC50BE6DB3}" presName="parentText2" presStyleLbl="node1" presStyleIdx="1" presStyleCnt="5">
@@ -20143,13 +19653,6 @@
         </dgm:presLayoutVars>
       </dgm:prSet>
       <dgm:spPr/>
-      <dgm:t>
-        <a:bodyPr/>
-        <a:lstStyle/>
-        <a:p>
-          <a:endParaRPr lang="es-ES"/>
-        </a:p>
-      </dgm:t>
     </dgm:pt>
     <dgm:pt modelId="{CB4D287F-62EC-484E-8FDC-D05C90D19151}" type="pres">
       <dgm:prSet presAssocID="{A3607FC5-7AED-4F56-8B85-86DC50BE6DB3}" presName="childText2" presStyleLbl="solidAlignAcc1" presStyleIdx="1" presStyleCnt="5">
@@ -20160,13 +19663,6 @@
         </dgm:presLayoutVars>
       </dgm:prSet>
       <dgm:spPr/>
-      <dgm:t>
-        <a:bodyPr/>
-        <a:lstStyle/>
-        <a:p>
-          <a:endParaRPr lang="es-ES"/>
-        </a:p>
-      </dgm:t>
     </dgm:pt>
     <dgm:pt modelId="{8DA64CB9-CD2C-411D-9BA5-7AA406F7791A}" type="pres">
       <dgm:prSet presAssocID="{9E31BA64-2FB7-49F0-AC8F-5880F7ACC748}" presName="parentText3" presStyleLbl="node1" presStyleIdx="2" presStyleCnt="5">
@@ -20177,13 +19673,6 @@
         </dgm:presLayoutVars>
       </dgm:prSet>
       <dgm:spPr/>
-      <dgm:t>
-        <a:bodyPr/>
-        <a:lstStyle/>
-        <a:p>
-          <a:endParaRPr lang="es-ES"/>
-        </a:p>
-      </dgm:t>
     </dgm:pt>
     <dgm:pt modelId="{B5F89F24-9833-4049-AAB6-901779775F73}" type="pres">
       <dgm:prSet presAssocID="{9E31BA64-2FB7-49F0-AC8F-5880F7ACC748}" presName="childText3" presStyleLbl="solidAlignAcc1" presStyleIdx="2" presStyleCnt="5">
@@ -20194,13 +19683,6 @@
         </dgm:presLayoutVars>
       </dgm:prSet>
       <dgm:spPr/>
-      <dgm:t>
-        <a:bodyPr/>
-        <a:lstStyle/>
-        <a:p>
-          <a:endParaRPr lang="es-ES"/>
-        </a:p>
-      </dgm:t>
     </dgm:pt>
     <dgm:pt modelId="{100E3F2A-7E0F-4245-9AD5-6766A1A66F97}" type="pres">
       <dgm:prSet presAssocID="{7C45A75B-FB84-46E0-A6AC-E3EE542C2AFC}" presName="parentText4" presStyleLbl="node1" presStyleIdx="3" presStyleCnt="5">
@@ -20211,13 +19693,6 @@
         </dgm:presLayoutVars>
       </dgm:prSet>
       <dgm:spPr/>
-      <dgm:t>
-        <a:bodyPr/>
-        <a:lstStyle/>
-        <a:p>
-          <a:endParaRPr lang="es-ES"/>
-        </a:p>
-      </dgm:t>
     </dgm:pt>
     <dgm:pt modelId="{42013BD4-F686-491E-BDB5-DCC79CC7464F}" type="pres">
       <dgm:prSet presAssocID="{7C45A75B-FB84-46E0-A6AC-E3EE542C2AFC}" presName="childText4" presStyleLbl="solidAlignAcc1" presStyleIdx="3" presStyleCnt="5">
@@ -20228,13 +19703,6 @@
         </dgm:presLayoutVars>
       </dgm:prSet>
       <dgm:spPr/>
-      <dgm:t>
-        <a:bodyPr/>
-        <a:lstStyle/>
-        <a:p>
-          <a:endParaRPr lang="es-ES"/>
-        </a:p>
-      </dgm:t>
     </dgm:pt>
     <dgm:pt modelId="{0FE24797-C167-49F9-8ACB-5D8528BBA5E8}" type="pres">
       <dgm:prSet presAssocID="{F0093F19-A1AF-4D07-840B-0239C5AB77DC}" presName="parentText5" presStyleLbl="node1" presStyleIdx="4" presStyleCnt="5">
@@ -20245,13 +19713,6 @@
         </dgm:presLayoutVars>
       </dgm:prSet>
       <dgm:spPr/>
-      <dgm:t>
-        <a:bodyPr/>
-        <a:lstStyle/>
-        <a:p>
-          <a:endParaRPr lang="es-ES"/>
-        </a:p>
-      </dgm:t>
     </dgm:pt>
     <dgm:pt modelId="{570B0AB3-1FB5-4911-8079-48EB57543E1D}" type="pres">
       <dgm:prSet presAssocID="{F0093F19-A1AF-4D07-840B-0239C5AB77DC}" presName="childText5" presStyleLbl="solidAlignAcc1" presStyleIdx="4" presStyleCnt="5">
@@ -20262,37 +19723,30 @@
         </dgm:presLayoutVars>
       </dgm:prSet>
       <dgm:spPr/>
-      <dgm:t>
-        <a:bodyPr/>
-        <a:lstStyle/>
-        <a:p>
-          <a:endParaRPr lang="es-ES"/>
-        </a:p>
-      </dgm:t>
     </dgm:pt>
   </dgm:ptLst>
   <dgm:cxnLst>
+    <dgm:cxn modelId="{0942D504-C085-4DA6-9D37-5B8922FE45DD}" type="presOf" srcId="{7C45A75B-FB84-46E0-A6AC-E3EE542C2AFC}" destId="{100E3F2A-7E0F-4245-9AD5-6766A1A66F97}" srcOrd="0" destOrd="0" presId="urn:microsoft.com/office/officeart/2009/3/layout/IncreasingArrowsProcess"/>
+    <dgm:cxn modelId="{EF83D309-E30B-4F8B-9F3A-945561FAFC5F}" srcId="{689AF438-5439-4C24-B3A5-96C53F330D60}" destId="{5FDCE010-AAD6-494D-8A09-F84757B060C0}" srcOrd="0" destOrd="0" parTransId="{F7D80C77-4FC2-4A28-908C-90E043BD6F5F}" sibTransId="{DD31D375-1C81-459E-B4D6-FB5D1F8669A3}"/>
     <dgm:cxn modelId="{25550810-86A9-4C06-8100-F8D2342F8597}" type="presOf" srcId="{689AF438-5439-4C24-B3A5-96C53F330D60}" destId="{F2DBF04B-0EEE-4E80-94F2-D708381A098B}" srcOrd="0" destOrd="0" presId="urn:microsoft.com/office/officeart/2009/3/layout/IncreasingArrowsProcess"/>
-    <dgm:cxn modelId="{94CE52E3-A6E4-4786-8E5F-2BA4D8EEDAA8}" type="presOf" srcId="{5FDCE010-AAD6-494D-8A09-F84757B060C0}" destId="{C51C1A41-174F-456C-B734-D036C725EDA4}" srcOrd="0" destOrd="0" presId="urn:microsoft.com/office/officeart/2009/3/layout/IncreasingArrowsProcess"/>
-    <dgm:cxn modelId="{EF83D309-E30B-4F8B-9F3A-945561FAFC5F}" srcId="{689AF438-5439-4C24-B3A5-96C53F330D60}" destId="{5FDCE010-AAD6-494D-8A09-F84757B060C0}" srcOrd="0" destOrd="0" parTransId="{F7D80C77-4FC2-4A28-908C-90E043BD6F5F}" sibTransId="{DD31D375-1C81-459E-B4D6-FB5D1F8669A3}"/>
+    <dgm:cxn modelId="{C76DEA16-2759-4C0F-9715-6FB6A5305B11}" srcId="{7C45A75B-FB84-46E0-A6AC-E3EE542C2AFC}" destId="{56B0B8AD-DC55-42DD-B8E8-E397EF6505D2}" srcOrd="0" destOrd="0" parTransId="{7DCE0291-9695-4C74-A58F-A067F1F9C54D}" sibTransId="{68C8D58F-EF2E-40FB-90EC-97F29C3AADC6}"/>
+    <dgm:cxn modelId="{CEEC6C1B-4BFA-4338-BD3A-E2A64F4B315A}" type="presOf" srcId="{FBF419C0-6377-47B0-86FA-8C3F077182A0}" destId="{570B0AB3-1FB5-4911-8079-48EB57543E1D}" srcOrd="0" destOrd="0" presId="urn:microsoft.com/office/officeart/2009/3/layout/IncreasingArrowsProcess"/>
+    <dgm:cxn modelId="{B4C99E23-599B-4DCC-B379-590D4C42B62F}" type="presOf" srcId="{15F56CDD-80D2-41AF-8E1A-E744A58B953A}" destId="{B5F89F24-9833-4049-AAB6-901779775F73}" srcOrd="0" destOrd="0" presId="urn:microsoft.com/office/officeart/2009/3/layout/IncreasingArrowsProcess"/>
+    <dgm:cxn modelId="{B3EFC026-0457-4A23-B75E-7B5C7BB55805}" srcId="{7E64D4BB-F50A-4FFB-BFA7-3F1E70A2833A}" destId="{A3607FC5-7AED-4F56-8B85-86DC50BE6DB3}" srcOrd="1" destOrd="0" parTransId="{024C998A-998D-416A-93CD-F7C13F9CEC06}" sibTransId="{90A88107-14E5-41B0-B9E3-4503C90E2607}"/>
     <dgm:cxn modelId="{8B4CD729-667B-46F9-9EBC-3E19D97D11AE}" srcId="{7E64D4BB-F50A-4FFB-BFA7-3F1E70A2833A}" destId="{F0093F19-A1AF-4D07-840B-0239C5AB77DC}" srcOrd="4" destOrd="0" parTransId="{5C51B67C-F4BF-45F1-84CC-DC419C11EDD8}" sibTransId="{FD355028-29FA-4743-9F9B-0615D4CD8FA6}"/>
-    <dgm:cxn modelId="{CEEC6C1B-4BFA-4338-BD3A-E2A64F4B315A}" type="presOf" srcId="{FBF419C0-6377-47B0-86FA-8C3F077182A0}" destId="{570B0AB3-1FB5-4911-8079-48EB57543E1D}" srcOrd="0" destOrd="0" presId="urn:microsoft.com/office/officeart/2009/3/layout/IncreasingArrowsProcess"/>
-    <dgm:cxn modelId="{D3AF5A94-58BF-4524-A71B-9630B21B6E1F}" srcId="{7E64D4BB-F50A-4FFB-BFA7-3F1E70A2833A}" destId="{9E31BA64-2FB7-49F0-AC8F-5880F7ACC748}" srcOrd="2" destOrd="0" parTransId="{1C923504-6CA8-49CC-8A84-6691671CE99C}" sibTransId="{7CDA0CD2-33A2-4ED0-9FDB-9D27C9C55AC8}"/>
-    <dgm:cxn modelId="{D7F9B672-B8E2-4F28-874E-2B7D5045F3DB}" srcId="{F0093F19-A1AF-4D07-840B-0239C5AB77DC}" destId="{FBF419C0-6377-47B0-86FA-8C3F077182A0}" srcOrd="0" destOrd="0" parTransId="{B94B51AF-1873-40A0-B77F-745726F6C26E}" sibTransId="{7606C27C-EDB8-433A-981A-90FC9B657D67}"/>
-    <dgm:cxn modelId="{80FBB2B2-525F-46A9-B29F-2862CBA7D02E}" type="presOf" srcId="{A3607FC5-7AED-4F56-8B85-86DC50BE6DB3}" destId="{6E43BFD6-A3E9-4586-B740-62E9C4DF0F2C}" srcOrd="0" destOrd="0" presId="urn:microsoft.com/office/officeart/2009/3/layout/IncreasingArrowsProcess"/>
+    <dgm:cxn modelId="{60647F32-7800-45A3-9CBC-36DEF728EA25}" srcId="{7E64D4BB-F50A-4FFB-BFA7-3F1E70A2833A}" destId="{7C45A75B-FB84-46E0-A6AC-E3EE542C2AFC}" srcOrd="3" destOrd="0" parTransId="{78BE70E7-AA76-4688-8C8F-308155244865}" sibTransId="{E33BE047-5866-4182-AAF4-B688CDABEDCC}"/>
     <dgm:cxn modelId="{5514C541-2320-45A8-A526-50BD555BC0C0}" type="presOf" srcId="{7E64D4BB-F50A-4FFB-BFA7-3F1E70A2833A}" destId="{439F5AB6-E235-4448-9E2F-572179C6E34C}" srcOrd="0" destOrd="0" presId="urn:microsoft.com/office/officeart/2009/3/layout/IncreasingArrowsProcess"/>
     <dgm:cxn modelId="{8D472959-A328-41DF-B82E-C7843EE31F53}" srcId="{7E64D4BB-F50A-4FFB-BFA7-3F1E70A2833A}" destId="{689AF438-5439-4C24-B3A5-96C53F330D60}" srcOrd="0" destOrd="0" parTransId="{6D37C1D1-CDE9-4BCF-B157-D31BE367AE92}" sibTransId="{843BB695-5EBB-498C-87CB-D23CC5993334}"/>
+    <dgm:cxn modelId="{701E8072-F199-4D0A-B4CD-079F60E15FC1}" type="presOf" srcId="{F0093F19-A1AF-4D07-840B-0239C5AB77DC}" destId="{0FE24797-C167-49F9-8ACB-5D8528BBA5E8}" srcOrd="0" destOrd="0" presId="urn:microsoft.com/office/officeart/2009/3/layout/IncreasingArrowsProcess"/>
+    <dgm:cxn modelId="{D7F9B672-B8E2-4F28-874E-2B7D5045F3DB}" srcId="{F0093F19-A1AF-4D07-840B-0239C5AB77DC}" destId="{FBF419C0-6377-47B0-86FA-8C3F077182A0}" srcOrd="0" destOrd="0" parTransId="{B94B51AF-1873-40A0-B77F-745726F6C26E}" sibTransId="{7606C27C-EDB8-433A-981A-90FC9B657D67}"/>
+    <dgm:cxn modelId="{1E085474-702E-4D6C-BF93-375227471C7E}" type="presOf" srcId="{F7B6855C-E1F1-4206-AB6F-4D64E254998D}" destId="{CB4D287F-62EC-484E-8FDC-D05C90D19151}" srcOrd="0" destOrd="0" presId="urn:microsoft.com/office/officeart/2009/3/layout/IncreasingArrowsProcess"/>
     <dgm:cxn modelId="{CCDC5D93-ED18-4D6F-A702-0D692AD1C853}" srcId="{9E31BA64-2FB7-49F0-AC8F-5880F7ACC748}" destId="{15F56CDD-80D2-41AF-8E1A-E744A58B953A}" srcOrd="0" destOrd="0" parTransId="{7BB3059E-94AF-4D3C-B228-4BABC0E9A628}" sibTransId="{47574BB5-A6E6-4B40-87F9-C3BE37C39F17}"/>
-    <dgm:cxn modelId="{0942D504-C085-4DA6-9D37-5B8922FE45DD}" type="presOf" srcId="{7C45A75B-FB84-46E0-A6AC-E3EE542C2AFC}" destId="{100E3F2A-7E0F-4245-9AD5-6766A1A66F97}" srcOrd="0" destOrd="0" presId="urn:microsoft.com/office/officeart/2009/3/layout/IncreasingArrowsProcess"/>
-    <dgm:cxn modelId="{701E8072-F199-4D0A-B4CD-079F60E15FC1}" type="presOf" srcId="{F0093F19-A1AF-4D07-840B-0239C5AB77DC}" destId="{0FE24797-C167-49F9-8ACB-5D8528BBA5E8}" srcOrd="0" destOrd="0" presId="urn:microsoft.com/office/officeart/2009/3/layout/IncreasingArrowsProcess"/>
+    <dgm:cxn modelId="{D3AF5A94-58BF-4524-A71B-9630B21B6E1F}" srcId="{7E64D4BB-F50A-4FFB-BFA7-3F1E70A2833A}" destId="{9E31BA64-2FB7-49F0-AC8F-5880F7ACC748}" srcOrd="2" destOrd="0" parTransId="{1C923504-6CA8-49CC-8A84-6691671CE99C}" sibTransId="{7CDA0CD2-33A2-4ED0-9FDB-9D27C9C55AC8}"/>
+    <dgm:cxn modelId="{80FBB2B2-525F-46A9-B29F-2862CBA7D02E}" type="presOf" srcId="{A3607FC5-7AED-4F56-8B85-86DC50BE6DB3}" destId="{6E43BFD6-A3E9-4586-B740-62E9C4DF0F2C}" srcOrd="0" destOrd="0" presId="urn:microsoft.com/office/officeart/2009/3/layout/IncreasingArrowsProcess"/>
+    <dgm:cxn modelId="{8D6F14CD-38A8-43C3-A275-A8C29B3BD8BA}" srcId="{A3607FC5-7AED-4F56-8B85-86DC50BE6DB3}" destId="{F7B6855C-E1F1-4206-AB6F-4D64E254998D}" srcOrd="0" destOrd="0" parTransId="{B9C39A4A-419D-465A-BEDD-A1F25B32D9D8}" sibTransId="{0B0DFD92-737E-40BF-9A8D-67BF109007A5}"/>
+    <dgm:cxn modelId="{A952B7DE-9117-41BF-AE51-5FD40278FBA5}" type="presOf" srcId="{9E31BA64-2FB7-49F0-AC8F-5880F7ACC748}" destId="{8DA64CB9-CD2C-411D-9BA5-7AA406F7791A}" srcOrd="0" destOrd="0" presId="urn:microsoft.com/office/officeart/2009/3/layout/IncreasingArrowsProcess"/>
+    <dgm:cxn modelId="{94CE52E3-A6E4-4786-8E5F-2BA4D8EEDAA8}" type="presOf" srcId="{5FDCE010-AAD6-494D-8A09-F84757B060C0}" destId="{C51C1A41-174F-456C-B734-D036C725EDA4}" srcOrd="0" destOrd="0" presId="urn:microsoft.com/office/officeart/2009/3/layout/IncreasingArrowsProcess"/>
     <dgm:cxn modelId="{5A88A4E8-B4B6-473A-9348-4DA513D59170}" type="presOf" srcId="{56B0B8AD-DC55-42DD-B8E8-E397EF6505D2}" destId="{42013BD4-F686-491E-BDB5-DCC79CC7464F}" srcOrd="0" destOrd="0" presId="urn:microsoft.com/office/officeart/2009/3/layout/IncreasingArrowsProcess"/>
-    <dgm:cxn modelId="{B4C99E23-599B-4DCC-B379-590D4C42B62F}" type="presOf" srcId="{15F56CDD-80D2-41AF-8E1A-E744A58B953A}" destId="{B5F89F24-9833-4049-AAB6-901779775F73}" srcOrd="0" destOrd="0" presId="urn:microsoft.com/office/officeart/2009/3/layout/IncreasingArrowsProcess"/>
-    <dgm:cxn modelId="{60647F32-7800-45A3-9CBC-36DEF728EA25}" srcId="{7E64D4BB-F50A-4FFB-BFA7-3F1E70A2833A}" destId="{7C45A75B-FB84-46E0-A6AC-E3EE542C2AFC}" srcOrd="3" destOrd="0" parTransId="{78BE70E7-AA76-4688-8C8F-308155244865}" sibTransId="{E33BE047-5866-4182-AAF4-B688CDABEDCC}"/>
-    <dgm:cxn modelId="{C76DEA16-2759-4C0F-9715-6FB6A5305B11}" srcId="{7C45A75B-FB84-46E0-A6AC-E3EE542C2AFC}" destId="{56B0B8AD-DC55-42DD-B8E8-E397EF6505D2}" srcOrd="0" destOrd="0" parTransId="{7DCE0291-9695-4C74-A58F-A067F1F9C54D}" sibTransId="{68C8D58F-EF2E-40FB-90EC-97F29C3AADC6}"/>
-    <dgm:cxn modelId="{A952B7DE-9117-41BF-AE51-5FD40278FBA5}" type="presOf" srcId="{9E31BA64-2FB7-49F0-AC8F-5880F7ACC748}" destId="{8DA64CB9-CD2C-411D-9BA5-7AA406F7791A}" srcOrd="0" destOrd="0" presId="urn:microsoft.com/office/officeart/2009/3/layout/IncreasingArrowsProcess"/>
-    <dgm:cxn modelId="{B3EFC026-0457-4A23-B75E-7B5C7BB55805}" srcId="{7E64D4BB-F50A-4FFB-BFA7-3F1E70A2833A}" destId="{A3607FC5-7AED-4F56-8B85-86DC50BE6DB3}" srcOrd="1" destOrd="0" parTransId="{024C998A-998D-416A-93CD-F7C13F9CEC06}" sibTransId="{90A88107-14E5-41B0-B9E3-4503C90E2607}"/>
-    <dgm:cxn modelId="{8D6F14CD-38A8-43C3-A275-A8C29B3BD8BA}" srcId="{A3607FC5-7AED-4F56-8B85-86DC50BE6DB3}" destId="{F7B6855C-E1F1-4206-AB6F-4D64E254998D}" srcOrd="0" destOrd="0" parTransId="{B9C39A4A-419D-465A-BEDD-A1F25B32D9D8}" sibTransId="{0B0DFD92-737E-40BF-9A8D-67BF109007A5}"/>
-    <dgm:cxn modelId="{1E085474-702E-4D6C-BF93-375227471C7E}" type="presOf" srcId="{F7B6855C-E1F1-4206-AB6F-4D64E254998D}" destId="{CB4D287F-62EC-484E-8FDC-D05C90D19151}" srcOrd="0" destOrd="0" presId="urn:microsoft.com/office/officeart/2009/3/layout/IncreasingArrowsProcess"/>
     <dgm:cxn modelId="{BBB03850-FBE8-443A-A9BA-E1BD0370C92C}" type="presParOf" srcId="{439F5AB6-E235-4448-9E2F-572179C6E34C}" destId="{F2DBF04B-0EEE-4E80-94F2-D708381A098B}" srcOrd="0" destOrd="0" presId="urn:microsoft.com/office/officeart/2009/3/layout/IncreasingArrowsProcess"/>
     <dgm:cxn modelId="{E78B7142-E928-42FF-A39F-04B78C01FDBE}" type="presParOf" srcId="{439F5AB6-E235-4448-9E2F-572179C6E34C}" destId="{C51C1A41-174F-456C-B734-D036C725EDA4}" srcOrd="1" destOrd="0" presId="urn:microsoft.com/office/officeart/2009/3/layout/IncreasingArrowsProcess"/>
     <dgm:cxn modelId="{0D7D28A9-7941-4EA5-875F-AA6E0A3E0C9D}" type="presParOf" srcId="{439F5AB6-E235-4448-9E2F-572179C6E34C}" destId="{6E43BFD6-A3E9-4586-B740-62E9C4DF0F2C}" srcOrd="2" destOrd="0" presId="urn:microsoft.com/office/officeart/2009/3/layout/IncreasingArrowsProcess"/>
@@ -20308,7 +19762,7 @@
   <dgm:whole/>
   <dgm:extLst>
     <a:ext uri="http://schemas.microsoft.com/office/drawing/2008/diagram">
-      <dsp:dataModelExt xmlns:dsp="http://schemas.microsoft.com/office/drawing/2008/diagram" relId="rId28" minVer="http://schemas.openxmlformats.org/drawingml/2006/diagram"/>
+      <dsp:dataModelExt xmlns:dsp="http://schemas.microsoft.com/office/drawing/2008/diagram" relId="rId29" minVer="http://schemas.openxmlformats.org/drawingml/2006/diagram"/>
     </a:ext>
   </dgm:extLst>
 </dgm:dataModel>
@@ -20778,7 +20232,7 @@
         </a:bodyPr>
         <a:lstStyle/>
         <a:p>
-          <a:pPr lvl="0" algn="ctr" defTabSz="444500">
+          <a:pPr marL="0" lvl="0" indent="0" algn="ctr" defTabSz="444500">
             <a:lnSpc>
               <a:spcPct val="90000"/>
             </a:lnSpc>
@@ -20788,6 +20242,7 @@
             <a:spcAft>
               <a:spcPct val="35000"/>
             </a:spcAft>
+            <a:buNone/>
           </a:pPr>
           <a:r>
             <a:rPr lang="es-CO" sz="1000" b="1" kern="1200">
@@ -20857,7 +20312,7 @@
         </a:bodyPr>
         <a:lstStyle/>
         <a:p>
-          <a:pPr lvl="0" algn="ctr" defTabSz="444500">
+          <a:pPr marL="0" lvl="0" indent="0" algn="ctr" defTabSz="444500">
             <a:lnSpc>
               <a:spcPct val="90000"/>
             </a:lnSpc>
@@ -20867,6 +20322,7 @@
             <a:spcAft>
               <a:spcPct val="35000"/>
             </a:spcAft>
+            <a:buNone/>
           </a:pPr>
           <a:r>
             <a:rPr lang="es-CO" sz="1000" b="1" kern="1200">
@@ -20936,7 +20392,7 @@
         </a:bodyPr>
         <a:lstStyle/>
         <a:p>
-          <a:pPr lvl="0" algn="ctr" defTabSz="444500">
+          <a:pPr marL="0" lvl="0" indent="0" algn="ctr" defTabSz="444500">
             <a:lnSpc>
               <a:spcPct val="90000"/>
             </a:lnSpc>
@@ -20946,6 +20402,7 @@
             <a:spcAft>
               <a:spcPct val="35000"/>
             </a:spcAft>
+            <a:buNone/>
           </a:pPr>
           <a:r>
             <a:rPr lang="es-CO" sz="1000" b="1" kern="1200">
@@ -21015,7 +20472,7 @@
         </a:bodyPr>
         <a:lstStyle/>
         <a:p>
-          <a:pPr lvl="0" algn="ctr" defTabSz="444500">
+          <a:pPr marL="0" lvl="0" indent="0" algn="ctr" defTabSz="444500">
             <a:lnSpc>
               <a:spcPct val="90000"/>
             </a:lnSpc>
@@ -21025,6 +20482,7 @@
             <a:spcAft>
               <a:spcPct val="35000"/>
             </a:spcAft>
+            <a:buNone/>
           </a:pPr>
           <a:r>
             <a:rPr lang="es-CO" sz="1000" b="1" kern="1200">
@@ -21095,7 +20553,7 @@
         </a:bodyPr>
         <a:lstStyle/>
         <a:p>
-          <a:pPr lvl="0" algn="ctr" defTabSz="444500">
+          <a:pPr marL="0" lvl="0" indent="0" algn="ctr" defTabSz="444500">
             <a:lnSpc>
               <a:spcPct val="90000"/>
             </a:lnSpc>
@@ -21105,6 +20563,7 @@
             <a:spcAft>
               <a:spcPct val="35000"/>
             </a:spcAft>
+            <a:buNone/>
           </a:pPr>
           <a:r>
             <a:rPr lang="es-CO" sz="1000" b="1" kern="1200">
@@ -21175,7 +20634,7 @@
         </a:bodyPr>
         <a:lstStyle/>
         <a:p>
-          <a:pPr lvl="0" algn="ctr" defTabSz="444500">
+          <a:pPr marL="0" lvl="0" indent="0" algn="ctr" defTabSz="444500">
             <a:lnSpc>
               <a:spcPct val="90000"/>
             </a:lnSpc>
@@ -21185,6 +20644,7 @@
             <a:spcAft>
               <a:spcPct val="35000"/>
             </a:spcAft>
+            <a:buNone/>
           </a:pPr>
           <a:r>
             <a:rPr lang="es-CO" sz="1000" b="1" kern="1200">
@@ -21281,7 +20741,7 @@
         </a:bodyPr>
         <a:lstStyle/>
         <a:p>
-          <a:pPr lvl="0" algn="ctr" defTabSz="444500">
+          <a:pPr marL="0" lvl="0" indent="0" algn="ctr" defTabSz="444500">
             <a:lnSpc>
               <a:spcPct val="90000"/>
             </a:lnSpc>
@@ -21291,6 +20751,7 @@
             <a:spcAft>
               <a:spcPct val="35000"/>
             </a:spcAft>
+            <a:buNone/>
           </a:pPr>
           <a:r>
             <a:rPr lang="es-CO" sz="1000" b="1" kern="1200">
@@ -21361,7 +20822,7 @@
         </a:bodyPr>
         <a:lstStyle/>
         <a:p>
-          <a:pPr lvl="0" algn="ctr" defTabSz="444500">
+          <a:pPr marL="0" lvl="0" indent="0" algn="ctr" defTabSz="444500">
             <a:lnSpc>
               <a:spcPct val="90000"/>
             </a:lnSpc>
@@ -21371,6 +20832,7 @@
             <a:spcAft>
               <a:spcPct val="35000"/>
             </a:spcAft>
+            <a:buNone/>
           </a:pPr>
           <a:r>
             <a:rPr lang="es-CO" sz="1000" b="1" kern="1200">
@@ -21518,7 +20980,7 @@
         </a:bodyPr>
         <a:lstStyle/>
         <a:p>
-          <a:pPr lvl="0" algn="ctr" defTabSz="577850">
+          <a:pPr marL="0" lvl="0" indent="0" algn="ctr" defTabSz="577850">
             <a:lnSpc>
               <a:spcPct val="90000"/>
             </a:lnSpc>
@@ -21528,6 +20990,7 @@
             <a:spcAft>
               <a:spcPct val="35000"/>
             </a:spcAft>
+            <a:buNone/>
           </a:pPr>
           <a:r>
             <a:rPr lang="es-ES" sz="1300" b="1" kern="1200">
@@ -21604,7 +21067,7 @@
         </a:bodyPr>
         <a:lstStyle/>
         <a:p>
-          <a:pPr lvl="0" algn="ctr" defTabSz="577850">
+          <a:pPr marL="0" lvl="0" indent="0" algn="ctr" defTabSz="577850">
             <a:lnSpc>
               <a:spcPct val="90000"/>
             </a:lnSpc>
@@ -21614,6 +21077,7 @@
             <a:spcAft>
               <a:spcPct val="35000"/>
             </a:spcAft>
+            <a:buNone/>
           </a:pPr>
           <a:r>
             <a:rPr lang="es-ES" sz="1300" b="1" kern="1200">
@@ -21690,7 +21154,7 @@
         </a:bodyPr>
         <a:lstStyle/>
         <a:p>
-          <a:pPr lvl="0" algn="ctr" defTabSz="577850">
+          <a:pPr marL="0" lvl="0" indent="0" algn="ctr" defTabSz="577850">
             <a:lnSpc>
               <a:spcPct val="90000"/>
             </a:lnSpc>
@@ -21700,6 +21164,7 @@
             <a:spcAft>
               <a:spcPct val="35000"/>
             </a:spcAft>
+            <a:buNone/>
           </a:pPr>
           <a:r>
             <a:rPr lang="es-ES" sz="1300" b="1" kern="1200">
@@ -21791,7 +21256,7 @@
         </a:bodyPr>
         <a:lstStyle/>
         <a:p>
-          <a:pPr lvl="0" algn="l" defTabSz="400050">
+          <a:pPr marL="0" lvl="0" indent="0" algn="l" defTabSz="400050">
             <a:lnSpc>
               <a:spcPct val="90000"/>
             </a:lnSpc>
@@ -21801,6 +21266,7 @@
             <a:spcAft>
               <a:spcPct val="35000"/>
             </a:spcAft>
+            <a:buNone/>
           </a:pPr>
           <a:r>
             <a:rPr lang="es-CO" sz="900" kern="1200">
@@ -21872,7 +21338,7 @@
         </a:bodyPr>
         <a:lstStyle/>
         <a:p>
-          <a:pPr lvl="0" algn="l" defTabSz="400050">
+          <a:pPr marL="0" lvl="0" indent="0" algn="l" defTabSz="400050">
             <a:lnSpc>
               <a:spcPct val="90000"/>
             </a:lnSpc>
@@ -21882,6 +21348,7 @@
             <a:spcAft>
               <a:spcPct val="35000"/>
             </a:spcAft>
+            <a:buNone/>
           </a:pPr>
           <a:r>
             <a:rPr lang="es-CO" sz="900" kern="1200">
@@ -21958,7 +21425,7 @@
         </a:bodyPr>
         <a:lstStyle/>
         <a:p>
-          <a:pPr lvl="0" algn="l" defTabSz="400050">
+          <a:pPr marL="0" lvl="0" indent="0" algn="l" defTabSz="400050">
             <a:lnSpc>
               <a:spcPct val="90000"/>
             </a:lnSpc>
@@ -21968,6 +21435,7 @@
             <a:spcAft>
               <a:spcPct val="35000"/>
             </a:spcAft>
+            <a:buNone/>
           </a:pPr>
           <a:r>
             <a:rPr lang="es-CO" sz="900" kern="1200">
@@ -22039,7 +21507,7 @@
         </a:bodyPr>
         <a:lstStyle/>
         <a:p>
-          <a:pPr lvl="0" algn="l" defTabSz="400050">
+          <a:pPr marL="0" lvl="0" indent="0" algn="l" defTabSz="400050">
             <a:lnSpc>
               <a:spcPct val="90000"/>
             </a:lnSpc>
@@ -22049,6 +21517,7 @@
             <a:spcAft>
               <a:spcPct val="35000"/>
             </a:spcAft>
+            <a:buNone/>
           </a:pPr>
           <a:r>
             <a:rPr lang="es-CO" sz="900" kern="1200">
@@ -22125,7 +21594,7 @@
         </a:bodyPr>
         <a:lstStyle/>
         <a:p>
-          <a:pPr lvl="0" algn="l" defTabSz="400050">
+          <a:pPr marL="0" lvl="0" indent="0" algn="l" defTabSz="400050">
             <a:lnSpc>
               <a:spcPct val="90000"/>
             </a:lnSpc>
@@ -22135,6 +21604,7 @@
             <a:spcAft>
               <a:spcPct val="35000"/>
             </a:spcAft>
+            <a:buNone/>
           </a:pPr>
           <a:r>
             <a:rPr lang="es-CO" sz="900" kern="1200">
@@ -22206,7 +21676,7 @@
         </a:bodyPr>
         <a:lstStyle/>
         <a:p>
-          <a:pPr lvl="0" algn="l" defTabSz="400050">
+          <a:pPr marL="0" lvl="0" indent="0" algn="l" defTabSz="400050">
             <a:lnSpc>
               <a:spcPct val="90000"/>
             </a:lnSpc>
@@ -22216,6 +21686,7 @@
             <a:spcAft>
               <a:spcPct val="35000"/>
             </a:spcAft>
+            <a:buNone/>
           </a:pPr>
           <a:r>
             <a:rPr lang="es-CO" sz="900" kern="1200">
@@ -22292,7 +21763,7 @@
         </a:bodyPr>
         <a:lstStyle/>
         <a:p>
-          <a:pPr lvl="0" algn="l" defTabSz="400050">
+          <a:pPr marL="0" lvl="0" indent="0" algn="l" defTabSz="400050">
             <a:lnSpc>
               <a:spcPct val="90000"/>
             </a:lnSpc>
@@ -22302,6 +21773,7 @@
             <a:spcAft>
               <a:spcPct val="35000"/>
             </a:spcAft>
+            <a:buNone/>
           </a:pPr>
           <a:r>
             <a:rPr lang="es-CO" sz="900" kern="1200">
@@ -22373,7 +21845,7 @@
         </a:bodyPr>
         <a:lstStyle/>
         <a:p>
-          <a:pPr lvl="0" algn="l" defTabSz="400050">
+          <a:pPr marL="0" lvl="0" indent="0" algn="l" defTabSz="400050">
             <a:lnSpc>
               <a:spcPct val="90000"/>
             </a:lnSpc>
@@ -22383,6 +21855,7 @@
             <a:spcAft>
               <a:spcPct val="35000"/>
             </a:spcAft>
+            <a:buNone/>
           </a:pPr>
           <a:r>
             <a:rPr lang="es-CO" sz="900" kern="1200">
@@ -22459,7 +21932,7 @@
         </a:bodyPr>
         <a:lstStyle/>
         <a:p>
-          <a:pPr lvl="0" algn="l" defTabSz="400050">
+          <a:pPr marL="0" lvl="0" indent="0" algn="l" defTabSz="400050">
             <a:lnSpc>
               <a:spcPct val="90000"/>
             </a:lnSpc>
@@ -22469,6 +21942,7 @@
             <a:spcAft>
               <a:spcPct val="35000"/>
             </a:spcAft>
+            <a:buNone/>
           </a:pPr>
           <a:r>
             <a:rPr lang="es-CO" sz="900" kern="1200">
@@ -22540,7 +22014,7 @@
         </a:bodyPr>
         <a:lstStyle/>
         <a:p>
-          <a:pPr lvl="0" algn="l" defTabSz="400050">
+          <a:pPr marL="0" lvl="0" indent="0" algn="l" defTabSz="400050">
             <a:lnSpc>
               <a:spcPct val="90000"/>
             </a:lnSpc>
@@ -22550,6 +22024,7 @@
             <a:spcAft>
               <a:spcPct val="35000"/>
             </a:spcAft>
+            <a:buNone/>
           </a:pPr>
           <a:r>
             <a:rPr lang="es-CO" sz="900" kern="1200">
@@ -25114,7 +24589,7 @@
 </file>
 
 <file path=word/diagrams/quickStyle1.xml><?xml version="1.0" encoding="utf-8"?>
-<dgm:styleDef xmlns:dgm="http://schemas.openxmlformats.org/drawingml/2006/diagram" xmlns:a="http://schemas.openxmlformats.org/drawingml/2006/main" uniqueId="urn:microsoft.com/office/officeart/2005/8/quickstyle/simple1">
+<dgm:styleDef xmlns:dgm="http://schemas.openxmlformats.org/drawingml/2006/diagram" xmlns:a="http://schemas.openxmlformats.org/drawingml/2006/main" uniqueId="urn:microsoft.com/office/officeart/2005/8/quickstyle/simple1#1">
   <dgm:title val=""/>
   <dgm:desc val=""/>
   <dgm:catLst>
@@ -26148,7 +25623,7 @@
 </file>
 
 <file path=word/diagrams/quickStyle2.xml><?xml version="1.0" encoding="utf-8"?>
-<dgm:styleDef xmlns:dgm="http://schemas.openxmlformats.org/drawingml/2006/diagram" xmlns:a="http://schemas.openxmlformats.org/drawingml/2006/main" uniqueId="urn:microsoft.com/office/officeart/2005/8/quickstyle/simple1">
+<dgm:styleDef xmlns:dgm="http://schemas.openxmlformats.org/drawingml/2006/diagram" xmlns:a="http://schemas.openxmlformats.org/drawingml/2006/main" uniqueId="urn:microsoft.com/office/officeart/2005/8/quickstyle/simple1#2">
   <dgm:title val=""/>
   <dgm:desc val=""/>
   <dgm:catLst>
@@ -27182,7 +26657,7 @@
 </file>
 
 <file path=word/diagrams/quickStyle3.xml><?xml version="1.0" encoding="utf-8"?>
-<dgm:styleDef xmlns:dgm="http://schemas.openxmlformats.org/drawingml/2006/diagram" xmlns:a="http://schemas.openxmlformats.org/drawingml/2006/main" uniqueId="urn:microsoft.com/office/officeart/2005/8/quickstyle/simple1">
+<dgm:styleDef xmlns:dgm="http://schemas.openxmlformats.org/drawingml/2006/diagram" xmlns:a="http://schemas.openxmlformats.org/drawingml/2006/main" uniqueId="urn:microsoft.com/office/officeart/2005/8/quickstyle/simple1#3">
   <dgm:title val=""/>
   <dgm:desc val=""/>
   <dgm:catLst>
@@ -28545,23 +28020,12 @@
 </file>
 
 <file path=customXml/item2.xml><?xml version="1.0" encoding="utf-8"?>
-<p:properties xmlns:p="http://schemas.microsoft.com/office/2006/metadata/properties" xmlns:xsi="http://www.w3.org/2001/XMLSchema-instance" xmlns:pc="http://schemas.microsoft.com/office/infopath/2007/PartnerControls">
-  <documentManagement>
-    <TaxCatchAll xmlns="2c0ff4f8-6664-4eb8-8bb0-965f2536cb1b" xsi:nil="true"/>
-    <lcf76f155ced4ddcb4097134ff3c332f xmlns="2b6b437a-5846-4934-ac66-7de06297595b">
-      <Terms xmlns="http://schemas.microsoft.com/office/infopath/2007/PartnerControls"/>
-    </lcf76f155ced4ddcb4097134ff3c332f>
-  </documentManagement>
-</p:properties>
-</file>
-
-<file path=customXml/item3.xml><?xml version="1.0" encoding="utf-8"?>
 <go:gDocsCustomXmlDataStorage xmlns:go="http://customooxmlschemas.google.com/" xmlns:r="http://schemas.openxmlformats.org/officeDocument/2006/relationships">
   <go:docsCustomData xmlns:go="http://customooxmlschemas.google.com/" roundtripDataSignature="AMtx7mh3w1sXrKwdjzYCxjbwPkf7wsIk5w==">AMUW2mWhRc/xLonLdtoI8dz4BVu2GREgE7++Eme5Ko+W5/2G+QfXPKxV7NwLPPaJ77IM2LrlHDguxVZnDKcg4iQIvJIe+zJ9DBWjUaWFI+z0k4HbdiCFsJo=</go:docsCustomData>
 </go:gDocsCustomXmlDataStorage>
 </file>
 
-<file path=customXml/item4.xml><?xml version="1.0" encoding="utf-8"?>
+<file path=customXml/item3.xml><?xml version="1.0" encoding="utf-8"?>
 <ct:contentTypeSchema xmlns:ct="http://schemas.microsoft.com/office/2006/metadata/contentType" xmlns:ma="http://schemas.microsoft.com/office/2006/metadata/properties/metaAttributes" ct:_="" ma:_="" ma:contentTypeName="Documento" ma:contentTypeID="0x010100FD531872C7CE554584EF00C37E403D8B" ma:contentTypeVersion="12" ma:contentTypeDescription="Crear nuevo documento." ma:contentTypeScope="" ma:versionID="a0d89fd5b48a615df9537d24884bb7c6">
   <xsd:schema xmlns:xsd="http://www.w3.org/2001/XMLSchema" xmlns:xs="http://www.w3.org/2001/XMLSchema" xmlns:p="http://schemas.microsoft.com/office/2006/metadata/properties" xmlns:ns2="2b6b437a-5846-4934-ac66-7de06297595b" xmlns:ns3="2c0ff4f8-6664-4eb8-8bb0-965f2536cb1b" targetNamespace="http://schemas.microsoft.com/office/2006/metadata/properties" ma:root="true" ma:fieldsID="50ca0175e5ef1c7ebc90c8a78e9b38bb" ns2:_="" ns3:_="">
     <xsd:import namespace="2b6b437a-5846-4934-ac66-7de06297595b"/>
@@ -28762,6 +28226,17 @@
 </ct:contentTypeSchema>
 </file>
 
+<file path=customXml/item4.xml><?xml version="1.0" encoding="utf-8"?>
+<p:properties xmlns:p="http://schemas.microsoft.com/office/2006/metadata/properties" xmlns:xsi="http://www.w3.org/2001/XMLSchema-instance" xmlns:pc="http://schemas.microsoft.com/office/infopath/2007/PartnerControls">
+  <documentManagement>
+    <TaxCatchAll xmlns="2c0ff4f8-6664-4eb8-8bb0-965f2536cb1b" xsi:nil="true"/>
+    <lcf76f155ced4ddcb4097134ff3c332f xmlns="2b6b437a-5846-4934-ac66-7de06297595b">
+      <Terms xmlns="http://schemas.microsoft.com/office/infopath/2007/PartnerControls"/>
+    </lcf76f155ced4ddcb4097134ff3c332f>
+  </documentManagement>
+</p:properties>
+</file>
+
 <file path=customXml/item5.xml><?xml version="1.0" encoding="utf-8"?>
 <?mso-contentType ?>
 <FormTemplates xmlns="http://schemas.microsoft.com/sharepoint/v3/contenttype/forms">
@@ -28780,17 +28255,6 @@
 </file>
 
 <file path=customXml/itemProps2.xml><?xml version="1.0" encoding="utf-8"?>
-<ds:datastoreItem xmlns:ds="http://schemas.openxmlformats.org/officeDocument/2006/customXml" ds:itemID="{9D9B1A75-0210-4935-8179-95DF20A26AD1}">
-  <ds:schemaRefs>
-    <ds:schemaRef ds:uri="http://schemas.microsoft.com/office/2006/metadata/properties"/>
-    <ds:schemaRef ds:uri="http://schemas.microsoft.com/office/infopath/2007/PartnerControls"/>
-    <ds:schemaRef ds:uri="cb45339b-ced9-4d0d-8f64-77573914d53b"/>
-    <ds:schemaRef ds:uri="43a3ca16-9c26-4813-b83f-4aec9927b43f"/>
-  </ds:schemaRefs>
-</ds:datastoreItem>
-</file>
-
-<file path=customXml/itemProps3.xml><?xml version="1.0" encoding="utf-8"?>
 <ds:datastoreItem xmlns:ds="http://schemas.openxmlformats.org/officeDocument/2006/customXml" ds:itemID="{11111111-1234-1234-1234-123412341234}">
   <ds:schemaRefs>
     <ds:schemaRef ds:uri="http://customooxmlschemas.google.com/"/>
@@ -28799,8 +28263,34 @@
 </ds:datastoreItem>
 </file>
 
+<file path=customXml/itemProps3.xml><?xml version="1.0" encoding="utf-8"?>
+<ds:datastoreItem xmlns:ds="http://schemas.openxmlformats.org/officeDocument/2006/customXml" ds:itemID="{3D232367-74E4-4AAC-A37A-58FB1ADE6FBC}">
+  <ds:schemaRefs>
+    <ds:schemaRef ds:uri="http://schemas.microsoft.com/office/2006/metadata/contentType"/>
+    <ds:schemaRef ds:uri="http://schemas.microsoft.com/office/2006/metadata/properties/metaAttributes"/>
+    <ds:schemaRef ds:uri="http://www.w3.org/2001/XMLSchema"/>
+    <ds:schemaRef ds:uri="http://schemas.microsoft.com/office/2006/metadata/properties"/>
+    <ds:schemaRef ds:uri="2b6b437a-5846-4934-ac66-7de06297595b"/>
+    <ds:schemaRef ds:uri="2c0ff4f8-6664-4eb8-8bb0-965f2536cb1b"/>
+    <ds:schemaRef ds:uri="http://schemas.microsoft.com/office/2006/documentManagement/types"/>
+    <ds:schemaRef ds:uri="http://schemas.microsoft.com/office/infopath/2007/PartnerControls"/>
+    <ds:schemaRef ds:uri="http://schemas.openxmlformats.org/package/2006/metadata/core-properties"/>
+    <ds:schemaRef ds:uri="http://purl.org/dc/elements/1.1/"/>
+    <ds:schemaRef ds:uri="http://purl.org/dc/terms/"/>
+    <ds:schemaRef ds:uri="http://schemas.microsoft.com/internal/obd"/>
+  </ds:schemaRefs>
+</ds:datastoreItem>
+</file>
+
 <file path=customXml/itemProps4.xml><?xml version="1.0" encoding="utf-8"?>
-<ds:datastoreItem xmlns:ds="http://schemas.openxmlformats.org/officeDocument/2006/customXml" ds:itemID="{3D232367-74E4-4AAC-A37A-58FB1ADE6FBC}"/>
+<ds:datastoreItem xmlns:ds="http://schemas.openxmlformats.org/officeDocument/2006/customXml" ds:itemID="{9D9B1A75-0210-4935-8179-95DF20A26AD1}">
+  <ds:schemaRefs>
+    <ds:schemaRef ds:uri="http://schemas.microsoft.com/office/2006/metadata/properties"/>
+    <ds:schemaRef ds:uri="http://schemas.microsoft.com/office/infopath/2007/PartnerControls"/>
+    <ds:schemaRef ds:uri="2c0ff4f8-6664-4eb8-8bb0-965f2536cb1b"/>
+    <ds:schemaRef ds:uri="2b6b437a-5846-4934-ac66-7de06297595b"/>
+  </ds:schemaRefs>
+</ds:datastoreItem>
 </file>
 
 <file path=customXml/itemProps5.xml><?xml version="1.0" encoding="utf-8"?>
